--- a/paper/Trustworthy_RCA_Framework_Paper_IEEE.docx
+++ b/paper/Trustworthy_RCA_Framework_Paper_IEEE.docx
@@ -1804,7 +1804,7 @@
       </w:pPr>
     </w:p>
     <w:bookmarkEnd w:id="21"/>
-    <w:bookmarkStart w:id="22" w:name="iii.-problem-formulation"/>
+    <w:bookmarkStart w:id="26" w:name="iii.-problem-formulation"/>
     <w:p>
       <w:pPr>
         <w:pStyle w:val="Heading1"/>
@@ -1818,73 +1818,649 @@
         <w:pStyle w:val="FirstParagraph"/>
       </w:pPr>
       <w:r>
-        <w:t xml:space="preserve">Let X_t in R^d denote the KPI vector observed at minute t (d = 38 in</w:t>
-      </w:r>
-      <w:r>
-        <w:t xml:space="preserve"> </w:t>
-      </w:r>
-      <w:r>
-        <w:t xml:space="preserve">this study; in a real deployment d indexes named telecom KPIs such as</w:t>
-      </w:r>
-      <w:r>
-        <w:t xml:space="preserve"> </w:t>
-      </w:r>
-      <w:r>
-        <w:t xml:space="preserve">latency, packet loss, jitter, or handover-failure rate). A window of the</w:t>
-      </w:r>
-      <w:r>
-        <w:t xml:space="preserve"> </w:t>
-      </w:r>
-      <w:r>
-        <w:t xml:space="preserve">last W minutes is written X_(t-W+1:t).</w:t>
+        <w:t xml:space="preserve">Let</w:t>
+      </w:r>
+      <w:r>
+        <w:t xml:space="preserve"> </w:t>
+      </w:r>
+      <m:oMath>
+        <m:sSub>
+          <m:e>
+            <m:r>
+              <m:rPr>
+                <m:sty m:val="b"/>
+              </m:rPr>
+              <m:t>x</m:t>
+            </m:r>
+          </m:e>
+          <m:sub>
+            <m:r>
+              <m:t>t</m:t>
+            </m:r>
+          </m:sub>
+        </m:sSub>
+        <m:r>
+          <m:rPr>
+            <m:sty m:val="p"/>
+          </m:rPr>
+          <m:t>∈</m:t>
+        </m:r>
+        <m:sSup>
+          <m:e>
+            <m:r>
+              <m:rPr>
+                <m:sty m:val="p"/>
+                <m:scr m:val="double-struck"/>
+              </m:rPr>
+              <m:t>R</m:t>
+            </m:r>
+          </m:e>
+          <m:sup>
+            <m:r>
+              <m:t>d</m:t>
+            </m:r>
+          </m:sup>
+        </m:sSup>
+      </m:oMath>
+      <w:r>
+        <w:t xml:space="preserve"> </w:t>
+      </w:r>
+      <w:r>
+        <w:t xml:space="preserve">denote the KPI vector observed at time</w:t>
+      </w:r>
+      <w:r>
+        <w:t xml:space="preserve"> </w:t>
+      </w:r>
+      <w:r>
+        <w:t xml:space="preserve">step</w:t>
+      </w:r>
+      <w:r>
+        <w:t xml:space="preserve"> </w:t>
+      </w:r>
+      <m:oMath>
+        <m:r>
+          <m:t>t</m:t>
+        </m:r>
+      </m:oMath>
+      <w:r>
+        <w:t xml:space="preserve">, with</w:t>
+      </w:r>
+      <w:r>
+        <w:t xml:space="preserve"> </w:t>
+      </w:r>
+      <m:oMath>
+        <m:r>
+          <m:t>d</m:t>
+        </m:r>
+        <m:r>
+          <m:rPr>
+            <m:sty m:val="p"/>
+          </m:rPr>
+          <m:t>=</m:t>
+        </m:r>
+        <m:r>
+          <m:t>18</m:t>
+        </m:r>
+      </m:oMath>
+      <w:r>
+        <w:t xml:space="preserve"> </w:t>
+      </w:r>
+      <w:r>
+        <w:t xml:space="preserve">for TelecomTS,</w:t>
+      </w:r>
+      <w:r>
+        <w:t xml:space="preserve"> </w:t>
+      </w:r>
+      <m:oMath>
+        <m:r>
+          <m:t>d</m:t>
+        </m:r>
+        <m:r>
+          <m:rPr>
+            <m:sty m:val="p"/>
+          </m:rPr>
+          <m:t>=</m:t>
+        </m:r>
+        <m:r>
+          <m:t>24</m:t>
+        </m:r>
+      </m:oMath>
+      <w:r>
+        <w:t xml:space="preserve"> </w:t>
+      </w:r>
+      <w:r>
+        <w:t xml:space="preserve">for RCAEval, and</w:t>
+      </w:r>
+      <w:r>
+        <w:t xml:space="preserve"> </w:t>
+      </w:r>
+      <m:oMath>
+        <m:r>
+          <m:t>d</m:t>
+        </m:r>
+        <m:r>
+          <m:rPr>
+            <m:sty m:val="p"/>
+          </m:rPr>
+          <m:t>=</m:t>
+        </m:r>
+        <m:r>
+          <m:t>38</m:t>
+        </m:r>
+      </m:oMath>
+      <w:r>
+        <w:t xml:space="preserve"> </w:t>
+      </w:r>
+      <w:r>
+        <w:t xml:space="preserve">for</w:t>
+      </w:r>
+      <w:r>
+        <w:t xml:space="preserve"> </w:t>
+      </w:r>
+      <w:r>
+        <w:t xml:space="preserve">SMD. In deployment,</w:t>
+      </w:r>
+      <w:r>
+        <w:t xml:space="preserve"> </w:t>
+      </w:r>
+      <m:oMath>
+        <m:r>
+          <m:t>d</m:t>
+        </m:r>
+      </m:oMath>
+      <w:r>
+        <w:t xml:space="preserve"> </w:t>
+      </w:r>
+      <w:r>
+        <w:t xml:space="preserve">indexes named telecom KPIs such as latency, packet</w:t>
+      </w:r>
+      <w:r>
+        <w:t xml:space="preserve"> </w:t>
+      </w:r>
+      <w:r>
+        <w:t xml:space="preserve">loss, jitter, or handover-failure rate. Write the window of the</w:t>
+      </w:r>
+      <w:r>
+        <w:t xml:space="preserve"> </w:t>
+      </w:r>
+      <m:oMath>
+        <m:r>
+          <m:t>W</m:t>
+        </m:r>
+      </m:oMath>
+      <w:r>
+        <w:t xml:space="preserve"> </w:t>
+      </w:r>
+      <w:r>
+        <w:t xml:space="preserve">most</w:t>
+      </w:r>
+      <w:r>
+        <w:t xml:space="preserve"> </w:t>
+      </w:r>
+      <w:r>
+        <w:t xml:space="preserve">recent observations as</w:t>
+      </w:r>
+      <w:r>
+        <w:t xml:space="preserve"> </w:t>
+      </w:r>
+      <m:oMath>
+        <m:sSub>
+          <m:e>
+            <m:r>
+              <m:rPr>
+                <m:sty m:val="b"/>
+              </m:rPr>
+              <m:t>X</m:t>
+            </m:r>
+          </m:e>
+          <m:sub>
+            <m:r>
+              <m:t>t</m:t>
+            </m:r>
+            <m:r>
+              <m:rPr>
+                <m:sty m:val="p"/>
+              </m:rPr>
+              <m:t>−</m:t>
+            </m:r>
+            <m:r>
+              <m:t>W</m:t>
+            </m:r>
+            <m:r>
+              <m:rPr>
+                <m:sty m:val="p"/>
+              </m:rPr>
+              <m:t>+</m:t>
+            </m:r>
+            <m:r>
+              <m:t>1</m:t>
+            </m:r>
+            <m:r>
+              <m:rPr>
+                <m:sty m:val="p"/>
+              </m:rPr>
+              <m:t>:</m:t>
+            </m:r>
+            <m:r>
+              <m:t>t</m:t>
+            </m:r>
+          </m:sub>
+        </m:sSub>
+        <m:r>
+          <m:rPr>
+            <m:sty m:val="p"/>
+          </m:rPr>
+          <m:t>∈</m:t>
+        </m:r>
+        <m:sSup>
+          <m:e>
+            <m:r>
+              <m:rPr>
+                <m:sty m:val="p"/>
+                <m:scr m:val="double-struck"/>
+              </m:rPr>
+              <m:t>R</m:t>
+            </m:r>
+          </m:e>
+          <m:sup>
+            <m:r>
+              <m:t>W</m:t>
+            </m:r>
+            <m:r>
+              <m:rPr>
+                <m:sty m:val="p"/>
+              </m:rPr>
+              <m:t>×</m:t>
+            </m:r>
+            <m:r>
+              <m:t>d</m:t>
+            </m:r>
+          </m:sup>
+        </m:sSup>
+      </m:oMath>
+      <w:r>
+        <w:t xml:space="preserve">.</w:t>
+      </w:r>
+      <w:r>
+        <w:t xml:space="preserve"> </w:t>
+      </w:r>
+      <w:r>
+        <w:t xml:space="preserve">Throughout,</w:t>
+      </w:r>
+      <w:r>
+        <w:t xml:space="preserve"> </w:t>
+      </w:r>
+      <m:oMath>
+        <m:acc>
+          <m:accPr>
+            <m:chr m:val="̂"/>
+          </m:accPr>
+          <m:e>
+            <m:r>
+              <m:rPr>
+                <m:sty m:val="p"/>
+              </m:rPr>
+              <m:t>⋅</m:t>
+            </m:r>
+          </m:e>
+        </m:acc>
+      </m:oMath>
+      <w:r>
+        <w:t xml:space="preserve"> </w:t>
+      </w:r>
+      <w:r>
+        <w:t xml:space="preserve">denotes an estimated quantity and</w:t>
+      </w:r>
+      <w:r>
+        <w:t xml:space="preserve"> </w:t>
+      </w:r>
+      <m:oMath>
+        <m:r>
+          <m:t>H</m:t>
+        </m:r>
+      </m:oMath>
+      <w:r>
+        <w:t xml:space="preserve"> </w:t>
+      </w:r>
+      <w:r>
+        <w:t xml:space="preserve">the</w:t>
+      </w:r>
+      <w:r>
+        <w:t xml:space="preserve"> </w:t>
+      </w:r>
+      <w:r>
+        <w:t xml:space="preserve">prediction horizon.</w:t>
+      </w:r>
+    </w:p>
+    <w:bookmarkStart w:id="22" w:name="a.-early-warning-prediction"/>
+    <w:p>
+      <w:pPr>
+        <w:pStyle w:val="Heading2"/>
+      </w:pPr>
+      <w:r>
+        <w:t xml:space="preserve">A. Early-warning prediction</w:t>
       </w:r>
     </w:p>
     <w:p>
       <w:pPr>
-        <w:pStyle w:val="BodyText"/>
-      </w:pPr>
-      <w:r>
-        <w:rPr>
-          <w:bCs/>
-          <w:b/>
-        </w:rPr>
-        <w:t xml:space="preserve">Early-warning prediction (Component 1).</w:t>
+        <w:pStyle w:val="FirstParagraph"/>
+      </w:pPr>
+      <w:r>
+        <w:t xml:space="preserve">Component 1 learns a predictor</w:t>
+      </w:r>
+      <w:r>
+        <w:t xml:space="preserve"> </w:t>
+      </w:r>
+      <m:oMath>
+        <m:sSub>
+          <m:e>
+            <m:r>
+              <m:t>f</m:t>
+            </m:r>
+          </m:e>
+          <m:sub>
+            <m:r>
+              <m:t>θ</m:t>
+            </m:r>
+          </m:sub>
+        </m:sSub>
+      </m:oMath>
+      <w:r>
+        <w:t xml:space="preserve"> </w:t>
+      </w:r>
+      <w:r>
+        <w:t xml:space="preserve">mapping a window to a degradation</w:t>
+      </w:r>
+      <w:r>
+        <w:t xml:space="preserve"> </w:t>
+      </w:r>
+      <w:r>
+        <w:t xml:space="preserve">probability,</w:t>
       </w:r>
     </w:p>
     <w:p>
       <w:pPr>
-        <w:pStyle w:val="BlockText"/>
-      </w:pPr>
-      <w:r>
-        <w:t xml:space="preserve">y_hat_t = f_theta( X_(t-W+1:t) ) in [0, 1]</w:t>
+        <w:pStyle w:val="BodyText"/>
+        <w:tabs>
+          <w:tab w:val="center" w:pos="2520"/>
+          <w:tab w:val="right" w:pos="5040"/>
+        </w:tabs>
+        <w:ind w:firstLine="0"/>
+      </w:pPr>
+      <w:r>
+        <w:tab/>
+      </w:r>
+      <m:oMath>
+        <m:sSub>
+          <m:e>
+            <m:acc>
+              <m:accPr>
+                <m:chr m:val="̂"/>
+              </m:accPr>
+              <m:e>
+                <m:r>
+                  <m:t>y</m:t>
+                </m:r>
+              </m:e>
+            </m:acc>
+          </m:e>
+          <m:sub>
+            <m:r>
+              <m:t>t</m:t>
+            </m:r>
+          </m:sub>
+        </m:sSub>
+        <m:r>
+          <m:rPr>
+            <m:sty m:val="p"/>
+          </m:rPr>
+          <m:t>=</m:t>
+        </m:r>
+        <m:sSub>
+          <m:e>
+            <m:r>
+              <m:t>f</m:t>
+            </m:r>
+          </m:e>
+          <m:sub>
+            <m:r>
+              <m:t>θ</m:t>
+            </m:r>
+          </m:sub>
+        </m:sSub>
+        <m:r>
+          <m:t>​</m:t>
+        </m:r>
+        <m:d>
+          <m:dPr>
+            <m:begChr m:val="("/>
+            <m:endChr m:val=")"/>
+            <m:sepChr m:val=""/>
+            <m:grow/>
+          </m:dPr>
+          <m:e>
+            <m:sSub>
+              <m:e>
+                <m:r>
+                  <m:rPr>
+                    <m:sty m:val="b"/>
+                  </m:rPr>
+                  <m:t>X</m:t>
+                </m:r>
+              </m:e>
+              <m:sub>
+                <m:r>
+                  <m:t>t</m:t>
+                </m:r>
+                <m:r>
+                  <m:rPr>
+                    <m:sty m:val="p"/>
+                  </m:rPr>
+                  <m:t>−</m:t>
+                </m:r>
+                <m:r>
+                  <m:t>W</m:t>
+                </m:r>
+                <m:r>
+                  <m:rPr>
+                    <m:sty m:val="p"/>
+                  </m:rPr>
+                  <m:t>+</m:t>
+                </m:r>
+                <m:r>
+                  <m:t>1</m:t>
+                </m:r>
+                <m:r>
+                  <m:rPr>
+                    <m:sty m:val="p"/>
+                  </m:rPr>
+                  <m:t>:</m:t>
+                </m:r>
+                <m:r>
+                  <m:t>t</m:t>
+                </m:r>
+              </m:sub>
+            </m:sSub>
+          </m:e>
+        </m:d>
+        <m:r>
+          <m:rPr>
+            <m:sty m:val="p"/>
+          </m:rPr>
+          <m:t>∈</m:t>
+        </m:r>
+        <m:d>
+          <m:dPr>
+            <m:begChr m:val="["/>
+            <m:endChr m:val="]"/>
+            <m:sepChr m:val=""/>
+            <m:grow/>
+          </m:dPr>
+          <m:e>
+            <m:r>
+              <m:t>0</m:t>
+            </m:r>
+            <m:r>
+              <m:rPr>
+                <m:sty m:val="p"/>
+              </m:rPr>
+              <m:t>,</m:t>
+            </m:r>
+            <m:r>
+              <m:t>1</m:t>
+            </m:r>
+          </m:e>
+        </m:d>
+        <m:r>
+          <m:rPr>
+            <m:sty m:val="p"/>
+          </m:rPr>
+          <m:t>,</m:t>
+        </m:r>
+      </m:oMath>
+      <w:r>
+        <w:tab/>
+        <w:t>(1)</w:t>
       </w:r>
     </w:p>
     <w:p>
       <w:pPr>
-        <w:pStyle w:val="BlockText"/>
-      </w:pPr>
-      <w:r>
-        <w:t xml:space="preserve">y_t = 1 iff an anomaly occurs at some tau in (t, t+H] (H = prediction</w:t>
-      </w:r>
-      <w:r>
-        <w:t xml:space="preserve"> </w:t>
-      </w:r>
-      <w:r>
-        <w:t xml:space="preserve">horizon)</w:t>
+        <w:pStyle w:val="FirstParagraph"/>
+      </w:pPr>
+      <w:r>
+        <w:t xml:space="preserve">against the forward-looking label</w:t>
       </w:r>
     </w:p>
     <w:p>
       <w:pPr>
-        <w:pStyle w:val="BlockText"/>
-      </w:pPr>
-      <w:r>
-        <w:t xml:space="preserve">L(theta) = - sum_t w_{y_t} [ y_t log(y_hat_t) + (1 - y_t) log(1 -</w:t>
-      </w:r>
-      <w:r>
-        <w:t xml:space="preserve"> </w:t>
-      </w:r>
-      <w:r>
-        <w:t xml:space="preserve">y_hat_t) ]</w:t>
+        <w:pStyle w:val="BodyText"/>
+        <w:tabs>
+          <w:tab w:val="center" w:pos="2520"/>
+          <w:tab w:val="right" w:pos="5040"/>
+        </w:tabs>
+        <w:ind w:firstLine="0"/>
+      </w:pPr>
+      <w:r>
+        <w:tab/>
+      </w:r>
+      <m:oMath>
+        <m:sSub>
+          <m:e>
+            <m:r>
+              <m:t>y</m:t>
+            </m:r>
+          </m:e>
+          <m:sub>
+            <m:r>
+              <m:t>t</m:t>
+            </m:r>
+          </m:sub>
+        </m:sSub>
+        <m:r>
+          <m:rPr>
+            <m:sty m:val="p"/>
+          </m:rPr>
+          <m:t>=</m:t>
+        </m:r>
+        <m:r>
+          <m:rPr>
+            <m:sty m:val="b"/>
+          </m:rPr>
+          <m:t>1</m:t>
+        </m:r>
+        <m:r>
+          <m:t>​</m:t>
+        </m:r>
+        <m:d>
+          <m:dPr>
+            <m:begChr m:val="["/>
+            <m:endChr m:val="]"/>
+            <m:sepChr m:val=""/>
+            <m:grow/>
+          </m:dPr>
+          <m:e>
+            <m:r>
+              <m:t> </m:t>
+            </m:r>
+            <m:r>
+              <m:rPr>
+                <m:sty m:val="p"/>
+              </m:rPr>
+              <m:t>∃</m:t>
+            </m:r>
+            <m:r>
+              <m:t> </m:t>
+            </m:r>
+            <m:r>
+              <m:t>τ</m:t>
+            </m:r>
+            <m:r>
+              <m:rPr>
+                <m:sty m:val="p"/>
+              </m:rPr>
+              <m:t>∈</m:t>
+            </m:r>
+            <m:r>
+              <m:rPr>
+                <m:sty m:val="p"/>
+              </m:rPr>
+              <m:t>(</m:t>
+            </m:r>
+            <m:r>
+              <m:t>t</m:t>
+            </m:r>
+            <m:r>
+              <m:rPr>
+                <m:sty m:val="p"/>
+              </m:rPr>
+              <m:t>,</m:t>
+            </m:r>
+            <m:r>
+              <m:t> </m:t>
+            </m:r>
+            <m:r>
+              <m:t>t</m:t>
+            </m:r>
+            <m:r>
+              <m:rPr>
+                <m:sty m:val="p"/>
+              </m:rPr>
+              <m:t>+</m:t>
+            </m:r>
+            <m:r>
+              <m:t>H</m:t>
+            </m:r>
+            <m:r>
+              <m:rPr>
+                <m:sty m:val="p"/>
+              </m:rPr>
+              <m:t>]</m:t>
+            </m:r>
+            <m:r>
+              <m:t> </m:t>
+            </m:r>
+            <m:r>
+              <m:rPr>
+                <m:nor/>
+                <m:sty m:val="p"/>
+              </m:rPr>
+              <m:t>anomalous</m:t>
+            </m:r>
+            <m:r>
+              <m:t> </m:t>
+            </m:r>
+          </m:e>
+        </m:d>
+        <m:r>
+          <m:rPr>
+            <m:sty m:val="p"/>
+          </m:rPr>
+          <m:t>,</m:t>
+        </m:r>
+      </m:oMath>
+      <w:r>
+        <w:tab/>
+        <w:t>(2)</w:t>
       </w:r>
     </w:p>
     <w:p>
@@ -1892,45 +2468,352 @@
         <w:pStyle w:val="FirstParagraph"/>
       </w:pPr>
       <w:r>
-        <w:t xml:space="preserve">f_theta ranges over a gradient-boosted tree ensemble and a Transformer</w:t>
-      </w:r>
-      <w:r>
-        <w:t xml:space="preserve"> </w:t>
-      </w:r>
-      <w:r>
-        <w:t xml:space="preserve">encoder in this study (Section IV.1); w_{y_t} is a class-imbalance</w:t>
-      </w:r>
-      <w:r>
-        <w:t xml:space="preserve"> </w:t>
-      </w:r>
-      <w:r>
-        <w:t xml:space="preserve">weight.</w:t>
+        <w:t xml:space="preserve">so that a positive label at</w:t>
+      </w:r>
+      <w:r>
+        <w:t xml:space="preserve"> </w:t>
+      </w:r>
+      <m:oMath>
+        <m:r>
+          <m:t>t</m:t>
+        </m:r>
+      </m:oMath>
+      <w:r>
+        <w:t xml:space="preserve"> </w:t>
+      </w:r>
+      <w:r>
+        <w:t xml:space="preserve">asserts a future event and the predictor</w:t>
+      </w:r>
+      <w:r>
+        <w:t xml:space="preserve"> </w:t>
+      </w:r>
+      <w:r>
+        <w:t xml:space="preserve">observes nothing after</w:t>
+      </w:r>
+      <w:r>
+        <w:t xml:space="preserve"> </w:t>
+      </w:r>
+      <m:oMath>
+        <m:r>
+          <m:t>t</m:t>
+        </m:r>
+      </m:oMath>
+      <w:r>
+        <w:t xml:space="preserve">. Parameters are fitted by minimizing the</w:t>
+      </w:r>
+      <w:r>
+        <w:t xml:space="preserve"> </w:t>
+      </w:r>
+      <w:r>
+        <w:t xml:space="preserve">class-weighted cross-entropy</w:t>
       </w:r>
     </w:p>
     <w:p>
       <w:pPr>
         <w:pStyle w:val="BodyText"/>
-      </w:pPr>
-      <w:r>
-        <w:rPr>
-          <w:bCs/>
-          <w:b/>
-        </w:rPr>
-        <w:t xml:space="preserve">Attribution (Component 2).</w:t>
+        <w:tabs>
+          <w:tab w:val="center" w:pos="2520"/>
+          <w:tab w:val="right" w:pos="5040"/>
+        </w:tabs>
+        <w:ind w:firstLine="0"/>
+      </w:pPr>
+      <w:r>
+        <w:tab/>
+      </w:r>
+      <m:oMath>
+        <m:r>
+          <m:rPr>
+            <m:sty m:val="p"/>
+            <m:scr m:val="script"/>
+          </m:rPr>
+          <m:t>L</m:t>
+        </m:r>
+        <m:d>
+          <m:dPr>
+            <m:begChr m:val="("/>
+            <m:endChr m:val=")"/>
+            <m:sepChr m:val=""/>
+            <m:grow/>
+          </m:dPr>
+          <m:e>
+            <m:r>
+              <m:t>θ</m:t>
+            </m:r>
+          </m:e>
+        </m:d>
+        <m:r>
+          <m:rPr>
+            <m:sty m:val="p"/>
+          </m:rPr>
+          <m:t>=</m:t>
+        </m:r>
+        <m:r>
+          <m:rPr>
+            <m:sty m:val="p"/>
+          </m:rPr>
+          <m:t>−</m:t>
+        </m:r>
+        <m:nary>
+          <m:naryPr>
+            <m:chr m:val="∑"/>
+            <m:limLoc m:val="undOvr"/>
+            <m:subHide m:val="off"/>
+            <m:supHide m:val="on"/>
+          </m:naryPr>
+          <m:sub>
+            <m:r>
+              <m:t>t</m:t>
+            </m:r>
+          </m:sub>
+          <m:sup>
+            <m:r>
+              <m:t>​</m:t>
+            </m:r>
+          </m:sup>
+          <m:e>
+            <m:sSub>
+              <m:e>
+                <m:r>
+                  <m:t>w</m:t>
+                </m:r>
+              </m:e>
+              <m:sub>
+                <m:sSub>
+                  <m:e>
+                    <m:r>
+                      <m:t>y</m:t>
+                    </m:r>
+                  </m:e>
+                  <m:sub>
+                    <m:r>
+                      <m:t>t</m:t>
+                    </m:r>
+                  </m:sub>
+                </m:sSub>
+              </m:sub>
+            </m:sSub>
+          </m:e>
+        </m:nary>
+        <m:r>
+          <m:t>​</m:t>
+        </m:r>
+        <m:d>
+          <m:dPr>
+            <m:begChr m:val="["/>
+            <m:endChr m:val="]"/>
+            <m:sepChr m:val=""/>
+            <m:grow/>
+          </m:dPr>
+          <m:e>
+            <m:r>
+              <m:t> </m:t>
+            </m:r>
+            <m:sSub>
+              <m:e>
+                <m:r>
+                  <m:t>y</m:t>
+                </m:r>
+              </m:e>
+              <m:sub>
+                <m:r>
+                  <m:t>t</m:t>
+                </m:r>
+              </m:sub>
+            </m:sSub>
+            <m:r>
+              <m:rPr>
+                <m:sty m:val="p"/>
+              </m:rPr>
+              <m:t>log</m:t>
+            </m:r>
+            <m:sSub>
+              <m:e>
+                <m:acc>
+                  <m:accPr>
+                    <m:chr m:val="̂"/>
+                  </m:accPr>
+                  <m:e>
+                    <m:r>
+                      <m:t>y</m:t>
+                    </m:r>
+                  </m:e>
+                </m:acc>
+              </m:e>
+              <m:sub>
+                <m:r>
+                  <m:t>t</m:t>
+                </m:r>
+              </m:sub>
+            </m:sSub>
+            <m:r>
+              <m:rPr>
+                <m:sty m:val="p"/>
+              </m:rPr>
+              <m:t>+</m:t>
+            </m:r>
+            <m:d>
+              <m:dPr>
+                <m:begChr m:val="("/>
+                <m:endChr m:val=")"/>
+                <m:sepChr m:val=""/>
+                <m:grow/>
+              </m:dPr>
+              <m:e>
+                <m:r>
+                  <m:t>1</m:t>
+                </m:r>
+                <m:r>
+                  <m:rPr>
+                    <m:sty m:val="p"/>
+                  </m:rPr>
+                  <m:t>−</m:t>
+                </m:r>
+                <m:sSub>
+                  <m:e>
+                    <m:r>
+                      <m:t>y</m:t>
+                    </m:r>
+                  </m:e>
+                  <m:sub>
+                    <m:r>
+                      <m:t>t</m:t>
+                    </m:r>
+                  </m:sub>
+                </m:sSub>
+              </m:e>
+            </m:d>
+            <m:r>
+              <m:rPr>
+                <m:sty m:val="p"/>
+              </m:rPr>
+              <m:t>log</m:t>
+            </m:r>
+            <m:r>
+              <m:t>​</m:t>
+            </m:r>
+            <m:d>
+              <m:dPr>
+                <m:begChr m:val="("/>
+                <m:endChr m:val=")"/>
+                <m:sepChr m:val=""/>
+                <m:grow/>
+              </m:dPr>
+              <m:e>
+                <m:r>
+                  <m:t>1</m:t>
+                </m:r>
+                <m:r>
+                  <m:rPr>
+                    <m:sty m:val="p"/>
+                  </m:rPr>
+                  <m:t>−</m:t>
+                </m:r>
+                <m:sSub>
+                  <m:e>
+                    <m:acc>
+                      <m:accPr>
+                        <m:chr m:val="̂"/>
+                      </m:accPr>
+                      <m:e>
+                        <m:r>
+                          <m:t>y</m:t>
+                        </m:r>
+                      </m:e>
+                    </m:acc>
+                  </m:e>
+                  <m:sub>
+                    <m:r>
+                      <m:t>t</m:t>
+                    </m:r>
+                  </m:sub>
+                </m:sSub>
+              </m:e>
+            </m:d>
+          </m:e>
+        </m:d>
+        <m:r>
+          <m:rPr>
+            <m:sty m:val="p"/>
+          </m:rPr>
+          <m:t>,</m:t>
+        </m:r>
+      </m:oMath>
+      <w:r>
+        <w:tab/>
+        <w:t>(3)</w:t>
       </w:r>
     </w:p>
     <w:p>
       <w:pPr>
-        <w:pStyle w:val="BlockText"/>
-      </w:pPr>
-      <w:r>
-        <w:t xml:space="preserve">phi_i(x) = sum_{S subseteq N\{i}} [|S|!(|N|-|S|-1)!/|N|!]</w:t>
-      </w:r>
-      <w:r>
-        <w:t xml:space="preserve"> </w:t>
-      </w:r>
-      <w:r>
-        <w:t xml:space="preserve">* [ f(S u {i}) - f(S) ]</w:t>
+        <w:pStyle w:val="FirstParagraph"/>
+      </w:pPr>
+      <w:r>
+        <w:t xml:space="preserve">where</w:t>
+      </w:r>
+      <w:r>
+        <w:t xml:space="preserve"> </w:t>
+      </w:r>
+      <m:oMath>
+        <m:sSub>
+          <m:e>
+            <m:r>
+              <m:t>w</m:t>
+            </m:r>
+          </m:e>
+          <m:sub>
+            <m:sSub>
+              <m:e>
+                <m:r>
+                  <m:t>y</m:t>
+                </m:r>
+              </m:e>
+              <m:sub>
+                <m:r>
+                  <m:t>t</m:t>
+                </m:r>
+              </m:sub>
+            </m:sSub>
+          </m:sub>
+        </m:sSub>
+      </m:oMath>
+      <w:r>
+        <w:t xml:space="preserve"> </w:t>
+      </w:r>
+      <w:r>
+        <w:t xml:space="preserve">compensates for class imbalance. In this study</w:t>
+      </w:r>
+      <w:r>
+        <w:t xml:space="preserve"> </w:t>
+      </w:r>
+      <m:oMath>
+        <m:sSub>
+          <m:e>
+            <m:r>
+              <m:t>f</m:t>
+            </m:r>
+          </m:e>
+          <m:sub>
+            <m:r>
+              <m:t>θ</m:t>
+            </m:r>
+          </m:sub>
+        </m:sSub>
+      </m:oMath>
+      <w:r>
+        <w:t xml:space="preserve"> </w:t>
+      </w:r>
+      <w:r>
+        <w:t xml:space="preserve">ranges over the model hierarchy of Section V.5.</w:t>
+      </w:r>
+    </w:p>
+    <w:bookmarkEnd w:id="22"/>
+    <w:bookmarkStart w:id="23" w:name="b.-attribution"/>
+    <w:p>
+      <w:pPr>
+        <w:pStyle w:val="Heading2"/>
+      </w:pPr>
+      <w:r>
+        <w:t xml:space="preserve">B. Attribution</w:t>
       </w:r>
     </w:p>
     <w:p>
@@ -1938,71 +2821,481 @@
         <w:pStyle w:val="FirstParagraph"/>
       </w:pPr>
       <w:r>
-        <w:t xml:space="preserve">phi_i(x) is the Shapley value of feature i for input x; per-KPI</w:t>
-      </w:r>
-      <w:r>
-        <w:t xml:space="preserve"> </w:t>
-      </w:r>
-      <w:r>
-        <w:t xml:space="preserve">importance aggregates the Shapley values of that KPI's derived tabular</w:t>
-      </w:r>
-      <w:r>
-        <w:t xml:space="preserve"> </w:t>
-      </w:r>
-      <w:r>
-        <w:t xml:space="preserve">features (Section V.2).</w:t>
+        <w:t xml:space="preserve">Component 2 assigns each feature</w:t>
+      </w:r>
+      <w:r>
+        <w:t xml:space="preserve"> </w:t>
+      </w:r>
+      <m:oMath>
+        <m:r>
+          <m:t>i</m:t>
+        </m:r>
+      </m:oMath>
+      <w:r>
+        <w:t xml:space="preserve"> </w:t>
+      </w:r>
+      <w:r>
+        <w:t xml:space="preserve">its Shapley value with respect to the</w:t>
+      </w:r>
+      <w:r>
+        <w:t xml:space="preserve"> </w:t>
+      </w:r>
+      <w:r>
+        <w:t xml:space="preserve">fitted predictor</w:t>
+      </w:r>
+      <w:r>
+        <w:t xml:space="preserve"> </w:t>
+      </w:r>
+      <m:oMath>
+        <m:r>
+          <m:t>f</m:t>
+        </m:r>
+      </m:oMath>
+      <w:r>
+        <w:t xml:space="preserve">,</w:t>
       </w:r>
     </w:p>
     <w:p>
       <w:pPr>
         <w:pStyle w:val="BodyText"/>
-      </w:pPr>
-      <w:r>
-        <w:rPr>
-          <w:bCs/>
-          <w:b/>
-        </w:rPr>
-        <w:t xml:space="preserve">Causal filter (Component 3).</w:t>
+        <w:tabs>
+          <w:tab w:val="center" w:pos="2520"/>
+          <w:tab w:val="right" w:pos="5040"/>
+        </w:tabs>
+        <w:ind w:firstLine="0"/>
+      </w:pPr>
+      <w:r>
+        <w:tab/>
+      </w:r>
+      <m:oMath>
+        <m:sSub>
+          <m:e>
+            <m:r>
+              <m:t>ϕ</m:t>
+            </m:r>
+          </m:e>
+          <m:sub>
+            <m:r>
+              <m:t>i</m:t>
+            </m:r>
+          </m:sub>
+        </m:sSub>
+        <m:d>
+          <m:dPr>
+            <m:begChr m:val="("/>
+            <m:endChr m:val=")"/>
+            <m:sepChr m:val=""/>
+            <m:grow/>
+          </m:dPr>
+          <m:e>
+            <m:r>
+              <m:t>x</m:t>
+            </m:r>
+          </m:e>
+        </m:d>
+        <m:r>
+          <m:rPr>
+            <m:sty m:val="p"/>
+          </m:rPr>
+          <m:t>=</m:t>
+        </m:r>
+        <m:nary>
+          <m:naryPr>
+            <m:chr m:val="∑"/>
+            <m:limLoc m:val="undOvr"/>
+            <m:subHide m:val="off"/>
+            <m:supHide m:val="on"/>
+          </m:naryPr>
+          <m:sub>
+            <m:r>
+              <m:t>S</m:t>
+            </m:r>
+            <m:r>
+              <m:rPr>
+                <m:sty m:val="p"/>
+              </m:rPr>
+              <m:t>⊆</m:t>
+            </m:r>
+            <m:r>
+              <m:t>N</m:t>
+            </m:r>
+            <m:r>
+              <m:rPr>
+                <m:sty m:val="p"/>
+              </m:rPr>
+              <m:t>\</m:t>
+            </m:r>
+            <m:r>
+              <m:rPr>
+                <m:sty m:val="p"/>
+              </m:rPr>
+              <m:t>{</m:t>
+            </m:r>
+            <m:r>
+              <m:t>i</m:t>
+            </m:r>
+            <m:r>
+              <m:rPr>
+                <m:sty m:val="p"/>
+              </m:rPr>
+              <m:t>}</m:t>
+            </m:r>
+          </m:sub>
+          <m:sup>
+            <m:r>
+              <m:t>​</m:t>
+            </m:r>
+          </m:sup>
+          <m:e>
+            <m:sSub>
+              <m:e>
+                <m:r>
+                  <m:t>w</m:t>
+                </m:r>
+              </m:e>
+              <m:sub>
+                <m:r>
+                  <m:t>S</m:t>
+                </m:r>
+              </m:sub>
+            </m:sSub>
+          </m:e>
+        </m:nary>
+        <m:d>
+          <m:dPr>
+            <m:begChr m:val="["/>
+            <m:endChr m:val="]"/>
+            <m:sepChr m:val=""/>
+            <m:grow/>
+          </m:dPr>
+          <m:e>
+            <m:r>
+              <m:t>f</m:t>
+            </m:r>
+            <m:d>
+              <m:dPr>
+                <m:begChr m:val="("/>
+                <m:endChr m:val=")"/>
+                <m:sepChr m:val=""/>
+                <m:grow/>
+              </m:dPr>
+              <m:e>
+                <m:r>
+                  <m:t>S</m:t>
+                </m:r>
+                <m:r>
+                  <m:rPr>
+                    <m:sty m:val="p"/>
+                  </m:rPr>
+                  <m:t>∪</m:t>
+                </m:r>
+                <m:r>
+                  <m:rPr>
+                    <m:sty m:val="p"/>
+                  </m:rPr>
+                  <m:t>{</m:t>
+                </m:r>
+                <m:r>
+                  <m:t>i</m:t>
+                </m:r>
+                <m:r>
+                  <m:rPr>
+                    <m:sty m:val="p"/>
+                  </m:rPr>
+                  <m:t>}</m:t>
+                </m:r>
+              </m:e>
+            </m:d>
+            <m:r>
+              <m:rPr>
+                <m:sty m:val="p"/>
+              </m:rPr>
+              <m:t>−</m:t>
+            </m:r>
+            <m:r>
+              <m:t>f</m:t>
+            </m:r>
+            <m:d>
+              <m:dPr>
+                <m:begChr m:val="("/>
+                <m:endChr m:val=")"/>
+                <m:sepChr m:val=""/>
+                <m:grow/>
+              </m:dPr>
+              <m:e>
+                <m:r>
+                  <m:t>S</m:t>
+                </m:r>
+              </m:e>
+            </m:d>
+          </m:e>
+        </m:d>
+        <m:r>
+          <m:rPr>
+            <m:sty m:val="p"/>
+          </m:rPr>
+          <m:t>,</m:t>
+        </m:r>
+      </m:oMath>
+      <w:r>
+        <w:tab/>
+        <w:t>(4)</w:t>
       </w:r>
     </w:p>
     <w:p>
       <w:pPr>
-        <w:pStyle w:val="BodyText"/>
-      </w:pPr>
-      <w:r>
-        <w:t xml:space="preserve">For candidate KPI i and target KPI j, i is retained as causal evidence</w:t>
-      </w:r>
-      <w:r>
-        <w:t xml:space="preserve"> </w:t>
-      </w:r>
-      <w:r>
-        <w:t xml:space="preserve">for j if, at some lag l in {1,...,L}, the null hypothesis that i's</w:t>
-      </w:r>
-      <w:r>
-        <w:t xml:space="preserve"> </w:t>
-      </w:r>
-      <w:r>
-        <w:t xml:space="preserve">past does not improve the prediction of j's future (beyond j's own</w:t>
-      </w:r>
-      <w:r>
-        <w:t xml:space="preserve"> </w:t>
-      </w:r>
-      <w:r>
-        <w:t xml:space="preserve">past) is rejected by an SSR F-test at p &lt; 0.05:</w:t>
+        <w:pStyle w:val="FirstParagraph"/>
+        <w:tabs>
+          <w:tab w:val="center" w:pos="2520"/>
+          <w:tab w:val="right" w:pos="5040"/>
+        </w:tabs>
+        <w:ind w:firstLine="0"/>
+      </w:pPr>
+      <w:r>
+        <w:tab/>
+      </w:r>
+      <m:oMath>
+        <m:sSub>
+          <m:e>
+            <m:r>
+              <m:t>w</m:t>
+            </m:r>
+          </m:e>
+          <m:sub>
+            <m:r>
+              <m:t>S</m:t>
+            </m:r>
+          </m:sub>
+        </m:sSub>
+        <m:r>
+          <m:rPr>
+            <m:sty m:val="p"/>
+          </m:rPr>
+          <m:t>=</m:t>
+        </m:r>
+        <m:f>
+          <m:fPr>
+            <m:type m:val="bar"/>
+          </m:fPr>
+          <m:num>
+            <m:d>
+              <m:dPr>
+                <m:begChr m:val="|"/>
+                <m:endChr m:val="|"/>
+                <m:sepChr m:val=""/>
+                <m:grow/>
+              </m:dPr>
+              <m:e>
+                <m:r>
+                  <m:t>S</m:t>
+                </m:r>
+              </m:e>
+            </m:d>
+            <m:r>
+              <m:rPr>
+                <m:sty m:val="p"/>
+              </m:rPr>
+              <m:t>!</m:t>
+            </m:r>
+            <m:r>
+              <m:t> </m:t>
+            </m:r>
+            <m:d>
+              <m:dPr>
+                <m:begChr m:val="("/>
+                <m:endChr m:val=")"/>
+                <m:sepChr m:val=""/>
+                <m:grow/>
+              </m:dPr>
+              <m:e>
+                <m:d>
+                  <m:dPr>
+                    <m:begChr m:val="|"/>
+                    <m:endChr m:val="|"/>
+                    <m:sepChr m:val=""/>
+                    <m:grow/>
+                  </m:dPr>
+                  <m:e>
+                    <m:r>
+                      <m:t>N</m:t>
+                    </m:r>
+                  </m:e>
+                </m:d>
+                <m:r>
+                  <m:rPr>
+                    <m:sty m:val="p"/>
+                  </m:rPr>
+                  <m:t>−</m:t>
+                </m:r>
+                <m:d>
+                  <m:dPr>
+                    <m:begChr m:val="|"/>
+                    <m:endChr m:val="|"/>
+                    <m:sepChr m:val=""/>
+                    <m:grow/>
+                  </m:dPr>
+                  <m:e>
+                    <m:r>
+                      <m:t>S</m:t>
+                    </m:r>
+                  </m:e>
+                </m:d>
+                <m:r>
+                  <m:rPr>
+                    <m:sty m:val="p"/>
+                  </m:rPr>
+                  <m:t>−</m:t>
+                </m:r>
+                <m:r>
+                  <m:t>1</m:t>
+                </m:r>
+              </m:e>
+            </m:d>
+            <m:r>
+              <m:rPr>
+                <m:sty m:val="p"/>
+              </m:rPr>
+              <m:t>!</m:t>
+            </m:r>
+          </m:num>
+          <m:den>
+            <m:d>
+              <m:dPr>
+                <m:begChr m:val="|"/>
+                <m:endChr m:val="|"/>
+                <m:sepChr m:val=""/>
+                <m:grow/>
+              </m:dPr>
+              <m:e>
+                <m:r>
+                  <m:t>N</m:t>
+                </m:r>
+              </m:e>
+            </m:d>
+            <m:r>
+              <m:rPr>
+                <m:sty m:val="p"/>
+              </m:rPr>
+              <m:t>!</m:t>
+            </m:r>
+          </m:den>
+        </m:f>
+        <m:r>
+          <m:rPr>
+            <m:sty m:val="p"/>
+          </m:rPr>
+          <m:t>,</m:t>
+        </m:r>
+      </m:oMath>
+      <w:r>
+        <w:tab/>
+        <w:t>(5)</w:t>
       </w:r>
     </w:p>
     <w:p>
       <w:pPr>
-        <w:pStyle w:val="BlockText"/>
-      </w:pPr>
-      <w:r>
-        <w:t xml:space="preserve">H0: Y_j,t ~ Y_j,(t-1..t-l) vs. H1: Y_j,t ~ Y_j,(t-1..t-l) +</w:t>
-      </w:r>
-      <w:r>
-        <w:t xml:space="preserve"> </w:t>
-      </w:r>
-      <w:r>
-        <w:t xml:space="preserve">X_i,(t-1..t-l)</w:t>
+        <w:pStyle w:val="FirstParagraph"/>
+      </w:pPr>
+      <w:r>
+        <w:t xml:space="preserve">where</w:t>
+      </w:r>
+      <w:r>
+        <w:t xml:space="preserve"> </w:t>
+      </w:r>
+      <m:oMath>
+        <m:r>
+          <m:t>N</m:t>
+        </m:r>
+      </m:oMath>
+      <w:r>
+        <w:t xml:space="preserve"> </w:t>
+      </w:r>
+      <w:r>
+        <w:t xml:space="preserve">is the feature set and</w:t>
+      </w:r>
+      <w:r>
+        <w:t xml:space="preserve"> </w:t>
+      </w:r>
+      <m:oMath>
+        <m:sSub>
+          <m:e>
+            <m:r>
+              <m:t>w</m:t>
+            </m:r>
+          </m:e>
+          <m:sub>
+            <m:r>
+              <m:t>S</m:t>
+            </m:r>
+          </m:sub>
+        </m:sSub>
+      </m:oMath>
+      <w:r>
+        <w:t xml:space="preserve"> </w:t>
+      </w:r>
+      <w:r>
+        <w:t xml:space="preserve">is the Shapley weight. Per-KPI importance aggregates</w:t>
+      </w:r>
+      <w:r>
+        <w:t xml:space="preserve"> </w:t>
+      </w:r>
+      <m:oMath>
+        <m:d>
+          <m:dPr>
+            <m:begChr m:val="|"/>
+            <m:endChr m:val="|"/>
+            <m:sepChr m:val=""/>
+            <m:grow/>
+          </m:dPr>
+          <m:e>
+            <m:sSub>
+              <m:e>
+                <m:r>
+                  <m:t>ϕ</m:t>
+                </m:r>
+              </m:e>
+              <m:sub>
+                <m:r>
+                  <m:t>i</m:t>
+                </m:r>
+              </m:sub>
+            </m:sSub>
+          </m:e>
+        </m:d>
+      </m:oMath>
+      <w:r>
+        <w:t xml:space="preserve"> </w:t>
+      </w:r>
+      <w:r>
+        <w:t xml:space="preserve">over</w:t>
+      </w:r>
+      <w:r>
+        <w:t xml:space="preserve"> </w:t>
+      </w:r>
+      <w:r>
+        <w:t xml:space="preserve">the derived features of that KPI (Section V.3). For tree ensembles this is</w:t>
+      </w:r>
+      <w:r>
+        <w:t xml:space="preserve"> </w:t>
+      </w:r>
+      <w:r>
+        <w:t xml:space="preserve">computed exactly rather than approximated, which Section VI.1 shows is</w:t>
+      </w:r>
+      <w:r>
+        <w:t xml:space="preserve"> </w:t>
+      </w:r>
+      <w:r>
+        <w:t xml:space="preserve">available on every leg because the strongest predictor is a tree model.</w:t>
+      </w:r>
+    </w:p>
+    <w:bookmarkEnd w:id="23"/>
+    <w:bookmarkStart w:id="24" w:name="c.-causal-filtering"/>
+    <w:p>
+      <w:pPr>
+        <w:pStyle w:val="Heading2"/>
+      </w:pPr>
+      <w:r>
+        <w:t xml:space="preserve">C. Causal filtering</w:t>
       </w:r>
     </w:p>
     <w:p>
@@ -2010,49 +3303,1083 @@
         <w:pStyle w:val="FirstParagraph"/>
       </w:pPr>
       <w:r>
-        <w:rPr>
-          <w:bCs/>
-          <w:b/>
-        </w:rPr>
-        <w:t xml:space="preserve">Calibration (Component 5).</w:t>
+        <w:t xml:space="preserve">Component 3 retains a candidate KPI</w:t>
+      </w:r>
+      <w:r>
+        <w:t xml:space="preserve"> </w:t>
+      </w:r>
+      <m:oMath>
+        <m:r>
+          <m:t>i</m:t>
+        </m:r>
+      </m:oMath>
+      <w:r>
+        <w:t xml:space="preserve"> </w:t>
+      </w:r>
+      <w:r>
+        <w:t xml:space="preserve">as causal evidence for target KPI</w:t>
+      </w:r>
+      <w:r>
+        <w:t xml:space="preserve"> </w:t>
+      </w:r>
+      <m:oMath>
+        <m:r>
+          <m:t>j</m:t>
+        </m:r>
+      </m:oMath>
+      <w:r>
+        <w:t xml:space="preserve"> </w:t>
+      </w:r>
+      <w:r>
+        <w:t xml:space="preserve">only if</w:t>
+      </w:r>
+      <w:r>
+        <w:t xml:space="preserve"> </w:t>
+      </w:r>
+      <m:oMath>
+        <m:r>
+          <m:t>i</m:t>
+        </m:r>
+      </m:oMath>
+      <w:r>
+        <w:t xml:space="preserve">’s past improves the prediction of</w:t>
+      </w:r>
+      <w:r>
+        <w:t xml:space="preserve"> </w:t>
+      </w:r>
+      <m:oMath>
+        <m:r>
+          <m:t>j</m:t>
+        </m:r>
+      </m:oMath>
+      <w:r>
+        <w:t xml:space="preserve">’s future beyond</w:t>
+      </w:r>
+      <w:r>
+        <w:t xml:space="preserve"> </w:t>
+      </w:r>
+      <m:oMath>
+        <m:r>
+          <m:t>j</m:t>
+        </m:r>
+      </m:oMath>
+      <w:r>
+        <w:t xml:space="preserve">’s</w:t>
+      </w:r>
+      <w:r>
+        <w:t xml:space="preserve"> </w:t>
+      </w:r>
+      <w:r>
+        <w:t xml:space="preserve">own past. For lag</w:t>
+      </w:r>
+      <w:r>
+        <w:t xml:space="preserve"> </w:t>
+      </w:r>
+      <m:oMath>
+        <m:r>
+          <m:rPr>
+            <m:sty m:val="p"/>
+          </m:rPr>
+          <m:t>ℓ</m:t>
+        </m:r>
+        <m:r>
+          <m:rPr>
+            <m:sty m:val="p"/>
+          </m:rPr>
+          <m:t>∈</m:t>
+        </m:r>
+        <m:r>
+          <m:rPr>
+            <m:sty m:val="p"/>
+          </m:rPr>
+          <m:t>{</m:t>
+        </m:r>
+        <m:r>
+          <m:t>1</m:t>
+        </m:r>
+        <m:r>
+          <m:rPr>
+            <m:sty m:val="p"/>
+          </m:rPr>
+          <m:t>,</m:t>
+        </m:r>
+        <m:r>
+          <m:rPr>
+            <m:sty m:val="p"/>
+          </m:rPr>
+          <m:t>…</m:t>
+        </m:r>
+        <m:r>
+          <m:rPr>
+            <m:sty m:val="p"/>
+          </m:rPr>
+          <m:t>,</m:t>
+        </m:r>
+        <m:r>
+          <m:t>L</m:t>
+        </m:r>
+        <m:r>
+          <m:rPr>
+            <m:sty m:val="p"/>
+          </m:rPr>
+          <m:t>}</m:t>
+        </m:r>
+      </m:oMath>
+      <w:r>
+        <w:t xml:space="preserve"> </w:t>
+      </w:r>
+      <w:r>
+        <w:t xml:space="preserve">the test contrasts the null and alternative</w:t>
       </w:r>
     </w:p>
     <w:p>
       <w:pPr>
         <w:pStyle w:val="BodyText"/>
-      </w:pPr>
-      <w:r>
-        <w:t xml:space="preserve">Given a calibration set with known labels, the nonconformity score for</w:t>
-      </w:r>
-      <w:r>
-        <w:t xml:space="preserve"> </w:t>
-      </w:r>
-      <w:r>
-        <w:t xml:space="preserve">point i is s_i = 1 - P(true class | x_i). The (1-alpha)-quantile of</w:t>
-      </w:r>
-      <w:r>
-        <w:t xml:space="preserve"> </w:t>
-      </w:r>
-      <w:r>
-        <w:t xml:space="preserve">{s_i}, denoted q_hat, defines a prediction set for a new point x:</w:t>
+        <w:tabs>
+          <w:tab w:val="center" w:pos="2520"/>
+          <w:tab w:val="right" w:pos="5040"/>
+        </w:tabs>
+        <w:ind w:firstLine="0"/>
+      </w:pPr>
+      <w:r>
+        <w:tab/>
+      </w:r>
+      <m:oMath>
+        <m:sSub>
+          <m:e>
+            <m:r>
+              <m:rPr>
+                <m:sty m:val="p"/>
+                <m:scr m:val="script"/>
+              </m:rPr>
+              <m:t>H</m:t>
+            </m:r>
+          </m:e>
+          <m:sub>
+            <m:r>
+              <m:t>0</m:t>
+            </m:r>
+          </m:sub>
+        </m:sSub>
+        <m:r>
+          <m:rPr>
+            <m:sty m:val="p"/>
+          </m:rPr>
+          <m:t>:</m:t>
+        </m:r>
+        <m:r>
+          <m:t> </m:t>
+        </m:r>
+        <m:sSub>
+          <m:e>
+            <m:r>
+              <m:t>Y</m:t>
+            </m:r>
+          </m:e>
+          <m:sub>
+            <m:r>
+              <m:t>j</m:t>
+            </m:r>
+            <m:r>
+              <m:rPr>
+                <m:sty m:val="p"/>
+              </m:rPr>
+              <m:t>,</m:t>
+            </m:r>
+            <m:r>
+              <m:t>t</m:t>
+            </m:r>
+          </m:sub>
+        </m:sSub>
+        <m:r>
+          <m:rPr>
+            <m:sty m:val="p"/>
+          </m:rPr>
+          <m:t>∼</m:t>
+        </m:r>
+        <m:sSub>
+          <m:e>
+            <m:r>
+              <m:t>Y</m:t>
+            </m:r>
+          </m:e>
+          <m:sub>
+            <m:r>
+              <m:t>j</m:t>
+            </m:r>
+            <m:r>
+              <m:rPr>
+                <m:sty m:val="p"/>
+              </m:rPr>
+              <m:t>,</m:t>
+            </m:r>
+            <m:r>
+              <m:t> </m:t>
+            </m:r>
+            <m:r>
+              <m:t>t</m:t>
+            </m:r>
+            <m:r>
+              <m:rPr>
+                <m:sty m:val="p"/>
+              </m:rPr>
+              <m:t>−</m:t>
+            </m:r>
+            <m:r>
+              <m:t>1</m:t>
+            </m:r>
+            <m:r>
+              <m:rPr>
+                <m:sty m:val="p"/>
+              </m:rPr>
+              <m:t>:</m:t>
+            </m:r>
+            <m:r>
+              <m:t>t</m:t>
+            </m:r>
+            <m:r>
+              <m:rPr>
+                <m:sty m:val="p"/>
+              </m:rPr>
+              <m:t>−</m:t>
+            </m:r>
+            <m:r>
+              <m:rPr>
+                <m:sty m:val="p"/>
+              </m:rPr>
+              <m:t>ℓ</m:t>
+            </m:r>
+          </m:sub>
+        </m:sSub>
+        <m:r>
+          <m:rPr>
+            <m:sty m:val="p"/>
+          </m:rPr>
+          <m:t>,</m:t>
+        </m:r>
+      </m:oMath>
+      <w:r>
+        <w:tab/>
+        <w:t>(6)</w:t>
       </w:r>
     </w:p>
     <w:p>
       <w:pPr>
-        <w:pStyle w:val="BlockText"/>
-      </w:pPr>
-      <w:r>
-        <w:t xml:space="preserve">C(x) = { c : 1 - P(c | x) &lt;= q_hat } with marginal guarantee P( y in</w:t>
-      </w:r>
-      <w:r>
-        <w:t xml:space="preserve"> </w:t>
-      </w:r>
-      <w:r>
-        <w:t xml:space="preserve">C(x) ) &gt;= 1 - alpha</w:t>
+        <w:pStyle w:val="FirstParagraph"/>
+        <w:tabs>
+          <w:tab w:val="center" w:pos="2520"/>
+          <w:tab w:val="right" w:pos="5040"/>
+        </w:tabs>
+        <w:ind w:firstLine="0"/>
+      </w:pPr>
+      <w:r>
+        <w:tab/>
+      </w:r>
+      <m:oMath>
+        <m:sSub>
+          <m:e>
+            <m:r>
+              <m:rPr>
+                <m:sty m:val="p"/>
+                <m:scr m:val="script"/>
+              </m:rPr>
+              <m:t>H</m:t>
+            </m:r>
+          </m:e>
+          <m:sub>
+            <m:r>
+              <m:t>1</m:t>
+            </m:r>
+          </m:sub>
+        </m:sSub>
+        <m:r>
+          <m:rPr>
+            <m:sty m:val="p"/>
+          </m:rPr>
+          <m:t>:</m:t>
+        </m:r>
+        <m:r>
+          <m:t> </m:t>
+        </m:r>
+        <m:sSub>
+          <m:e>
+            <m:r>
+              <m:t>Y</m:t>
+            </m:r>
+          </m:e>
+          <m:sub>
+            <m:r>
+              <m:t>j</m:t>
+            </m:r>
+            <m:r>
+              <m:rPr>
+                <m:sty m:val="p"/>
+              </m:rPr>
+              <m:t>,</m:t>
+            </m:r>
+            <m:r>
+              <m:t>t</m:t>
+            </m:r>
+          </m:sub>
+        </m:sSub>
+        <m:r>
+          <m:rPr>
+            <m:sty m:val="p"/>
+          </m:rPr>
+          <m:t>∼</m:t>
+        </m:r>
+        <m:sSub>
+          <m:e>
+            <m:r>
+              <m:t>Y</m:t>
+            </m:r>
+          </m:e>
+          <m:sub>
+            <m:r>
+              <m:t>j</m:t>
+            </m:r>
+            <m:r>
+              <m:rPr>
+                <m:sty m:val="p"/>
+              </m:rPr>
+              <m:t>,</m:t>
+            </m:r>
+            <m:r>
+              <m:t> </m:t>
+            </m:r>
+            <m:r>
+              <m:t>t</m:t>
+            </m:r>
+            <m:r>
+              <m:rPr>
+                <m:sty m:val="p"/>
+              </m:rPr>
+              <m:t>−</m:t>
+            </m:r>
+            <m:r>
+              <m:t>1</m:t>
+            </m:r>
+            <m:r>
+              <m:rPr>
+                <m:sty m:val="p"/>
+              </m:rPr>
+              <m:t>:</m:t>
+            </m:r>
+            <m:r>
+              <m:t>t</m:t>
+            </m:r>
+            <m:r>
+              <m:rPr>
+                <m:sty m:val="p"/>
+              </m:rPr>
+              <m:t>−</m:t>
+            </m:r>
+            <m:r>
+              <m:rPr>
+                <m:sty m:val="p"/>
+              </m:rPr>
+              <m:t>ℓ</m:t>
+            </m:r>
+          </m:sub>
+        </m:sSub>
+        <m:r>
+          <m:rPr>
+            <m:sty m:val="p"/>
+          </m:rPr>
+          <m:t>+</m:t>
+        </m:r>
+        <m:sSub>
+          <m:e>
+            <m:r>
+              <m:t>X</m:t>
+            </m:r>
+          </m:e>
+          <m:sub>
+            <m:r>
+              <m:t>i</m:t>
+            </m:r>
+            <m:r>
+              <m:rPr>
+                <m:sty m:val="p"/>
+              </m:rPr>
+              <m:t>,</m:t>
+            </m:r>
+            <m:r>
+              <m:t> </m:t>
+            </m:r>
+            <m:r>
+              <m:t>t</m:t>
+            </m:r>
+            <m:r>
+              <m:rPr>
+                <m:sty m:val="p"/>
+              </m:rPr>
+              <m:t>−</m:t>
+            </m:r>
+            <m:r>
+              <m:t>1</m:t>
+            </m:r>
+            <m:r>
+              <m:rPr>
+                <m:sty m:val="p"/>
+              </m:rPr>
+              <m:t>:</m:t>
+            </m:r>
+            <m:r>
+              <m:t>t</m:t>
+            </m:r>
+            <m:r>
+              <m:rPr>
+                <m:sty m:val="p"/>
+              </m:rPr>
+              <m:t>−</m:t>
+            </m:r>
+            <m:r>
+              <m:rPr>
+                <m:sty m:val="p"/>
+              </m:rPr>
+              <m:t>ℓ</m:t>
+            </m:r>
+          </m:sub>
+        </m:sSub>
+        <m:r>
+          <m:rPr>
+            <m:sty m:val="p"/>
+          </m:rPr>
+          <m:t>,</m:t>
+        </m:r>
+      </m:oMath>
+      <w:r>
+        <w:tab/>
+        <w:t>(7)</w:t>
       </w:r>
     </w:p>
-    <w:bookmarkEnd w:id="22"/>
-    <w:bookmarkStart w:id="31" w:name="iv.-proposed-framework"/>
+    <w:p>
+      <w:pPr>
+        <w:pStyle w:val="FirstParagraph"/>
+      </w:pPr>
+      <w:r>
+        <w:t xml:space="preserve">rejecting</w:t>
+      </w:r>
+      <w:r>
+        <w:t xml:space="preserve"> </w:t>
+      </w:r>
+      <m:oMath>
+        <m:sSub>
+          <m:e>
+            <m:r>
+              <m:rPr>
+                <m:sty m:val="p"/>
+                <m:scr m:val="script"/>
+              </m:rPr>
+              <m:t>H</m:t>
+            </m:r>
+          </m:e>
+          <m:sub>
+            <m:r>
+              <m:t>0</m:t>
+            </m:r>
+          </m:sub>
+        </m:sSub>
+      </m:oMath>
+      <w:r>
+        <w:t xml:space="preserve"> </w:t>
+      </w:r>
+      <w:r>
+        <w:t xml:space="preserve">by an SSR</w:t>
+      </w:r>
+      <w:r>
+        <w:t xml:space="preserve"> </w:t>
+      </w:r>
+      <m:oMath>
+        <m:r>
+          <m:t>F</m:t>
+        </m:r>
+      </m:oMath>
+      <w:r>
+        <w:t xml:space="preserve">-test at</w:t>
+      </w:r>
+      <w:r>
+        <w:t xml:space="preserve"> </w:t>
+      </w:r>
+      <m:oMath>
+        <m:r>
+          <m:t>p</m:t>
+        </m:r>
+        <m:r>
+          <m:rPr>
+            <m:sty m:val="p"/>
+          </m:rPr>
+          <m:t>&lt;</m:t>
+        </m:r>
+        <m:r>
+          <m:t>0.05</m:t>
+        </m:r>
+      </m:oMath>
+      <w:r>
+        <w:t xml:space="preserve"> </w:t>
+      </w:r>
+      <w:r>
+        <w:t xml:space="preserve">under</w:t>
+      </w:r>
+      <w:r>
+        <w:t xml:space="preserve"> </w:t>
+      </w:r>
+      <w:r>
+        <w:t xml:space="preserve">Benjamini-Hochberg control across the tested dimensions. This is</w:t>
+      </w:r>
+      <w:r>
+        <w:t xml:space="preserve"> </w:t>
+      </w:r>
+      <w:r>
+        <w:t xml:space="preserve">temporal-precedence evidence, not intervention; Section VIII states the</w:t>
+      </w:r>
+      <w:r>
+        <w:t xml:space="preserve"> </w:t>
+      </w:r>
+      <w:r>
+        <w:t xml:space="preserve">consequence.</w:t>
+      </w:r>
+    </w:p>
+    <w:bookmarkEnd w:id="24"/>
+    <w:bookmarkStart w:id="25" w:name="d.-calibration"/>
+    <w:p>
+      <w:pPr>
+        <w:pStyle w:val="Heading2"/>
+      </w:pPr>
+      <w:r>
+        <w:t xml:space="preserve">D. Calibration</w:t>
+      </w:r>
+    </w:p>
+    <w:p>
+      <w:pPr>
+        <w:pStyle w:val="FirstParagraph"/>
+      </w:pPr>
+      <w:r>
+        <w:t xml:space="preserve">Component 5 wraps the predictor in a distribution-free coverage guarantee.</w:t>
+      </w:r>
+      <w:r>
+        <w:t xml:space="preserve"> </w:t>
+      </w:r>
+      <w:r>
+        <w:t xml:space="preserve">Given a calibration set with known labels, the nonconformity score of point</w:t>
+      </w:r>
+      <w:r>
+        <w:t xml:space="preserve"> </w:t>
+      </w:r>
+      <m:oMath>
+        <m:r>
+          <m:t>i</m:t>
+        </m:r>
+      </m:oMath>
+      <w:r>
+        <w:t xml:space="preserve"> </w:t>
+      </w:r>
+      <w:r>
+        <w:t xml:space="preserve">is</w:t>
+      </w:r>
+    </w:p>
+    <w:p>
+      <w:pPr>
+        <w:pStyle w:val="BodyText"/>
+        <w:tabs>
+          <w:tab w:val="center" w:pos="2520"/>
+          <w:tab w:val="right" w:pos="5040"/>
+        </w:tabs>
+        <w:ind w:firstLine="0"/>
+      </w:pPr>
+      <w:r>
+        <w:tab/>
+      </w:r>
+      <m:oMath>
+        <m:sSub>
+          <m:e>
+            <m:r>
+              <m:t>s</m:t>
+            </m:r>
+          </m:e>
+          <m:sub>
+            <m:r>
+              <m:t>i</m:t>
+            </m:r>
+          </m:sub>
+        </m:sSub>
+        <m:r>
+          <m:rPr>
+            <m:sty m:val="p"/>
+          </m:rPr>
+          <m:t>=</m:t>
+        </m:r>
+        <m:r>
+          <m:t>1</m:t>
+        </m:r>
+        <m:r>
+          <m:rPr>
+            <m:sty m:val="p"/>
+          </m:rPr>
+          <m:t>−</m:t>
+        </m:r>
+        <m:acc>
+          <m:accPr>
+            <m:chr m:val="̂"/>
+          </m:accPr>
+          <m:e>
+            <m:r>
+              <m:t>P</m:t>
+            </m:r>
+          </m:e>
+        </m:acc>
+        <m:r>
+          <m:t>​</m:t>
+        </m:r>
+        <m:d>
+          <m:dPr>
+            <m:begChr m:val="("/>
+            <m:endChr m:val=")"/>
+            <m:sepChr m:val=""/>
+            <m:grow/>
+          </m:dPr>
+          <m:e>
+            <m:sSub>
+              <m:e>
+                <m:r>
+                  <m:t>y</m:t>
+                </m:r>
+              </m:e>
+              <m:sub>
+                <m:r>
+                  <m:t>i</m:t>
+                </m:r>
+              </m:sub>
+            </m:sSub>
+            <m:r>
+              <m:rPr>
+                <m:sty m:val="p"/>
+              </m:rPr>
+              <m:t>∣</m:t>
+            </m:r>
+            <m:sSub>
+              <m:e>
+                <m:r>
+                  <m:t>x</m:t>
+                </m:r>
+              </m:e>
+              <m:sub>
+                <m:r>
+                  <m:t>i</m:t>
+                </m:r>
+              </m:sub>
+            </m:sSub>
+          </m:e>
+        </m:d>
+        <m:r>
+          <m:rPr>
+            <m:sty m:val="p"/>
+          </m:rPr>
+          <m:t>,</m:t>
+        </m:r>
+      </m:oMath>
+      <w:r>
+        <w:tab/>
+        <w:t>(8)</w:t>
+      </w:r>
+    </w:p>
+    <w:p>
+      <w:pPr>
+        <w:pStyle w:val="FirstParagraph"/>
+      </w:pPr>
+      <w:r>
+        <w:t xml:space="preserve">and the</w:t>
+      </w:r>
+      <w:r>
+        <w:t xml:space="preserve"> </w:t>
+      </w:r>
+      <m:oMath>
+        <m:d>
+          <m:dPr>
+            <m:begChr m:val="("/>
+            <m:endChr m:val=")"/>
+            <m:sepChr m:val=""/>
+            <m:grow/>
+          </m:dPr>
+          <m:e>
+            <m:r>
+              <m:t>1</m:t>
+            </m:r>
+            <m:r>
+              <m:rPr>
+                <m:sty m:val="p"/>
+              </m:rPr>
+              <m:t>−</m:t>
+            </m:r>
+            <m:r>
+              <m:t>α</m:t>
+            </m:r>
+          </m:e>
+        </m:d>
+      </m:oMath>
+      <w:r>
+        <w:t xml:space="preserve">-quantile of</w:t>
+      </w:r>
+      <w:r>
+        <w:t xml:space="preserve"> </w:t>
+      </w:r>
+      <m:oMath>
+        <m:r>
+          <m:rPr>
+            <m:sty m:val="p"/>
+          </m:rPr>
+          <m:t>{</m:t>
+        </m:r>
+        <m:sSub>
+          <m:e>
+            <m:r>
+              <m:t>s</m:t>
+            </m:r>
+          </m:e>
+          <m:sub>
+            <m:r>
+              <m:t>i</m:t>
+            </m:r>
+          </m:sub>
+        </m:sSub>
+        <m:r>
+          <m:rPr>
+            <m:sty m:val="p"/>
+          </m:rPr>
+          <m:t>}</m:t>
+        </m:r>
+      </m:oMath>
+      <w:r>
+        <w:t xml:space="preserve">, written</w:t>
+      </w:r>
+      <w:r>
+        <w:t xml:space="preserve"> </w:t>
+      </w:r>
+      <m:oMath>
+        <m:acc>
+          <m:accPr>
+            <m:chr m:val="̂"/>
+          </m:accPr>
+          <m:e>
+            <m:r>
+              <m:t>q</m:t>
+            </m:r>
+          </m:e>
+        </m:acc>
+      </m:oMath>
+      <w:r>
+        <w:t xml:space="preserve">, defines the</w:t>
+      </w:r>
+      <w:r>
+        <w:t xml:space="preserve"> </w:t>
+      </w:r>
+      <w:r>
+        <w:t xml:space="preserve">prediction set for a new point</w:t>
+      </w:r>
+      <w:r>
+        <w:t xml:space="preserve"> </w:t>
+      </w:r>
+      <m:oMath>
+        <m:r>
+          <m:t>x</m:t>
+        </m:r>
+      </m:oMath>
+      <w:r>
+        <w:t xml:space="preserve">,</w:t>
+      </w:r>
+    </w:p>
+    <w:p>
+      <w:pPr>
+        <w:pStyle w:val="BodyText"/>
+        <w:tabs>
+          <w:tab w:val="center" w:pos="2520"/>
+          <w:tab w:val="right" w:pos="5040"/>
+        </w:tabs>
+        <w:ind w:firstLine="0"/>
+      </w:pPr>
+      <w:r>
+        <w:tab/>
+      </w:r>
+      <m:oMath>
+        <m:r>
+          <m:t>C</m:t>
+        </m:r>
+        <m:d>
+          <m:dPr>
+            <m:begChr m:val="("/>
+            <m:endChr m:val=")"/>
+            <m:sepChr m:val=""/>
+            <m:grow/>
+          </m:dPr>
+          <m:e>
+            <m:r>
+              <m:t>x</m:t>
+            </m:r>
+          </m:e>
+        </m:d>
+        <m:r>
+          <m:rPr>
+            <m:sty m:val="p"/>
+          </m:rPr>
+          <m:t>=</m:t>
+        </m:r>
+        <m:d>
+          <m:dPr>
+            <m:begChr m:val="{"/>
+            <m:endChr m:val="}"/>
+            <m:sepChr m:val=""/>
+            <m:grow/>
+          </m:dPr>
+          <m:e>
+            <m:r>
+              <m:t> </m:t>
+            </m:r>
+            <m:r>
+              <m:t>c</m:t>
+            </m:r>
+            <m:r>
+              <m:rPr>
+                <m:sty m:val="p"/>
+              </m:rPr>
+              <m:t>:</m:t>
+            </m:r>
+            <m:r>
+              <m:t>1</m:t>
+            </m:r>
+            <m:r>
+              <m:rPr>
+                <m:sty m:val="p"/>
+              </m:rPr>
+              <m:t>−</m:t>
+            </m:r>
+            <m:acc>
+              <m:accPr>
+                <m:chr m:val="̂"/>
+              </m:accPr>
+              <m:e>
+                <m:r>
+                  <m:t>P</m:t>
+                </m:r>
+              </m:e>
+            </m:acc>
+            <m:d>
+              <m:dPr>
+                <m:begChr m:val="("/>
+                <m:endChr m:val=")"/>
+                <m:sepChr m:val=""/>
+                <m:grow/>
+              </m:dPr>
+              <m:e>
+                <m:r>
+                  <m:t>c</m:t>
+                </m:r>
+                <m:r>
+                  <m:rPr>
+                    <m:sty m:val="p"/>
+                  </m:rPr>
+                  <m:t>∣</m:t>
+                </m:r>
+                <m:r>
+                  <m:t>x</m:t>
+                </m:r>
+              </m:e>
+            </m:d>
+            <m:r>
+              <m:rPr>
+                <m:sty m:val="p"/>
+              </m:rPr>
+              <m:t>≤</m:t>
+            </m:r>
+            <m:acc>
+              <m:accPr>
+                <m:chr m:val="̂"/>
+              </m:accPr>
+              <m:e>
+                <m:r>
+                  <m:t>q</m:t>
+                </m:r>
+              </m:e>
+            </m:acc>
+            <m:r>
+              <m:t> </m:t>
+            </m:r>
+          </m:e>
+        </m:d>
+        <m:r>
+          <m:rPr>
+            <m:sty m:val="p"/>
+          </m:rPr>
+          <m:t>,</m:t>
+        </m:r>
+      </m:oMath>
+      <w:r>
+        <w:tab/>
+        <w:t>(9)</w:t>
+      </w:r>
+    </w:p>
+    <w:p>
+      <w:pPr>
+        <w:pStyle w:val="FirstParagraph"/>
+      </w:pPr>
+      <w:r>
+        <w:t xml:space="preserve">which satisfies the marginal coverage guarantee</w:t>
+      </w:r>
+    </w:p>
+    <w:p>
+      <w:pPr>
+        <w:pStyle w:val="BodyText"/>
+        <w:tabs>
+          <w:tab w:val="center" w:pos="2520"/>
+          <w:tab w:val="right" w:pos="5040"/>
+        </w:tabs>
+        <w:ind w:firstLine="0"/>
+      </w:pPr>
+      <w:r>
+        <w:tab/>
+      </w:r>
+      <m:oMath>
+        <m:r>
+          <m:rPr>
+            <m:sty m:val="p"/>
+            <m:scr m:val="double-struck"/>
+          </m:rPr>
+          <m:t>P</m:t>
+        </m:r>
+        <m:d>
+          <m:dPr>
+            <m:begChr m:val="("/>
+            <m:endChr m:val=")"/>
+            <m:sepChr m:val=""/>
+            <m:grow/>
+          </m:dPr>
+          <m:e>
+            <m:r>
+              <m:t>y</m:t>
+            </m:r>
+            <m:r>
+              <m:rPr>
+                <m:sty m:val="p"/>
+              </m:rPr>
+              <m:t>∈</m:t>
+            </m:r>
+            <m:r>
+              <m:t>C</m:t>
+            </m:r>
+            <m:d>
+              <m:dPr>
+                <m:begChr m:val="("/>
+                <m:endChr m:val=")"/>
+                <m:sepChr m:val=""/>
+                <m:grow/>
+              </m:dPr>
+              <m:e>
+                <m:r>
+                  <m:t>x</m:t>
+                </m:r>
+              </m:e>
+            </m:d>
+          </m:e>
+        </m:d>
+        <m:r>
+          <m:rPr>
+            <m:sty m:val="p"/>
+          </m:rPr>
+          <m:t>≥</m:t>
+        </m:r>
+        <m:r>
+          <m:t>1</m:t>
+        </m:r>
+        <m:r>
+          <m:rPr>
+            <m:sty m:val="p"/>
+          </m:rPr>
+          <m:t>−</m:t>
+        </m:r>
+        <m:r>
+          <m:t>α</m:t>
+        </m:r>
+        <m:r>
+          <m:rPr>
+            <m:sty m:val="p"/>
+          </m:rPr>
+          <m:t>.</m:t>
+        </m:r>
+      </m:oMath>
+      <w:r>
+        <w:tab/>
+        <w:t>(10)</w:t>
+      </w:r>
+    </w:p>
+    <w:p>
+      <w:pPr>
+        <w:pStyle w:val="FirstParagraph"/>
+      </w:pPr>
+      <w:r>
+        <w:t xml:space="preserve">A set of size two,</w:t>
+      </w:r>
+      <w:r>
+        <w:t xml:space="preserve"> </w:t>
+      </w:r>
+      <m:oMath>
+        <m:r>
+          <m:rPr>
+            <m:sty m:val="p"/>
+          </m:rPr>
+          <m:t>{</m:t>
+        </m:r>
+        <m:r>
+          <m:rPr>
+            <m:nor/>
+            <m:sty m:val="i"/>
+          </m:rPr>
+          <m:t>normal</m:t>
+        </m:r>
+        <m:r>
+          <m:rPr>
+            <m:sty m:val="p"/>
+          </m:rPr>
+          <m:t>,</m:t>
+        </m:r>
+        <m:r>
+          <m:rPr>
+            <m:nor/>
+            <m:sty m:val="i"/>
+          </m:rPr>
+          <m:t>degrading</m:t>
+        </m:r>
+        <m:r>
+          <m:rPr>
+            <m:sty m:val="p"/>
+          </m:rPr>
+          <m:t>}</m:t>
+        </m:r>
+      </m:oMath>
+      <w:r>
+        <w:t xml:space="preserve">, is the</w:t>
+      </w:r>
+      <w:r>
+        <w:t xml:space="preserve"> </w:t>
+      </w:r>
+      <w:r>
+        <w:t xml:space="preserve">system’s explicit abstention: it signals that the evidence does not</w:t>
+      </w:r>
+      <w:r>
+        <w:t xml:space="preserve"> </w:t>
+      </w:r>
+      <w:r>
+        <w:t xml:space="preserve">separate the classes at the requested confidence and the case should be</w:t>
+      </w:r>
+      <w:r>
+        <w:t xml:space="preserve"> </w:t>
+      </w:r>
+      <w:r>
+        <w:t xml:space="preserve">escalated rather than resolved automatically.</w:t>
+      </w:r>
+    </w:p>
+    <w:bookmarkEnd w:id="25"/>
+    <w:bookmarkEnd w:id="26"/>
+    <w:bookmarkStart w:id="35" w:name="iv.-proposed-framework"/>
     <w:p>
       <w:pPr>
         <w:pStyle w:val="Heading1"/>
@@ -2123,18 +4450,18 @@
           <wp:inline>
             <wp:extent cx="6400800" cy="3750654"/>
             <wp:effectExtent b="0" l="0" r="0" t="0"/>
-            <wp:docPr descr="" title="" id="24" name="Picture"/>
+            <wp:docPr descr="" title="" id="28" name="Picture"/>
             <a:graphic>
               <a:graphicData uri="http://schemas.openxmlformats.org/drawingml/2006/picture">
                 <pic:pic>
                   <pic:nvPicPr>
-                    <pic:cNvPr descr="../paper/figures/fig1_framework.png" id="25" name="Picture"/>
+                    <pic:cNvPr descr="figures/fig1_framework.png" id="29" name="Picture"/>
                     <pic:cNvPicPr>
                       <a:picLocks noChangeArrowheads="1" noChangeAspect="1"/>
                     </pic:cNvPicPr>
                   </pic:nvPicPr>
                   <pic:blipFill>
-                    <a:blip r:embed="rId23"/>
+                    <a:blip r:embed="rId27"/>
                     <a:stretch>
                       <a:fillRect/>
                     </a:stretch>
@@ -2216,7 +4543,7 @@
         </w:sectPr>
       </w:pPr>
     </w:p>
-    <w:bookmarkStart w:id="26" w:name="X18533fddb7c097c0c80a8083a45a37bab58d17a"/>
+    <w:bookmarkStart w:id="30" w:name="X18533fddb7c097c0c80a8083a45a37bab58d17a"/>
     <w:p>
       <w:pPr>
         <w:pStyle w:val="Heading2"/>
@@ -2269,8 +4596,8 @@
         <w:t xml:space="preserve">rather than a post-hoc flag.</w:t>
       </w:r>
     </w:p>
-    <w:bookmarkEnd w:id="26"/>
-    <w:bookmarkStart w:id="27" w:name="X014bf0e85cbdbe91511853fbaf7ab7818c27ac4"/>
+    <w:bookmarkEnd w:id="30"/>
+    <w:bookmarkStart w:id="31" w:name="X014bf0e85cbdbe91511853fbaf7ab7818c27ac4"/>
     <w:p>
       <w:pPr>
         <w:pStyle w:val="Heading2"/>
@@ -2329,8 +4656,8 @@
         <w:t xml:space="preserve">explicitly still correlational at this stage.</w:t>
       </w:r>
     </w:p>
-    <w:bookmarkEnd w:id="27"/>
-    <w:bookmarkStart w:id="28" w:name="X84881a427ee1bf211427bb4e40c56968aa019f5"/>
+    <w:bookmarkEnd w:id="31"/>
+    <w:bookmarkStart w:id="32" w:name="X84881a427ee1bf211427bb4e40c56968aa019f5"/>
     <w:p>
       <w:pPr>
         <w:pStyle w:val="Heading2"/>
@@ -2389,8 +4716,8 @@
         <w:t xml:space="preserve">tier, not a proof.</w:t>
       </w:r>
     </w:p>
-    <w:bookmarkEnd w:id="28"/>
-    <w:bookmarkStart w:id="29" w:name="X8fbba20d6e88bd771cd021e02589e5f568254e9"/>
+    <w:bookmarkEnd w:id="32"/>
+    <w:bookmarkStart w:id="33" w:name="X8fbba20d6e88bd771cd021e02589e5f568254e9"/>
     <w:p>
       <w:pPr>
         <w:pStyle w:val="Heading2"/>
@@ -2449,8 +4776,8 @@
         <w:t xml:space="preserve">or correlational, and what changed immediately before onset.</w:t>
       </w:r>
     </w:p>
-    <w:bookmarkEnd w:id="29"/>
-    <w:bookmarkStart w:id="30" w:name="Xfdb45cdfafd2675b4cf72063a3d7209d1cbe2f0"/>
+    <w:bookmarkEnd w:id="33"/>
+    <w:bookmarkStart w:id="34" w:name="Xfdb45cdfafd2675b4cf72063a3d7209d1cbe2f0"/>
     <w:p>
       <w:pPr>
         <w:pStyle w:val="Heading2"/>
@@ -2509,9 +4836,9 @@
         <w:t xml:space="preserve">predictions.</w:t>
       </w:r>
     </w:p>
-    <w:bookmarkEnd w:id="30"/>
-    <w:bookmarkEnd w:id="31"/>
-    <w:bookmarkStart w:id="41" w:name="v.-experimental-setup"/>
+    <w:bookmarkEnd w:id="34"/>
+    <w:bookmarkEnd w:id="35"/>
+    <w:bookmarkStart w:id="45" w:name="v.-experimental-setup"/>
     <w:p>
       <w:pPr>
         <w:pStyle w:val="Heading1"/>
@@ -2520,7 +4847,7 @@
         <w:t xml:space="preserve">V. Experimental Setup</w:t>
       </w:r>
     </w:p>
-    <w:bookmarkStart w:id="35" w:name="a.-three-dataset-evaluation-architecture"/>
+    <w:bookmarkStart w:id="39" w:name="a.-three-dataset-evaluation-architecture"/>
     <w:p>
       <w:pPr>
         <w:pStyle w:val="Heading2"/>
@@ -3232,10 +5559,25 @@
             </w:pPr>
             <w:r>
               <w:rPr>
-                <w:rFonts w:ascii="Times New Roman" w:hAnsi="Times New Roman"/>
-                <w:sz w:val="16"/>
-              </w:rPr>
-              <w:t xml:space="preserve">affected_kpis (named)</w:t>
+                <w:rStyle w:val="VerbatimChar"/>
+                <w:rFonts w:ascii="Times New Roman" w:hAnsi="Times New Roman"/>
+                <w:sz w:val="16"/>
+              </w:rPr>
+              <w:t xml:space="preserve">affected_kpis</w:t>
+            </w:r>
+            <w:r>
+              <w:rPr>
+                <w:rFonts w:ascii="Times New Roman" w:hAnsi="Times New Roman"/>
+                <w:sz w:val="16"/>
+              </w:rPr>
+              <w:t xml:space="preserve"> </w:t>
+            </w:r>
+            <w:r>
+              <w:rPr>
+                <w:rFonts w:ascii="Times New Roman" w:hAnsi="Times New Roman"/>
+                <w:sz w:val="16"/>
+              </w:rPr>
+              <w:t xml:space="preserve">(named)</w:t>
             </w:r>
           </w:p>
         </w:tc>
@@ -3264,10 +5606,25 @@
             </w:pPr>
             <w:r>
               <w:rPr>
-                <w:rFonts w:ascii="Times New Roman" w:hAnsi="Times New Roman"/>
-                <w:sz w:val="16"/>
-              </w:rPr>
-              <w:t xml:space="preserve">interpretation_label (dim indices)</w:t>
+                <w:rStyle w:val="VerbatimChar"/>
+                <w:rFonts w:ascii="Times New Roman" w:hAnsi="Times New Roman"/>
+                <w:sz w:val="16"/>
+              </w:rPr>
+              <w:t xml:space="preserve">interpretation_label</w:t>
+            </w:r>
+            <w:r>
+              <w:rPr>
+                <w:rFonts w:ascii="Times New Roman" w:hAnsi="Times New Roman"/>
+                <w:sz w:val="16"/>
+              </w:rPr>
+              <w:t xml:space="preserve"> </w:t>
+            </w:r>
+            <w:r>
+              <w:rPr>
+                <w:rFonts w:ascii="Times New Roman" w:hAnsi="Times New Roman"/>
+                <w:sz w:val="16"/>
+              </w:rPr>
+              <w:t xml:space="preserve">(dim indices)</w:t>
             </w:r>
           </w:p>
         </w:tc>
@@ -3429,18 +5786,18 @@
           <wp:inline>
             <wp:extent cx="6400800" cy="2038494"/>
             <wp:effectExtent b="0" l="0" r="0" t="0"/>
-            <wp:docPr descr="" title="" id="33" name="Picture"/>
+            <wp:docPr descr="" title="" id="37" name="Picture"/>
             <a:graphic>
               <a:graphicData uri="http://schemas.openxmlformats.org/drawingml/2006/picture">
                 <pic:pic>
                   <pic:nvPicPr>
-                    <pic:cNvPr descr="../paper/figures/fig2_data_splits.png" id="34" name="Picture"/>
+                    <pic:cNvPr descr="figures/fig2_data_splits.png" id="38" name="Picture"/>
                     <pic:cNvPicPr>
                       <a:picLocks noChangeArrowheads="1" noChangeAspect="1"/>
                     </pic:cNvPicPr>
                   </pic:nvPicPr>
                   <pic:blipFill>
-                    <a:blip r:embed="rId32"/>
+                    <a:blip r:embed="rId36"/>
                     <a:stretch>
                       <a:fillRect/>
                     </a:stretch>
@@ -3564,8 +5921,8 @@
         </w:sectPr>
       </w:pPr>
     </w:p>
-    <w:bookmarkEnd w:id="35"/>
-    <w:bookmarkStart w:id="36" w:name="b.-telecomts-session-reconstruction"/>
+    <w:bookmarkEnd w:id="39"/>
+    <w:bookmarkStart w:id="40" w:name="b.-telecomts-session-reconstruction"/>
     <w:p>
       <w:pPr>
         <w:pStyle w:val="Heading2"/>
@@ -3647,7 +6004,28 @@
         <w:pStyle w:val="BodyText"/>
       </w:pPr>
       <w:r>
-        <w:t xml:space="preserve">Two of the 18 channels (UL_Protocol, DL_Protocol) are categorical strings</w:t>
+        <w:t xml:space="preserve">Two of the 18 channels (</w:t>
+      </w:r>
+      <w:r>
+        <w:rPr>
+          <w:rStyle w:val="VerbatimChar"/>
+        </w:rPr>
+        <w:t xml:space="preserve">UL_Protocol</w:t>
+      </w:r>
+      <w:r>
+        <w:t xml:space="preserve">,</w:t>
+      </w:r>
+      <w:r>
+        <w:t xml:space="preserve"> </w:t>
+      </w:r>
+      <w:r>
+        <w:rPr>
+          <w:rStyle w:val="VerbatimChar"/>
+        </w:rPr>
+        <w:t xml:space="preserve">DL_Protocol</w:t>
+      </w:r>
+      <w:r>
+        <w:t xml:space="preserve">) are categorical strings</w:t>
       </w:r>
       <w:r>
         <w:t xml:space="preserve"> </w:t>
@@ -3656,8 +6034,8 @@
         <w:t xml:space="preserve">and are label-encoded; the remaining 16 are numeric.</w:t>
       </w:r>
     </w:p>
-    <w:bookmarkEnd w:id="36"/>
-    <w:bookmarkStart w:id="37" w:name="c.-target-construction-and-features"/>
+    <w:bookmarkEnd w:id="40"/>
+    <w:bookmarkStart w:id="41" w:name="c.-target-construction-and-features"/>
     <w:p>
       <w:pPr>
         <w:pStyle w:val="Heading2"/>
@@ -3677,13 +6055,100 @@
         <w:t xml:space="preserve"> </w:t>
       </w:r>
       <w:r>
-        <w:t xml:space="preserve">target: y_t = 1 if a labeled anomaly occurs anywhere in (t, t+H], using</w:t>
-      </w:r>
-      <w:r>
-        <w:t xml:space="preserve"> </w:t>
-      </w:r>
-      <w:r>
-        <w:t xml:space="preserve">only data up to and including t. Tabular features are the rolling mean,</w:t>
+        <w:t xml:space="preserve">target, (2):</w:t>
+      </w:r>
+      <w:r>
+        <w:t xml:space="preserve"> </w:t>
+      </w:r>
+      <m:oMath>
+        <m:sSub>
+          <m:e>
+            <m:r>
+              <m:t>y</m:t>
+            </m:r>
+          </m:e>
+          <m:sub>
+            <m:r>
+              <m:t>t</m:t>
+            </m:r>
+          </m:sub>
+        </m:sSub>
+        <m:r>
+          <m:rPr>
+            <m:sty m:val="p"/>
+          </m:rPr>
+          <m:t>=</m:t>
+        </m:r>
+        <m:r>
+          <m:t>1</m:t>
+        </m:r>
+      </m:oMath>
+      <w:r>
+        <w:t xml:space="preserve"> </w:t>
+      </w:r>
+      <w:r>
+        <w:t xml:space="preserve">if a labeled anomaly occurs anywhere in</w:t>
+      </w:r>
+      <w:r>
+        <w:t xml:space="preserve"> </w:t>
+      </w:r>
+      <m:oMath>
+        <m:r>
+          <m:rPr>
+            <m:sty m:val="p"/>
+          </m:rPr>
+          <m:t>(</m:t>
+        </m:r>
+        <m:r>
+          <m:t>t</m:t>
+        </m:r>
+        <m:r>
+          <m:rPr>
+            <m:sty m:val="p"/>
+          </m:rPr>
+          <m:t>,</m:t>
+        </m:r>
+        <m:r>
+          <m:t> </m:t>
+        </m:r>
+        <m:r>
+          <m:t>t</m:t>
+        </m:r>
+        <m:r>
+          <m:rPr>
+            <m:sty m:val="p"/>
+          </m:rPr>
+          <m:t>+</m:t>
+        </m:r>
+        <m:r>
+          <m:t>H</m:t>
+        </m:r>
+        <m:r>
+          <m:rPr>
+            <m:sty m:val="p"/>
+          </m:rPr>
+          <m:t>]</m:t>
+        </m:r>
+      </m:oMath>
+      <w:r>
+        <w:t xml:space="preserve">,</w:t>
+      </w:r>
+      <w:r>
+        <w:t xml:space="preserve"> </w:t>
+      </w:r>
+      <w:r>
+        <w:t xml:space="preserve">using only data up to and including</w:t>
+      </w:r>
+      <w:r>
+        <w:t xml:space="preserve"> </w:t>
+      </w:r>
+      <m:oMath>
+        <m:r>
+          <m:t>t</m:t>
+        </m:r>
+      </m:oMath>
+      <w:r>
+        <w:t xml:space="preserve">. Tabular features are the rolling mean,</w:t>
       </w:r>
       <w:r>
         <w:t xml:space="preserve"> </w:t>
@@ -3730,8 +6195,8 @@
         <w:t xml:space="preserve">that justifies this choice empirically rather than by assertion.</w:t>
       </w:r>
     </w:p>
-    <w:bookmarkEnd w:id="37"/>
-    <w:bookmarkStart w:id="38" w:name="d.-data-splits"/>
+    <w:bookmarkEnd w:id="41"/>
+    <w:bookmarkStart w:id="42" w:name="d.-data-splits"/>
     <w:p>
       <w:pPr>
         <w:pStyle w:val="Heading2"/>
@@ -4234,8 +6699,8 @@
         </w:tc>
       </w:tr>
     </w:tbl>
-    <w:bookmarkEnd w:id="38"/>
-    <w:bookmarkStart w:id="39" w:name="e.-models-and-hyperparameters"/>
+    <w:bookmarkEnd w:id="42"/>
+    <w:bookmarkStart w:id="43" w:name="e.-models-and-hyperparameters"/>
     <w:p>
       <w:pPr>
         <w:pStyle w:val="Heading2"/>
@@ -4281,19 +6746,55 @@
         <w:pStyle w:val="BodyText"/>
       </w:pPr>
       <w:r>
-        <w:t xml:space="preserve">LightGBM: 300 trees, max depth 5, learning rate 0.05, scale_pos_weight set</w:t>
-      </w:r>
-      <w:r>
-        <w:t xml:space="preserve"> </w:t>
-      </w:r>
-      <w:r>
-        <w:t xml:space="preserve">to the train-set negative/positive ratio. Transformer: input projection to</w:t>
-      </w:r>
-      <w:r>
-        <w:t xml:space="preserve"> </w:t>
-      </w:r>
-      <w:r>
-        <w:t xml:space="preserve">d_model = 32, learned positional embedding, 2 encoder layers (4 attention</w:t>
+        <w:t xml:space="preserve">LightGBM: 300 trees, max depth 5, learning rate 0.05, and</w:t>
+      </w:r>
+      <w:r>
+        <w:t xml:space="preserve"> </w:t>
+      </w:r>
+      <w:r>
+        <w:rPr>
+          <w:rStyle w:val="VerbatimChar"/>
+        </w:rPr>
+        <w:t xml:space="preserve">scale_pos_weight</w:t>
+      </w:r>
+      <w:r>
+        <w:t xml:space="preserve"> </w:t>
+      </w:r>
+      <w:r>
+        <w:t xml:space="preserve">set to the train-set negative/positive ratio. Transformer: input projection to</w:t>
+      </w:r>
+      <w:r>
+        <w:t xml:space="preserve"> </w:t>
+      </w:r>
+      <m:oMath>
+        <m:sSub>
+          <m:e>
+            <m:r>
+              <m:t>d</m:t>
+            </m:r>
+          </m:e>
+          <m:sub>
+            <m:r>
+              <m:rPr>
+                <m:nor/>
+                <m:sty m:val="p"/>
+              </m:rPr>
+              <m:t>model</m:t>
+            </m:r>
+          </m:sub>
+        </m:sSub>
+        <m:r>
+          <m:rPr>
+            <m:sty m:val="p"/>
+          </m:rPr>
+          <m:t>=</m:t>
+        </m:r>
+        <m:r>
+          <m:t>32</m:t>
+        </m:r>
+      </m:oMath>
+      <w:r>
+        <w:t xml:space="preserve">, learned positional embedding, 2 encoder layers (4 attention</w:t>
       </w:r>
       <w:r>
         <w:t xml:space="preserve"> </w:t>
@@ -4329,7 +6830,24 @@
         <w:t xml:space="preserve"> </w:t>
       </w:r>
       <w:r>
-        <w:t xml:space="preserve">classifier (LAC) [4], target coverage 90% (alpha = 0.10), calibrated on</w:t>
+        <w:t xml:space="preserve">classifier (LAC) [4], target coverage 90% (</w:t>
+      </w:r>
+      <m:oMath>
+        <m:r>
+          <m:t>α</m:t>
+        </m:r>
+        <m:r>
+          <m:rPr>
+            <m:sty m:val="p"/>
+          </m:rPr>
+          <m:t>=</m:t>
+        </m:r>
+        <m:r>
+          <m:t>0.10</m:t>
+        </m:r>
+      </m:oMath>
+      <w:r>
+        <w:t xml:space="preserve">), calibrated on</w:t>
       </w:r>
       <w:r>
         <w:t xml:space="preserve"> </w:t>
@@ -4376,8 +6894,8 @@
         <w:t xml:space="preserve">therefore untuned-baseline numbers rather than best-achievable ones.</w:t>
       </w:r>
     </w:p>
-    <w:bookmarkEnd w:id="39"/>
-    <w:bookmarkStart w:id="40" w:name="f.-metrics"/>
+    <w:bookmarkEnd w:id="43"/>
+    <w:bookmarkStart w:id="44" w:name="f.-metrics"/>
     <w:p>
       <w:pPr>
         <w:pStyle w:val="Heading2"/>
@@ -4420,8 +6938,47 @@
       <w:r>
         <w:t xml:space="preserve"> </w:t>
       </w:r>
-      <w:r>
-        <w:t xml:space="preserve">k/d. Causal filtering: Granger SSR F-test p-value (minimum across lags 1-5,</w:t>
+      <m:oMath>
+        <m:r>
+          <m:t>k</m:t>
+        </m:r>
+        <m:r>
+          <m:rPr>
+            <m:sty m:val="p"/>
+          </m:rPr>
+          <m:t>/</m:t>
+        </m:r>
+        <m:r>
+          <m:t>d</m:t>
+        </m:r>
+      </m:oMath>
+      <w:r>
+        <w:t xml:space="preserve">. Causal filtering: Granger SSR F-test p-value (minimum across lags</w:t>
+      </w:r>
+      <w:r>
+        <w:t xml:space="preserve"> </w:t>
+      </w:r>
+      <m:oMath>
+        <m:r>
+          <m:t>1</m:t>
+        </m:r>
+      </m:oMath>
+      <w:r>
+        <w:t xml:space="preserve"> </w:t>
+      </w:r>
+      <w:r>
+        <w:t xml:space="preserve">to</w:t>
+      </w:r>
+      <w:r>
+        <w:t xml:space="preserve"> </w:t>
+      </w:r>
+      <m:oMath>
+        <m:r>
+          <m:t>5</m:t>
+        </m:r>
+      </m:oMath>
+      <w:r>
+        <w:t xml:space="preserve">,</w:t>
       </w:r>
       <w:r>
         <w:t xml:space="preserve"> </w:t>
@@ -4466,9 +7023,9 @@
         <w:t xml:space="preserve">official onset of each ground-truth segment.</w:t>
       </w:r>
     </w:p>
-    <w:bookmarkEnd w:id="40"/>
-    <w:bookmarkEnd w:id="41"/>
-    <w:bookmarkStart w:id="80" w:name="vi.-results"/>
+    <w:bookmarkEnd w:id="44"/>
+    <w:bookmarkEnd w:id="45"/>
+    <w:bookmarkStart w:id="84" w:name="vi.-results"/>
     <w:p>
       <w:pPr>
         <w:pStyle w:val="Heading1"/>
@@ -4477,7 +7034,7 @@
         <w:t xml:space="preserve">VI. Results</w:t>
       </w:r>
     </w:p>
-    <w:bookmarkStart w:id="57" w:name="X8095c93becc2d8a3f3ff86ea63f8c2904bef2f7"/>
+    <w:bookmarkStart w:id="61" w:name="X8095c93becc2d8a3f3ff86ea63f8c2904bef2f7"/>
     <w:p>
       <w:pPr>
         <w:pStyle w:val="Heading2"/>
@@ -7402,18 +9959,18 @@
           <wp:inline>
             <wp:extent cx="6400800" cy="3179720"/>
             <wp:effectExtent b="0" l="0" r="0" t="0"/>
-            <wp:docPr descr="" title="" id="43" name="Picture"/>
+            <wp:docPr descr="" title="" id="47" name="Picture"/>
             <a:graphic>
               <a:graphicData uri="http://schemas.openxmlformats.org/drawingml/2006/picture">
                 <pic:pic>
                   <pic:nvPicPr>
-                    <pic:cNvPr descr="../paper/figures/fig3_model_comparison.png" id="44" name="Picture"/>
+                    <pic:cNvPr descr="figures/fig3_model_comparison.png" id="48" name="Picture"/>
                     <pic:cNvPicPr>
                       <a:picLocks noChangeArrowheads="1" noChangeAspect="1"/>
                     </pic:cNvPicPr>
                   </pic:nvPicPr>
                   <pic:blipFill>
-                    <a:blip r:embed="rId42"/>
+                    <a:blip r:embed="rId46"/>
                     <a:stretch>
                       <a:fillRect/>
                     </a:stretch>
@@ -7490,18 +10047,18 @@
           <wp:inline>
             <wp:extent cx="3108960" cy="2538936"/>
             <wp:effectExtent b="0" l="0" r="0" t="0"/>
-            <wp:docPr descr="" title="" id="46" name="Picture"/>
+            <wp:docPr descr="" title="" id="50" name="Picture"/>
             <a:graphic>
               <a:graphicData uri="http://schemas.openxmlformats.org/drawingml/2006/picture">
                 <pic:pic>
                   <pic:nvPicPr>
-                    <pic:cNvPr descr="../paper/figures/fig6_roc_pr_curves.png" id="47" name="Picture"/>
+                    <pic:cNvPr descr="figures/fig6_roc_pr_curves.png" id="51" name="Picture"/>
                     <pic:cNvPicPr>
                       <a:picLocks noChangeArrowheads="1" noChangeAspect="1"/>
                     </pic:cNvPicPr>
                   </pic:nvPicPr>
                   <pic:blipFill>
-                    <a:blip r:embed="rId45"/>
+                    <a:blip r:embed="rId49"/>
                     <a:stretch>
                       <a:fillRect/>
                     </a:stretch>
@@ -8977,18 +11534,18 @@
           <wp:inline>
             <wp:extent cx="6400800" cy="2490061"/>
             <wp:effectExtent b="0" l="0" r="0" t="0"/>
-            <wp:docPr descr="" title="" id="49" name="Picture"/>
+            <wp:docPr descr="" title="" id="53" name="Picture"/>
             <a:graphic>
               <a:graphicData uri="http://schemas.openxmlformats.org/drawingml/2006/picture">
                 <pic:pic>
                   <pic:nvPicPr>
-                    <pic:cNvPr descr="../paper/figures/fig9_horizon_sweep.png" id="50" name="Picture"/>
+                    <pic:cNvPr descr="figures/fig9_horizon_sweep.png" id="54" name="Picture"/>
                     <pic:cNvPicPr>
                       <a:picLocks noChangeArrowheads="1" noChangeAspect="1"/>
                     </pic:cNvPicPr>
                   </pic:nvPicPr>
                   <pic:blipFill>
-                    <a:blip r:embed="rId48"/>
+                    <a:blip r:embed="rId52"/>
                     <a:stretch>
                       <a:fillRect/>
                     </a:stretch>
@@ -9152,18 +11709,18 @@
           <wp:inline>
             <wp:extent cx="6400800" cy="2194611"/>
             <wp:effectExtent b="0" l="0" r="0" t="0"/>
-            <wp:docPr descr="" title="" id="52" name="Picture"/>
+            <wp:docPr descr="" title="" id="56" name="Picture"/>
             <a:graphic>
               <a:graphicData uri="http://schemas.openxmlformats.org/drawingml/2006/picture">
                 <pic:pic>
                   <pic:nvPicPr>
-                    <pic:cNvPr descr="../paper/figures/fig5_preonset_runway.png" id="53" name="Picture"/>
+                    <pic:cNvPr descr="figures/fig5_preonset_runway.png" id="57" name="Picture"/>
                     <pic:cNvPicPr>
                       <a:picLocks noChangeArrowheads="1" noChangeAspect="1"/>
                     </pic:cNvPicPr>
                   </pic:nvPicPr>
                   <pic:blipFill>
-                    <a:blip r:embed="rId51"/>
+                    <a:blip r:embed="rId55"/>
                     <a:stretch>
                       <a:fillRect/>
                     </a:stretch>
@@ -10012,18 +12569,18 @@
           <wp:inline>
             <wp:extent cx="6400800" cy="3336780"/>
             <wp:effectExtent b="0" l="0" r="0" t="0"/>
-            <wp:docPr descr="" title="" id="55" name="Picture"/>
+            <wp:docPr descr="" title="" id="59" name="Picture"/>
             <a:graphic>
               <a:graphicData uri="http://schemas.openxmlformats.org/drawingml/2006/picture">
                 <pic:pic>
                   <pic:nvPicPr>
-                    <pic:cNvPr descr="../paper/figures/fig10_per_anomaly_type.png" id="56" name="Picture"/>
+                    <pic:cNvPr descr="figures/fig10_per_anomaly_type.png" id="60" name="Picture"/>
                     <pic:cNvPicPr>
                       <a:picLocks noChangeArrowheads="1" noChangeAspect="1"/>
                     </pic:cNvPicPr>
                   </pic:nvPicPr>
                   <pic:blipFill>
-                    <a:blip r:embed="rId54"/>
+                    <a:blip r:embed="rId58"/>
                     <a:stretch>
                       <a:fillRect/>
                     </a:stretch>
@@ -10224,8 +12781,8 @@
         <w:t xml:space="preserve">concentration of risk that we state in Section VIII rather than smooth over.</w:t>
       </w:r>
     </w:p>
-    <w:bookmarkEnd w:id="57"/>
-    <w:bookmarkStart w:id="67" w:name="X734228778467e8ec70a53e3674ef815fa6cccd3"/>
+    <w:bookmarkEnd w:id="61"/>
+    <w:bookmarkStart w:id="71" w:name="X734228778467e8ec70a53e3674ef815fa6cccd3"/>
     <w:p>
       <w:pPr>
         <w:pStyle w:val="Heading2"/>
@@ -10310,18 +12867,18 @@
           <wp:inline>
             <wp:extent cx="6400800" cy="2813178"/>
             <wp:effectExtent b="0" l="0" r="0" t="0"/>
-            <wp:docPr descr="" title="" id="59" name="Picture"/>
+            <wp:docPr descr="" title="" id="63" name="Picture"/>
             <a:graphic>
               <a:graphicData uri="http://schemas.openxmlformats.org/drawingml/2006/picture">
                 <pic:pic>
                   <pic:nvPicPr>
-                    <pic:cNvPr descr="../paper/figures/fig4_accuracy_vs_calibration.png" id="60" name="Picture"/>
+                    <pic:cNvPr descr="figures/fig4_accuracy_vs_calibration.png" id="64" name="Picture"/>
                     <pic:cNvPicPr>
                       <a:picLocks noChangeArrowheads="1" noChangeAspect="1"/>
                     </pic:cNvPicPr>
                   </pic:nvPicPr>
                   <pic:blipFill>
-                    <a:blip r:embed="rId58"/>
+                    <a:blip r:embed="rId62"/>
                     <a:stretch>
                       <a:fillRect/>
                     </a:stretch>
@@ -10575,17 +13132,8 @@
                 <w:b/>
                 <w:sz w:val="16"/>
               </w:rPr>
-              <w:t xml:space="preserve">AUPRC single -&gt; M=5</w:t>
-            </w:r>
-          </w:p>
-        </w:tc>
-        <w:tc>
-          <w:tcPr/>
-          <w:p>
-            <w:pPr>
-              <w:pStyle w:val="Compact"/>
-              <w:jc w:val="left"/>
-            </w:pPr>
+              <w:t xml:space="preserve">AUPRC, single</w:t>
+            </w:r>
             <w:r>
               <w:rPr>
                 <w:bCs/>
@@ -10593,7 +13141,86 @@
                 <w:b/>
                 <w:sz w:val="16"/>
               </w:rPr>
-              <w:t xml:space="preserve">ECE single -&gt; M=5</w:t>
+              <w:t xml:space="preserve"> </w:t>
+            </w:r>
+            <m:oMath>
+              <m:r>
+                <m:rPr>
+                  <m:sty m:val="p"/>
+                </m:rPr>
+                <m:t>→</m:t>
+              </m:r>
+            </m:oMath>
+            <w:r>
+              <w:rPr>
+                <w:bCs/>
+                <w:rFonts w:ascii="Times New Roman" w:hAnsi="Times New Roman"/>
+                <w:b/>
+                <w:sz w:val="16"/>
+              </w:rPr>
+              <w:t xml:space="preserve"> </w:t>
+            </w:r>
+            <w:r>
+              <w:rPr>
+                <w:bCs/>
+                <w:rFonts w:ascii="Times New Roman" w:hAnsi="Times New Roman"/>
+                <w:b/>
+                <w:sz w:val="16"/>
+              </w:rPr>
+              <w:t xml:space="preserve">M=5</w:t>
+            </w:r>
+          </w:p>
+        </w:tc>
+        <w:tc>
+          <w:tcPr/>
+          <w:p>
+            <w:pPr>
+              <w:pStyle w:val="Compact"/>
+              <w:jc w:val="left"/>
+            </w:pPr>
+            <w:r>
+              <w:rPr>
+                <w:bCs/>
+                <w:rFonts w:ascii="Times New Roman" w:hAnsi="Times New Roman"/>
+                <w:b/>
+                <w:sz w:val="16"/>
+              </w:rPr>
+              <w:t xml:space="preserve">ECE, single</w:t>
+            </w:r>
+            <w:r>
+              <w:rPr>
+                <w:bCs/>
+                <w:rFonts w:ascii="Times New Roman" w:hAnsi="Times New Roman"/>
+                <w:b/>
+                <w:sz w:val="16"/>
+              </w:rPr>
+              <w:t xml:space="preserve"> </w:t>
+            </w:r>
+            <m:oMath>
+              <m:r>
+                <m:rPr>
+                  <m:sty m:val="p"/>
+                </m:rPr>
+                <m:t>→</m:t>
+              </m:r>
+            </m:oMath>
+            <w:r>
+              <w:rPr>
+                <w:bCs/>
+                <w:rFonts w:ascii="Times New Roman" w:hAnsi="Times New Roman"/>
+                <w:b/>
+                <w:sz w:val="16"/>
+              </w:rPr>
+              <w:t xml:space="preserve"> </w:t>
+            </w:r>
+            <w:r>
+              <w:rPr>
+                <w:bCs/>
+                <w:rFonts w:ascii="Times New Roman" w:hAnsi="Times New Roman"/>
+                <w:b/>
+                <w:sz w:val="16"/>
+              </w:rPr>
+              <w:t xml:space="preserve">M=5</w:t>
             </w:r>
           </w:p>
         </w:tc>
@@ -10627,23 +13254,81 @@
                 <w:rFonts w:ascii="Times New Roman" w:hAnsi="Times New Roman"/>
                 <w:sz w:val="16"/>
               </w:rPr>
-              <w:t xml:space="preserve">0.680 -&gt; 0.706 (+0.026)</w:t>
-            </w:r>
-          </w:p>
-        </w:tc>
-        <w:tc>
-          <w:tcPr/>
-          <w:p>
-            <w:pPr>
-              <w:pStyle w:val="Compact"/>
-              <w:jc w:val="left"/>
-            </w:pPr>
-            <w:r>
-              <w:rPr>
-                <w:rFonts w:ascii="Times New Roman" w:hAnsi="Times New Roman"/>
-                <w:sz w:val="16"/>
-              </w:rPr>
-              <w:t xml:space="preserve">0.102 -&gt; 0.090 (-0.011)</w:t>
+              <w:t xml:space="preserve">0.680</w:t>
+            </w:r>
+            <w:r>
+              <w:rPr>
+                <w:rFonts w:ascii="Times New Roman" w:hAnsi="Times New Roman"/>
+                <w:sz w:val="16"/>
+              </w:rPr>
+              <w:t xml:space="preserve"> </w:t>
+            </w:r>
+            <m:oMath>
+              <m:r>
+                <m:rPr>
+                  <m:sty m:val="p"/>
+                </m:rPr>
+                <m:t>→</m:t>
+              </m:r>
+            </m:oMath>
+            <w:r>
+              <w:rPr>
+                <w:rFonts w:ascii="Times New Roman" w:hAnsi="Times New Roman"/>
+                <w:sz w:val="16"/>
+              </w:rPr>
+              <w:t xml:space="preserve"> </w:t>
+            </w:r>
+            <w:r>
+              <w:rPr>
+                <w:rFonts w:ascii="Times New Roman" w:hAnsi="Times New Roman"/>
+                <w:sz w:val="16"/>
+              </w:rPr>
+              <w:t xml:space="preserve">0.706 (+0.026)</w:t>
+            </w:r>
+          </w:p>
+        </w:tc>
+        <w:tc>
+          <w:tcPr/>
+          <w:p>
+            <w:pPr>
+              <w:pStyle w:val="Compact"/>
+              <w:jc w:val="left"/>
+            </w:pPr>
+            <w:r>
+              <w:rPr>
+                <w:rFonts w:ascii="Times New Roman" w:hAnsi="Times New Roman"/>
+                <w:sz w:val="16"/>
+              </w:rPr>
+              <w:t xml:space="preserve">0.102</w:t>
+            </w:r>
+            <w:r>
+              <w:rPr>
+                <w:rFonts w:ascii="Times New Roman" w:hAnsi="Times New Roman"/>
+                <w:sz w:val="16"/>
+              </w:rPr>
+              <w:t xml:space="preserve"> </w:t>
+            </w:r>
+            <m:oMath>
+              <m:r>
+                <m:rPr>
+                  <m:sty m:val="p"/>
+                </m:rPr>
+                <m:t>→</m:t>
+              </m:r>
+            </m:oMath>
+            <w:r>
+              <w:rPr>
+                <w:rFonts w:ascii="Times New Roman" w:hAnsi="Times New Roman"/>
+                <w:sz w:val="16"/>
+              </w:rPr>
+              <w:t xml:space="preserve"> </w:t>
+            </w:r>
+            <w:r>
+              <w:rPr>
+                <w:rFonts w:ascii="Times New Roman" w:hAnsi="Times New Roman"/>
+                <w:sz w:val="16"/>
+              </w:rPr>
+              <w:t xml:space="preserve">0.090 (-0.011)</w:t>
             </w:r>
           </w:p>
         </w:tc>
@@ -10677,7 +13362,36 @@
                 <w:rFonts w:ascii="Times New Roman" w:hAnsi="Times New Roman"/>
                 <w:sz w:val="16"/>
               </w:rPr>
-              <w:t xml:space="preserve">0.634 -&gt; 0.743 (</w:t>
+              <w:t xml:space="preserve">0.634</w:t>
+            </w:r>
+            <w:r>
+              <w:rPr>
+                <w:rFonts w:ascii="Times New Roman" w:hAnsi="Times New Roman"/>
+                <w:sz w:val="16"/>
+              </w:rPr>
+              <w:t xml:space="preserve"> </w:t>
+            </w:r>
+            <m:oMath>
+              <m:r>
+                <m:rPr>
+                  <m:sty m:val="p"/>
+                </m:rPr>
+                <m:t>→</m:t>
+              </m:r>
+            </m:oMath>
+            <w:r>
+              <w:rPr>
+                <w:rFonts w:ascii="Times New Roman" w:hAnsi="Times New Roman"/>
+                <w:sz w:val="16"/>
+              </w:rPr>
+              <w:t xml:space="preserve"> </w:t>
+            </w:r>
+            <w:r>
+              <w:rPr>
+                <w:rFonts w:ascii="Times New Roman" w:hAnsi="Times New Roman"/>
+                <w:sz w:val="16"/>
+              </w:rPr>
+              <w:t xml:space="preserve">0.743 (</w:t>
             </w:r>
             <w:r>
               <w:rPr>
@@ -10709,7 +13423,36 @@
                 <w:rFonts w:ascii="Times New Roman" w:hAnsi="Times New Roman"/>
                 <w:sz w:val="16"/>
               </w:rPr>
-              <w:t xml:space="preserve">0.080 -&gt; 0.079 (-0.002)</w:t>
+              <w:t xml:space="preserve">0.080</w:t>
+            </w:r>
+            <w:r>
+              <w:rPr>
+                <w:rFonts w:ascii="Times New Roman" w:hAnsi="Times New Roman"/>
+                <w:sz w:val="16"/>
+              </w:rPr>
+              <w:t xml:space="preserve"> </w:t>
+            </w:r>
+            <m:oMath>
+              <m:r>
+                <m:rPr>
+                  <m:sty m:val="p"/>
+                </m:rPr>
+                <m:t>→</m:t>
+              </m:r>
+            </m:oMath>
+            <w:r>
+              <w:rPr>
+                <w:rFonts w:ascii="Times New Roman" w:hAnsi="Times New Roman"/>
+                <w:sz w:val="16"/>
+              </w:rPr>
+              <w:t xml:space="preserve"> </w:t>
+            </w:r>
+            <w:r>
+              <w:rPr>
+                <w:rFonts w:ascii="Times New Roman" w:hAnsi="Times New Roman"/>
+                <w:sz w:val="16"/>
+              </w:rPr>
+              <w:t xml:space="preserve">0.079 (-0.002)</w:t>
             </w:r>
           </w:p>
         </w:tc>
@@ -10743,7 +13486,36 @@
                 <w:rFonts w:ascii="Times New Roman" w:hAnsi="Times New Roman"/>
                 <w:sz w:val="16"/>
               </w:rPr>
-              <w:t xml:space="preserve">0.667 -&gt; 0.646 (</w:t>
+              <w:t xml:space="preserve">0.667</w:t>
+            </w:r>
+            <w:r>
+              <w:rPr>
+                <w:rFonts w:ascii="Times New Roman" w:hAnsi="Times New Roman"/>
+                <w:sz w:val="16"/>
+              </w:rPr>
+              <w:t xml:space="preserve"> </w:t>
+            </w:r>
+            <m:oMath>
+              <m:r>
+                <m:rPr>
+                  <m:sty m:val="p"/>
+                </m:rPr>
+                <m:t>→</m:t>
+              </m:r>
+            </m:oMath>
+            <w:r>
+              <w:rPr>
+                <w:rFonts w:ascii="Times New Roman" w:hAnsi="Times New Roman"/>
+                <w:sz w:val="16"/>
+              </w:rPr>
+              <w:t xml:space="preserve"> </w:t>
+            </w:r>
+            <w:r>
+              <w:rPr>
+                <w:rFonts w:ascii="Times New Roman" w:hAnsi="Times New Roman"/>
+                <w:sz w:val="16"/>
+              </w:rPr>
+              <w:t xml:space="preserve">0.646 (</w:t>
             </w:r>
             <w:r>
               <w:rPr>
@@ -10775,7 +13547,36 @@
                 <w:rFonts w:ascii="Times New Roman" w:hAnsi="Times New Roman"/>
                 <w:sz w:val="16"/>
               </w:rPr>
-              <w:t xml:space="preserve">0.103 -&gt; 0.101 (-0.003)</w:t>
+              <w:t xml:space="preserve">0.103</w:t>
+            </w:r>
+            <w:r>
+              <w:rPr>
+                <w:rFonts w:ascii="Times New Roman" w:hAnsi="Times New Roman"/>
+                <w:sz w:val="16"/>
+              </w:rPr>
+              <w:t xml:space="preserve"> </w:t>
+            </w:r>
+            <m:oMath>
+              <m:r>
+                <m:rPr>
+                  <m:sty m:val="p"/>
+                </m:rPr>
+                <m:t>→</m:t>
+              </m:r>
+            </m:oMath>
+            <w:r>
+              <w:rPr>
+                <w:rFonts w:ascii="Times New Roman" w:hAnsi="Times New Roman"/>
+                <w:sz w:val="16"/>
+              </w:rPr>
+              <w:t xml:space="preserve"> </w:t>
+            </w:r>
+            <w:r>
+              <w:rPr>
+                <w:rFonts w:ascii="Times New Roman" w:hAnsi="Times New Roman"/>
+                <w:sz w:val="16"/>
+              </w:rPr>
+              <w:t xml:space="preserve">0.101 (-0.003)</w:t>
             </w:r>
           </w:p>
         </w:tc>
@@ -10809,23 +13610,81 @@
                 <w:rFonts w:ascii="Times New Roman" w:hAnsi="Times New Roman"/>
                 <w:sz w:val="16"/>
               </w:rPr>
-              <w:t xml:space="preserve">0.651 -&gt; 0.678 (+0.026)</w:t>
-            </w:r>
-          </w:p>
-        </w:tc>
-        <w:tc>
-          <w:tcPr/>
-          <w:p>
-            <w:pPr>
-              <w:pStyle w:val="Compact"/>
-              <w:jc w:val="left"/>
-            </w:pPr>
-            <w:r>
-              <w:rPr>
-                <w:rFonts w:ascii="Times New Roman" w:hAnsi="Times New Roman"/>
-                <w:sz w:val="16"/>
-              </w:rPr>
-              <w:t xml:space="preserve">0.087 -&gt; 0.080 (-0.006)</w:t>
+              <w:t xml:space="preserve">0.651</w:t>
+            </w:r>
+            <w:r>
+              <w:rPr>
+                <w:rFonts w:ascii="Times New Roman" w:hAnsi="Times New Roman"/>
+                <w:sz w:val="16"/>
+              </w:rPr>
+              <w:t xml:space="preserve"> </w:t>
+            </w:r>
+            <m:oMath>
+              <m:r>
+                <m:rPr>
+                  <m:sty m:val="p"/>
+                </m:rPr>
+                <m:t>→</m:t>
+              </m:r>
+            </m:oMath>
+            <w:r>
+              <w:rPr>
+                <w:rFonts w:ascii="Times New Roman" w:hAnsi="Times New Roman"/>
+                <w:sz w:val="16"/>
+              </w:rPr>
+              <w:t xml:space="preserve"> </w:t>
+            </w:r>
+            <w:r>
+              <w:rPr>
+                <w:rFonts w:ascii="Times New Roman" w:hAnsi="Times New Roman"/>
+                <w:sz w:val="16"/>
+              </w:rPr>
+              <w:t xml:space="preserve">0.678 (+0.026)</w:t>
+            </w:r>
+          </w:p>
+        </w:tc>
+        <w:tc>
+          <w:tcPr/>
+          <w:p>
+            <w:pPr>
+              <w:pStyle w:val="Compact"/>
+              <w:jc w:val="left"/>
+            </w:pPr>
+            <w:r>
+              <w:rPr>
+                <w:rFonts w:ascii="Times New Roman" w:hAnsi="Times New Roman"/>
+                <w:sz w:val="16"/>
+              </w:rPr>
+              <w:t xml:space="preserve">0.087</w:t>
+            </w:r>
+            <w:r>
+              <w:rPr>
+                <w:rFonts w:ascii="Times New Roman" w:hAnsi="Times New Roman"/>
+                <w:sz w:val="16"/>
+              </w:rPr>
+              <w:t xml:space="preserve"> </w:t>
+            </w:r>
+            <m:oMath>
+              <m:r>
+                <m:rPr>
+                  <m:sty m:val="p"/>
+                </m:rPr>
+                <m:t>→</m:t>
+              </m:r>
+            </m:oMath>
+            <w:r>
+              <w:rPr>
+                <w:rFonts w:ascii="Times New Roman" w:hAnsi="Times New Roman"/>
+                <w:sz w:val="16"/>
+              </w:rPr>
+              <w:t xml:space="preserve"> </w:t>
+            </w:r>
+            <w:r>
+              <w:rPr>
+                <w:rFonts w:ascii="Times New Roman" w:hAnsi="Times New Roman"/>
+                <w:sz w:val="16"/>
+              </w:rPr>
+              <w:t xml:space="preserve">0.080 (-0.006)</w:t>
             </w:r>
           </w:p>
         </w:tc>
@@ -10859,23 +13718,81 @@
                 <w:rFonts w:ascii="Times New Roman" w:hAnsi="Times New Roman"/>
                 <w:sz w:val="16"/>
               </w:rPr>
-              <w:t xml:space="preserve">0.702 -&gt; 0.704 (+0.003)</w:t>
-            </w:r>
-          </w:p>
-        </w:tc>
-        <w:tc>
-          <w:tcPr/>
-          <w:p>
-            <w:pPr>
-              <w:pStyle w:val="Compact"/>
-              <w:jc w:val="left"/>
-            </w:pPr>
-            <w:r>
-              <w:rPr>
-                <w:rFonts w:ascii="Times New Roman" w:hAnsi="Times New Roman"/>
-                <w:sz w:val="16"/>
-              </w:rPr>
-              <w:t xml:space="preserve">0.063 -&gt; 0.063 (-0.000)</w:t>
+              <w:t xml:space="preserve">0.702</w:t>
+            </w:r>
+            <w:r>
+              <w:rPr>
+                <w:rFonts w:ascii="Times New Roman" w:hAnsi="Times New Roman"/>
+                <w:sz w:val="16"/>
+              </w:rPr>
+              <w:t xml:space="preserve"> </w:t>
+            </w:r>
+            <m:oMath>
+              <m:r>
+                <m:rPr>
+                  <m:sty m:val="p"/>
+                </m:rPr>
+                <m:t>→</m:t>
+              </m:r>
+            </m:oMath>
+            <w:r>
+              <w:rPr>
+                <w:rFonts w:ascii="Times New Roman" w:hAnsi="Times New Roman"/>
+                <w:sz w:val="16"/>
+              </w:rPr>
+              <w:t xml:space="preserve"> </w:t>
+            </w:r>
+            <w:r>
+              <w:rPr>
+                <w:rFonts w:ascii="Times New Roman" w:hAnsi="Times New Roman"/>
+                <w:sz w:val="16"/>
+              </w:rPr>
+              <w:t xml:space="preserve">0.704 (+0.003)</w:t>
+            </w:r>
+          </w:p>
+        </w:tc>
+        <w:tc>
+          <w:tcPr/>
+          <w:p>
+            <w:pPr>
+              <w:pStyle w:val="Compact"/>
+              <w:jc w:val="left"/>
+            </w:pPr>
+            <w:r>
+              <w:rPr>
+                <w:rFonts w:ascii="Times New Roman" w:hAnsi="Times New Roman"/>
+                <w:sz w:val="16"/>
+              </w:rPr>
+              <w:t xml:space="preserve">0.063</w:t>
+            </w:r>
+            <w:r>
+              <w:rPr>
+                <w:rFonts w:ascii="Times New Roman" w:hAnsi="Times New Roman"/>
+                <w:sz w:val="16"/>
+              </w:rPr>
+              <w:t xml:space="preserve"> </w:t>
+            </w:r>
+            <m:oMath>
+              <m:r>
+                <m:rPr>
+                  <m:sty m:val="p"/>
+                </m:rPr>
+                <m:t>→</m:t>
+              </m:r>
+            </m:oMath>
+            <w:r>
+              <w:rPr>
+                <w:rFonts w:ascii="Times New Roman" w:hAnsi="Times New Roman"/>
+                <w:sz w:val="16"/>
+              </w:rPr>
+              <w:t xml:space="preserve"> </w:t>
+            </w:r>
+            <w:r>
+              <w:rPr>
+                <w:rFonts w:ascii="Times New Roman" w:hAnsi="Times New Roman"/>
+                <w:sz w:val="16"/>
+              </w:rPr>
+              <w:t xml:space="preserve">0.063 (-0.000)</w:t>
             </w:r>
           </w:p>
         </w:tc>
@@ -10965,18 +13882,18 @@
           <wp:inline>
             <wp:extent cx="6400800" cy="2304072"/>
             <wp:effectExtent b="0" l="0" r="0" t="0"/>
-            <wp:docPr descr="" title="" id="62" name="Picture"/>
+            <wp:docPr descr="" title="" id="66" name="Picture"/>
             <a:graphic>
               <a:graphicData uri="http://schemas.openxmlformats.org/drawingml/2006/picture">
                 <pic:pic>
                   <pic:nvPicPr>
-                    <pic:cNvPr descr="../paper/figures/fig7_deep_ensemble.png" id="63" name="Picture"/>
+                    <pic:cNvPr descr="figures/fig7_deep_ensemble.png" id="67" name="Picture"/>
                     <pic:cNvPicPr>
                       <a:picLocks noChangeArrowheads="1" noChangeAspect="1"/>
                     </pic:cNvPicPr>
                   </pic:nvPicPr>
                   <pic:blipFill>
-                    <a:blip r:embed="rId61"/>
+                    <a:blip r:embed="rId65"/>
                     <a:stretch>
                       <a:fillRect/>
                     </a:stretch>
@@ -11090,18 +14007,18 @@
           <wp:inline>
             <wp:extent cx="6400800" cy="2547590"/>
             <wp:effectExtent b="0" l="0" r="0" t="0"/>
-            <wp:docPr descr="" title="" id="65" name="Picture"/>
+            <wp:docPr descr="" title="" id="69" name="Picture"/>
             <a:graphic>
               <a:graphicData uri="http://schemas.openxmlformats.org/drawingml/2006/picture">
                 <pic:pic>
                   <pic:nvPicPr>
-                    <pic:cNvPr descr="../paper/figures/fig12_efficiency.png" id="66" name="Picture"/>
+                    <pic:cNvPr descr="figures/fig12_efficiency.png" id="70" name="Picture"/>
                     <pic:cNvPicPr>
                       <a:picLocks noChangeArrowheads="1" noChangeAspect="1"/>
                     </pic:cNvPicPr>
                   </pic:nvPicPr>
                   <pic:blipFill>
-                    <a:blip r:embed="rId64"/>
+                    <a:blip r:embed="rId68"/>
                     <a:stretch>
                       <a:fillRect/>
                     </a:stretch>
@@ -11169,8 +14086,8 @@
         </w:sectPr>
       </w:pPr>
     </w:p>
-    <w:bookmarkEnd w:id="67"/>
-    <w:bookmarkStart w:id="68" w:name="c.-component-2-root-cause-attribution"/>
+    <w:bookmarkEnd w:id="71"/>
+    <w:bookmarkStart w:id="72" w:name="c.-component-2-root-cause-attribution"/>
     <w:p>
       <w:pPr>
         <w:pStyle w:val="Heading2"/>
@@ -11202,13 +14119,46 @@
         <w:t xml:space="preserve"> </w:t>
       </w:r>
       <w:r>
-        <w:t xml:space="preserve">onset, aggregate |SHAP| across each KPI dimension’s mean/std/last</w:t>
-      </w:r>
-      <w:r>
-        <w:t xml:space="preserve"> </w:t>
-      </w:r>
-      <w:r>
-        <w:t xml:space="preserve">features, and rank dimensions. Table 10 reports precision@k = recall@k (k</w:t>
+        <w:t xml:space="preserve">onset, aggregate</w:t>
+      </w:r>
+      <w:r>
+        <w:t xml:space="preserve"> </w:t>
+      </w:r>
+      <m:oMath>
+        <m:d>
+          <m:dPr>
+            <m:begChr m:val="|"/>
+            <m:endChr m:val="|"/>
+            <m:sepChr m:val=""/>
+            <m:grow/>
+          </m:dPr>
+          <m:e>
+            <m:sSub>
+              <m:e>
+                <m:r>
+                  <m:t>ϕ</m:t>
+                </m:r>
+              </m:e>
+              <m:sub>
+                <m:r>
+                  <m:t>i</m:t>
+                </m:r>
+              </m:sub>
+            </m:sSub>
+          </m:e>
+        </m:d>
+      </m:oMath>
+      <w:r>
+        <w:t xml:space="preserve"> </w:t>
+      </w:r>
+      <w:r>
+        <w:t xml:space="preserve">from (4) across each KPI dimension’s</w:t>
+      </w:r>
+      <w:r>
+        <w:t xml:space="preserve"> </w:t>
+      </w:r>
+      <w:r>
+        <w:t xml:space="preserve">mean/std/last features, and rank dimensions. Table 10 reports precision@k = recall@k (k</w:t>
       </w:r>
       <w:r>
         <w:t xml:space="preserve"> </w:t>
@@ -11928,7 +14878,19 @@
         <w:pStyle w:val="BodyText"/>
       </w:pPr>
       <w:r>
-        <w:t xml:space="preserve">Localization is scored on SMD only. Both TelecomTS (named affected_kpis)</w:t>
+        <w:t xml:space="preserve">Localization is scored on SMD only. Both TelecomTS (named</w:t>
+      </w:r>
+      <w:r>
+        <w:t xml:space="preserve"> </w:t>
+      </w:r>
+      <w:r>
+        <w:rPr>
+          <w:rStyle w:val="VerbatimChar"/>
+        </w:rPr>
+        <w:t xml:space="preserve">affected_kpis</w:t>
+      </w:r>
+      <w:r>
+        <w:t xml:space="preserve">)</w:t>
       </w:r>
       <w:r>
         <w:t xml:space="preserve"> </w:t>
@@ -11949,8 +14911,8 @@
         <w:t xml:space="preserve">either; that is the immediate next experiment (Section IX).</w:t>
       </w:r>
     </w:p>
-    <w:bookmarkEnd w:id="68"/>
-    <w:bookmarkStart w:id="69" w:name="X5dfa9f99d7606b3db1d1e28d0f149f9f32dd1b7"/>
+    <w:bookmarkEnd w:id="72"/>
+    <w:bookmarkStart w:id="73" w:name="X5dfa9f99d7606b3db1d1e28d0f149f9f32dd1b7"/>
     <w:p>
       <w:pPr>
         <w:pStyle w:val="Heading2"/>
@@ -12642,8 +15604,8 @@
         <w:t xml:space="preserve">tested signals failed to provide.</w:t>
       </w:r>
     </w:p>
-    <w:bookmarkEnd w:id="69"/>
-    <w:bookmarkStart w:id="70" w:name="X190f350f5471c8fc15d730c65800bdc6cab18bf"/>
+    <w:bookmarkEnd w:id="73"/>
+    <w:bookmarkStart w:id="74" w:name="X190f350f5471c8fc15d730c65800bdc6cab18bf"/>
     <w:p>
       <w:pPr>
         <w:pStyle w:val="Heading2"/>
@@ -12853,7 +15815,27 @@
         <w:t xml:space="preserve"> </w:t>
       </w:r>
       <w:r>
-        <w:t xml:space="preserve">Gaussian noise (sigma = 0.05 in standardized units, roughly 5% of one</w:t>
+        <w:t xml:space="preserve">Gaussian noise (</w:t>
+      </w:r>
+      <m:oMath>
+        <m:r>
+          <m:t>σ</m:t>
+        </m:r>
+        <m:r>
+          <m:rPr>
+            <m:sty m:val="p"/>
+          </m:rPr>
+          <m:t>=</m:t>
+        </m:r>
+        <m:r>
+          <m:t>0.05</m:t>
+        </m:r>
+      </m:oMath>
+      <w:r>
+        <w:t xml:space="preserve"> </w:t>
+      </w:r>
+      <w:r>
+        <w:t xml:space="preserve">in standardized units, roughly 5% of one</w:t>
       </w:r>
       <w:r>
         <w:t xml:space="preserve"> </w:t>
@@ -12865,7 +15847,18 @@
         <w:t xml:space="preserve"> </w:t>
       </w:r>
       <w:r>
-        <w:t xml:space="preserve">the unperturbed ranking by Spearman rho, averaged over 20 draws.</w:t>
+        <w:t xml:space="preserve">the unperturbed ranking by Spearman</w:t>
+      </w:r>
+      <w:r>
+        <w:t xml:space="preserve"> </w:t>
+      </w:r>
+      <m:oMath>
+        <m:r>
+          <m:t>ρ</m:t>
+        </m:r>
+      </m:oMath>
+      <w:r>
+        <w:t xml:space="preserve">, averaged over 20 draws.</w:t>
       </w:r>
     </w:p>
     <w:p>
@@ -12921,7 +15914,7 @@
         <w:t xml:space="preserve"> </w:t>
       </w:r>
       <w:r>
-        <w:t xml:space="preserve">from a base probability above 0.999, i.e. the model is already at its output</w:t>
+        <w:t xml:space="preserve">from a base probability above 0.999, i.e., the model is already at its output</w:t>
       </w:r>
       <w:r>
         <w:t xml:space="preserve"> </w:t>
@@ -12957,13 +15950,27 @@
         <w:t xml:space="preserve"> </w:t>
       </w:r>
       <w:r>
-        <w:t xml:space="preserve">evidence. Rankings are highly stable (Spearman rho 0.990-0.998 across all</w:t>
-      </w:r>
-      <w:r>
-        <w:t xml:space="preserve"> </w:t>
-      </w:r>
-      <w:r>
-        <w:t xml:space="preserve">eight events), but stability is a property of the explanation, not of its</w:t>
+        <w:t xml:space="preserve">evidence. Rankings are highly stable (Spearman</w:t>
+      </w:r>
+      <w:r>
+        <w:t xml:space="preserve"> </w:t>
+      </w:r>
+      <m:oMath>
+        <m:r>
+          <m:t>ρ</m:t>
+        </m:r>
+      </m:oMath>
+      <w:r>
+        <w:t xml:space="preserve"> </w:t>
+      </w:r>
+      <w:r>
+        <w:t xml:space="preserve">from 0.990 to 0.998 across</w:t>
+      </w:r>
+      <w:r>
+        <w:t xml:space="preserve"> </w:t>
+      </w:r>
+      <w:r>
+        <w:t xml:space="preserve">all eight events), but stability is a property of the explanation, not of its</w:t>
       </w:r>
       <w:r>
         <w:t xml:space="preserve"> </w:t>
@@ -13172,8 +16179,27 @@
                 <w:rFonts w:ascii="Times New Roman" w:hAnsi="Times New Roman"/>
                 <w:sz w:val="16"/>
               </w:rPr>
-              <w:t xml:space="preserve">p_hat (predicted probability)</w:t>
-            </w:r>
+              <w:t xml:space="preserve">Predicted probability</w:t>
+            </w:r>
+            <w:r>
+              <w:rPr>
+                <w:rFonts w:ascii="Times New Roman" w:hAnsi="Times New Roman"/>
+                <w:sz w:val="16"/>
+              </w:rPr>
+              <w:t xml:space="preserve"> </w:t>
+            </w:r>
+            <m:oMath>
+              <m:acc>
+                <m:accPr>
+                  <m:chr m:val="̂"/>
+                </m:accPr>
+                <m:e>
+                  <m:r>
+                    <m:t>p</m:t>
+                  </m:r>
+                </m:e>
+              </m:acc>
+            </m:oMath>
           </w:p>
         </w:tc>
         <w:tc>
@@ -13238,7 +16264,7 @@
                 <w:rFonts w:ascii="Times New Roman" w:hAnsi="Times New Roman"/>
                 <w:sz w:val="16"/>
               </w:rPr>
-              <w:t xml:space="preserve">attribution_entropy (SHAP spread)</w:t>
+              <w:t xml:space="preserve">Attribution entropy</w:t>
             </w:r>
           </w:p>
         </w:tc>
@@ -13304,8 +16330,20 @@
                 <w:rFonts w:ascii="Times New Roman" w:hAnsi="Times New Roman"/>
                 <w:sz w:val="16"/>
               </w:rPr>
-              <w:t xml:space="preserve">stability_rho (rank stability)</w:t>
-            </w:r>
+              <w:t xml:space="preserve">Rank stability</w:t>
+            </w:r>
+            <w:r>
+              <w:rPr>
+                <w:rFonts w:ascii="Times New Roman" w:hAnsi="Times New Roman"/>
+                <w:sz w:val="16"/>
+              </w:rPr>
+              <w:t xml:space="preserve"> </w:t>
+            </w:r>
+            <m:oMath>
+              <m:r>
+                <m:t>ρ</m:t>
+              </m:r>
+            </m:oMath>
           </w:p>
         </w:tc>
         <w:tc>
@@ -13372,7 +16410,7 @@
                 <w:rFonts w:ascii="Times New Roman" w:hAnsi="Times New Roman"/>
                 <w:sz w:val="16"/>
               </w:rPr>
-              <w:t xml:space="preserve">faithfulness_margin (deletion test)</w:t>
+              <w:t xml:space="preserve">Faithfulness margin</w:t>
             </w:r>
           </w:p>
         </w:tc>
@@ -13601,8 +16639,8 @@
         <w:t xml:space="preserve">validated against localization ground truth.</w:t>
       </w:r>
     </w:p>
-    <w:bookmarkEnd w:id="70"/>
-    <w:bookmarkStart w:id="74" w:name="Xb67a14bbc183b8248f81bd9a0978762130f2e31"/>
+    <w:bookmarkEnd w:id="74"/>
+    <w:bookmarkStart w:id="78" w:name="Xb67a14bbc183b8248f81bd9a0978762130f2e31"/>
     <w:p>
       <w:pPr>
         <w:pStyle w:val="Heading2"/>
@@ -13616,7 +16654,37 @@
         <w:pStyle w:val="FirstParagraph"/>
       </w:pPr>
       <w:r>
-        <w:t xml:space="preserve">Split-conformal calibration on the CALIB block yields q_hat = 0.985 and</w:t>
+        <w:t xml:space="preserve">Split-conformal calibration on the CALIB block yields</w:t>
+      </w:r>
+      <w:r>
+        <w:t xml:space="preserve"> </w:t>
+      </w:r>
+      <m:oMath>
+        <m:acc>
+          <m:accPr>
+            <m:chr m:val="̂"/>
+          </m:accPr>
+          <m:e>
+            <m:r>
+              <m:t>q</m:t>
+            </m:r>
+          </m:e>
+        </m:acc>
+        <m:r>
+          <m:rPr>
+            <m:sty m:val="p"/>
+          </m:rPr>
+          <m:t>=</m:t>
+        </m:r>
+        <m:r>
+          <m:t>0.985</m:t>
+        </m:r>
+      </m:oMath>
+      <w:r>
+        <w:t xml:space="preserve"> </w:t>
+      </w:r>
+      <w:r>
+        <w:t xml:space="preserve">and</w:t>
       </w:r>
       <w:r>
         <w:t xml:space="preserve"> </w:t>
@@ -13634,7 +16702,7 @@
         <w:t xml:space="preserve"> </w:t>
       </w:r>
       <w:r>
-        <w:t xml:space="preserve">ambiguous ({normal, degrading}) set, i.e. an explicit escalate-to-human</w:t>
+        <w:t xml:space="preserve">ambiguous ({normal, degrading}) set, i.e., an explicit escalate-to-human</w:t>
       </w:r>
       <w:r>
         <w:t xml:space="preserve"> </w:t>
@@ -13691,18 +16759,18 @@
           <wp:inline>
             <wp:extent cx="6400800" cy="2657579"/>
             <wp:effectExtent b="0" l="0" r="0" t="0"/>
-            <wp:docPr descr="" title="" id="72" name="Picture"/>
+            <wp:docPr descr="" title="" id="76" name="Picture"/>
             <a:graphic>
               <a:graphicData uri="http://schemas.openxmlformats.org/drawingml/2006/picture">
                 <pic:pic>
                   <pic:nvPicPr>
-                    <pic:cNvPr descr="../paper/figures/fig8_reliability_diagrams.png" id="73" name="Picture"/>
+                    <pic:cNvPr descr="figures/fig8_reliability_diagrams.png" id="77" name="Picture"/>
                     <pic:cNvPicPr>
                       <a:picLocks noChangeArrowheads="1" noChangeAspect="1"/>
                     </pic:cNvPicPr>
                   </pic:nvPicPr>
                   <pic:blipFill>
-                    <a:blip r:embed="rId71"/>
+                    <a:blip r:embed="rId75"/>
                     <a:stretch>
                       <a:fillRect/>
                     </a:stretch>
@@ -13804,8 +16872,8 @@
         <w:t xml:space="preserve">yet demonstrated on either, which Section VIII records.</w:t>
       </w:r>
     </w:p>
-    <w:bookmarkEnd w:id="74"/>
-    <w:bookmarkStart w:id="78" w:name="g.-early-warning-lead-time"/>
+    <w:bookmarkEnd w:id="78"/>
+    <w:bookmarkStart w:id="82" w:name="g.-early-warning-lead-time"/>
     <w:p>
       <w:pPr>
         <w:pStyle w:val="Heading2"/>
@@ -14350,18 +17418,18 @@
           <wp:inline>
             <wp:extent cx="3108960" cy="2182177"/>
             <wp:effectExtent b="0" l="0" r="0" t="0"/>
-            <wp:docPr descr="" title="" id="76" name="Picture"/>
+            <wp:docPr descr="" title="" id="80" name="Picture"/>
             <a:graphic>
               <a:graphicData uri="http://schemas.openxmlformats.org/drawingml/2006/picture">
                 <pic:pic>
                   <pic:nvPicPr>
-                    <pic:cNvPr descr="../paper/figures/fig11_case_study_timeline.png" id="77" name="Picture"/>
+                    <pic:cNvPr descr="figures/fig11_case_study_timeline.png" id="81" name="Picture"/>
                     <pic:cNvPicPr>
                       <a:picLocks noChangeArrowheads="1" noChangeAspect="1"/>
                     </pic:cNvPicPr>
                   </pic:nvPicPr>
                   <pic:blipFill>
-                    <a:blip r:embed="rId75"/>
+                    <a:blip r:embed="rId79"/>
                     <a:stretch>
                       <a:fillRect/>
                     </a:stretch>
@@ -14482,8 +17550,8 @@
         <w:t xml:space="preserve">bounded by what the incident telegraphs.</w:t>
       </w:r>
     </w:p>
-    <w:bookmarkEnd w:id="78"/>
-    <w:bookmarkStart w:id="79" w:name="Xc8ec02c85b889e8775789157f99a7127cdb37cc"/>
+    <w:bookmarkEnd w:id="82"/>
+    <w:bookmarkStart w:id="83" w:name="Xc8ec02c85b889e8775789157f99a7127cdb37cc"/>
     <w:p>
       <w:pPr>
         <w:pStyle w:val="Heading2"/>
@@ -14509,7 +17577,58 @@
         <w:t xml:space="preserve"> </w:t>
       </w:r>
       <w:r>
-        <w:t xml:space="preserve">synthetic Core -&gt; Aggregation -&gt; BaseStation -&gt; Cell graph with an injected</w:t>
+        <w:t xml:space="preserve">synthetic Core</w:t>
+      </w:r>
+      <w:r>
+        <w:t xml:space="preserve"> </w:t>
+      </w:r>
+      <m:oMath>
+        <m:r>
+          <m:rPr>
+            <m:sty m:val="p"/>
+          </m:rPr>
+          <m:t>→</m:t>
+        </m:r>
+      </m:oMath>
+      <w:r>
+        <w:t xml:space="preserve"> </w:t>
+      </w:r>
+      <w:r>
+        <w:t xml:space="preserve">Aggregation</w:t>
+      </w:r>
+      <w:r>
+        <w:t xml:space="preserve"> </w:t>
+      </w:r>
+      <m:oMath>
+        <m:r>
+          <m:rPr>
+            <m:sty m:val="p"/>
+          </m:rPr>
+          <m:t>→</m:t>
+        </m:r>
+      </m:oMath>
+      <w:r>
+        <w:t xml:space="preserve"> </w:t>
+      </w:r>
+      <w:r>
+        <w:t xml:space="preserve">BaseStation</w:t>
+      </w:r>
+      <w:r>
+        <w:t xml:space="preserve"> </w:t>
+      </w:r>
+      <m:oMath>
+        <m:r>
+          <m:rPr>
+            <m:sty m:val="p"/>
+          </m:rPr>
+          <m:t>→</m:t>
+        </m:r>
+      </m:oMath>
+      <w:r>
+        <w:t xml:space="preserve"> </w:t>
+      </w:r>
+      <w:r>
+        <w:t xml:space="preserve">Cell graph with an injected</w:t>
       </w:r>
       <w:r>
         <w:t xml:space="preserve"> </w:t>
@@ -14548,9 +17667,9 @@
         <w:t xml:space="preserve">weights. It demonstrates a mechanism, not a validated capability.</w:t>
       </w:r>
     </w:p>
-    <w:bookmarkEnd w:id="79"/>
-    <w:bookmarkEnd w:id="80"/>
-    <w:bookmarkStart w:id="81" w:name="vii.-discussion"/>
+    <w:bookmarkEnd w:id="83"/>
+    <w:bookmarkEnd w:id="84"/>
+    <w:bookmarkStart w:id="85" w:name="vii.-discussion"/>
     <w:p>
       <w:pPr>
         <w:pStyle w:val="Heading1"/>
@@ -14863,8 +17982,8 @@
         <w:t xml:space="preserve">a comparative claim.</w:t>
       </w:r>
     </w:p>
-    <w:bookmarkEnd w:id="81"/>
-    <w:bookmarkStart w:id="82" w:name="Xf0a46c65489b409fcc43747e33df480de4adfc0"/>
+    <w:bookmarkEnd w:id="85"/>
+    <w:bookmarkStart w:id="86" w:name="Xf0a46c65489b409fcc43747e33df480de4adfc0"/>
     <w:p>
       <w:pPr>
         <w:pStyle w:val="Heading1"/>
@@ -15329,8 +18448,8 @@
         <w:t xml:space="preserve">alarm-storm, missing-telemetry, or drift tests were run.</w:t>
       </w:r>
     </w:p>
-    <w:bookmarkEnd w:id="82"/>
-    <w:bookmarkStart w:id="83" w:name="Xd3ffd8d7854b4d1774f80580cf68f0c098a48ba"/>
+    <w:bookmarkEnd w:id="86"/>
+    <w:bookmarkStart w:id="87" w:name="Xd3ffd8d7854b4d1774f80580cf68f0c098a48ba"/>
     <w:p>
       <w:pPr>
         <w:pStyle w:val="Heading1"/>
@@ -15472,7 +18591,19 @@
         <w:t xml:space="preserve"> </w:t>
       </w:r>
       <w:r>
-        <w:t xml:space="preserve">TelecomTS (named affected_kpis) and RCAEval (root-cause service and</w:t>
+        <w:t xml:space="preserve">TelecomTS (named</w:t>
+      </w:r>
+      <w:r>
+        <w:t xml:space="preserve"> </w:t>
+      </w:r>
+      <w:r>
+        <w:rPr>
+          <w:rStyle w:val="VerbatimChar"/>
+        </w:rPr>
+        <w:t xml:space="preserve">affected_kpis</w:t>
+      </w:r>
+      <w:r>
+        <w:t xml:space="preserve">) and RCAEval (root-cause service and</w:t>
       </w:r>
       <w:r>
         <w:t xml:space="preserve"> </w:t>
@@ -15687,8 +18818,8 @@
         <w:t xml:space="preserve">system [12].</w:t>
       </w:r>
     </w:p>
-    <w:bookmarkEnd w:id="83"/>
-    <w:bookmarkStart w:id="84" w:name="x.-conclusion"/>
+    <w:bookmarkEnd w:id="87"/>
+    <w:bookmarkStart w:id="88" w:name="x.-conclusion"/>
     <w:p>
       <w:pPr>
         <w:pStyle w:val="Heading1"/>
@@ -15897,8 +19028,8 @@
         <w:t xml:space="preserve">this work.</w:t>
       </w:r>
     </w:p>
-    <w:bookmarkEnd w:id="84"/>
-    <w:bookmarkStart w:id="85" w:name="references"/>
+    <w:bookmarkEnd w:id="88"/>
+    <w:bookmarkStart w:id="89" w:name="references"/>
     <w:p>
       <w:pPr>
         <w:pStyle w:val="Heading1"/>
@@ -16323,7 +19454,7 @@
         <w:t xml:space="preserve">arXiv:2510.06063, 2025.</w:t>
       </w:r>
     </w:p>
-    <w:bookmarkEnd w:id="85"/>
+    <w:bookmarkEnd w:id="89"/>
     <w:sectPr>
       <w:type w:val="continuous"/>
       <w:pgSz w:h="15840" w:w="12240"/>
@@ -28773,6 +31904,14 @@
       <w:sz w:val="18"/>
     </w:rPr>
   </w:style>
+  <w:style w:customStyle="1" w:styleId="VerbatimChar" w:type="character">
+    <w:name w:val="VerbatimChar"/>
+    <w:rPr>
+      <w:rFonts w:ascii="Courier New" w:hAnsi="Courier New"/>
+      <w:sz w:val="17"/>
+      <w:rFonts w:ascii="Courier New" w:cs="Courier New" w:hAnsi="Courier New"/>
+    </w:rPr>
+  </w:style>
   <w:style w:type="paragraph" w:customStyle="1" w:styleId="SourceCode">
     <w:name w:val="Source Code"/>
     <w:basedOn w:val="Normal"/>

--- a/paper/Trustworthy_RCA_Framework_Paper_IEEE.docx
+++ b/paper/Trustworthy_RCA_Framework_Paper_IEEE.docx
@@ -42,7 +42,7 @@
           <w:b/>
           <w:i w:val="0"/>
         </w:rPr>
-        <w:t>Telecom operators increasingly deploy machine learning to predict service degradation, but an accurate prediction is not the same as a trustworthy one: an engineer also needs to know which KPI is responsible, whether that KPI is merely correlated with the fault or plausibly causes it, why the system believes so, and how confident to be. Prior work on root-cause analysis (RCA) for multivariate telemetry typically evaluates a single mechanism — feature attribution, causal discovery, or uncertainty quantification — in isolation; no study we identified jointly integrates and evaluates all three against ground-truth root-cause labels. We present TrustNet-RCA, a five-component framework chaining (1) a probabilistic early-warning predictor, (2) exact feature attribution, (3) a causal-precedence filter, (4) an evidence-grounded explainer, and (5) distribution-free uncertainty calibration, and evaluate it under one identical method on three public datasets: TelecomTS (5G testbed telemetry, 18 named PHY/MAC/network KPIs) as the primary 5G RAN benchmark, RCAEval (annotated microservice failures) for service-management rigor, and the Server Machine Dataset (SMD) strictly as an out-of-domain generalization check. On TelecomTS, 5 s-ahead early warning reaches 0.920 AUROC / 0.794 AUPRC against a 0.167 base rate, with gradient-boosted trees beating an attention model by 0.092 AUPRC at 1/43 the training cost — a negative result for attention that holds on all three legs. Accuracy and calibration pull in opposite directions (tree ECE 0.120 vs. deep-ensemble 0.082), which is the empirical case for the conformal layer: on SMD it attains its 90% target coverage (0.955 empirical) while routing 20% of windows to explicit human escalation. Out-of-sample attribution reaches 0.529 mean precision/recall@k against a ~0.174 chance level, and a Granger filter separates causally-consistent candidates from correlation-only ones. Our central finding is negative and concerns trust itself: a deletion-and-perturbation audit of the explanation layer shows that none of four confidence signals — predicted probability, attribution entropy, rank stability, faithfulness margin — separates correctly-localized incidents from mis-localized ones. The system can be maximally confident, produce a stable and deletion-faithful explanation, and still name the wrong KPI. We report per-anomaly-type results (AUPRC 0.101-0.823) and pre-onset runway limits rather than aggregate scores, and define the multi-seed, multi-system programme required to generalize these findings.</w:t>
+        <w:t>Telecom operators increasingly deploy machine learning to predict service degradation, but an accurate prediction is not the same as a trustworthy one: an engineer also needs to know which KPI is responsible, whether that KPI is merely correlated with the fault or plausibly causes it, why the system believes so, and how confident to be. Prior work on root- cause analysis (RCA) for multivariate telemetry typically evaluates a single mechanism (feature attribution, causal discovery, or uncertainty quantification) in isolation; no study we identified jointly integrates and evaluates all three against ground-truth root-cause labels. We present TrustNet-RCA, a five-component framework chaining (1) a probabilistic early- warning predictor, (2) exact feature attribution, (3) a causal-precedence filter, (4) an evidence-grounded explainer, and (5) distribution-free uncertainty calibration, and evaluate it under one identical method on three public datasets: TelecomTS (5G testbed telemetry, 18 named PHY/MAC/network KPIs) as the primary 5G RAN benchmark, RCAEval (annotated microservice failures) for service-management rigor, and the Server Machine Dataset (SMD) strictly as an out-of-domain generalization check. On TelecomTS, 5 s-ahead early warning reaches 0.920 AUROC / 0.794 AUPRC against a 0.167 base rate, with gradient-boosted trees beating an attention model by 0.092 AUPRC at 1/43 the training cost, a negative result for attention that holds on all three legs. Accuracy and calibration pull in opposite directions (tree ECE 0.120 vs. deep-ensemble 0.082), which is the empirical case for the conformal layer: on SMD it attains its 90% target coverage (0.955 empirical) while routing 20% of windows to explicit human escalation. Out-of-sample attribution reaches 0.529 mean precision/recall@k against a ~0.174 chance level, and a Granger filter separates causally-consistent candidates from correlation-only ones. Our central finding is negative and concerns trust itself: a deletion-and-perturbation audit of the explanation layer shows that none of four confidence signals (predicted probability, attribution entropy, rank stability, faithfulness margin) separates correctly-localized incidents from mis-localized ones. The system can be maximally confident, produce a stable and deletion-faithful explanation, and still name the wrong KPI. We report per-anomaly-type results (AUPRC 0.101-0.823) and pre-onset runway limits rather than aggregate scores, and define the multi-seed, multi-system programme required to generalize these findings.</w:t>
       </w:r>
     </w:p>
     <w:p>
@@ -85,79 +85,79 @@
         <w:pStyle w:val="FirstParagraph"/>
       </w:pPr>
       <w:r>
-        <w:t xml:space="preserve">Modern telecom networks generate continuous telemetry — latency,</w:t>
-      </w:r>
-      <w:r>
-        <w:t xml:space="preserve"> </w:t>
-      </w:r>
-      <w:r>
-        <w:t xml:space="preserve">packet loss, throughput, jitter, signal strength, handover-failure rate,</w:t>
-      </w:r>
-      <w:r>
-        <w:t xml:space="preserve"> </w:t>
-      </w:r>
-      <w:r>
-        <w:t xml:space="preserve">CPU/memory utilization, alarms, and configuration-change events — and</w:t>
-      </w:r>
-      <w:r>
-        <w:t xml:space="preserve"> </w:t>
-      </w:r>
-      <w:r>
-        <w:t xml:space="preserve">operators increasingly rely on machine learning to detect degradation</w:t>
-      </w:r>
-      <w:r>
-        <w:t xml:space="preserve"> </w:t>
-      </w:r>
-      <w:r>
-        <w:t xml:space="preserve">before it escalates into a service disruption. The dominant research</w:t>
-      </w:r>
-      <w:r>
-        <w:t xml:space="preserve"> </w:t>
-      </w:r>
-      <w:r>
-        <w:t xml:space="preserve">emphasis, however, has been point predictive accuracy: does the model</w:t>
-      </w:r>
-      <w:r>
-        <w:t xml:space="preserve"> </w:t>
-      </w:r>
-      <w:r>
-        <w:t xml:space="preserve">flag the right minute? This framing is insufficient for an operational</w:t>
-      </w:r>
-      <w:r>
-        <w:t xml:space="preserve"> </w:t>
-      </w:r>
-      <w:r>
-        <w:t xml:space="preserve">setting in which an automated flag triggers costly human or automated</w:t>
-      </w:r>
-      <w:r>
-        <w:t xml:space="preserve"> </w:t>
-      </w:r>
-      <w:r>
-        <w:t xml:space="preserve">remediation. An engineer facing a flagged degradation needs four</w:t>
-      </w:r>
-      <w:r>
-        <w:t xml:space="preserve"> </w:t>
-      </w:r>
-      <w:r>
-        <w:t xml:space="preserve">additional answers that accuracy alone does not provide: which KPI is</w:t>
-      </w:r>
-      <w:r>
-        <w:t xml:space="preserve"> </w:t>
-      </w:r>
-      <w:r>
-        <w:t xml:space="preserve">implicated, whether that KPI's relationship to the fault is causal or</w:t>
-      </w:r>
-      <w:r>
-        <w:t xml:space="preserve"> </w:t>
-      </w:r>
-      <w:r>
-        <w:t xml:space="preserve">merely coincidental, why the system believes so in terms the engineer</w:t>
-      </w:r>
-      <w:r>
-        <w:t xml:space="preserve"> </w:t>
-      </w:r>
-      <w:r>
-        <w:t xml:space="preserve">can audit, and how much to trust the flag at all.</w:t>
+        <w:t xml:space="preserve">Modern telecom networks generate continuous telemetry (latency, packet loss,</w:t>
+      </w:r>
+      <w:r>
+        <w:t xml:space="preserve"> </w:t>
+      </w:r>
+      <w:r>
+        <w:t xml:space="preserve">throughput, jitter, signal strength, handover-failure rate, CPU/memory</w:t>
+      </w:r>
+      <w:r>
+        <w:t xml:space="preserve"> </w:t>
+      </w:r>
+      <w:r>
+        <w:t xml:space="preserve">utilization, alarms, and configuration-change events), and operators</w:t>
+      </w:r>
+      <w:r>
+        <w:t xml:space="preserve"> </w:t>
+      </w:r>
+      <w:r>
+        <w:t xml:space="preserve">increasingly rely on machine learning to detect degradation before it</w:t>
+      </w:r>
+      <w:r>
+        <w:t xml:space="preserve"> </w:t>
+      </w:r>
+      <w:r>
+        <w:t xml:space="preserve">escalates into a service disruption. The dominant research emphasis,</w:t>
+      </w:r>
+      <w:r>
+        <w:t xml:space="preserve"> </w:t>
+      </w:r>
+      <w:r>
+        <w:t xml:space="preserve">however, has been point predictive accuracy: does the model flag the right</w:t>
+      </w:r>
+      <w:r>
+        <w:t xml:space="preserve"> </w:t>
+      </w:r>
+      <w:r>
+        <w:t xml:space="preserve">minute? This framing is insufficient for an operational setting in which an</w:t>
+      </w:r>
+      <w:r>
+        <w:t xml:space="preserve"> </w:t>
+      </w:r>
+      <w:r>
+        <w:t xml:space="preserve">automated flag triggers costly human or automated remediation. An engineer</w:t>
+      </w:r>
+      <w:r>
+        <w:t xml:space="preserve"> </w:t>
+      </w:r>
+      <w:r>
+        <w:t xml:space="preserve">facing a flagged degradation needs four additional answers that accuracy</w:t>
+      </w:r>
+      <w:r>
+        <w:t xml:space="preserve"> </w:t>
+      </w:r>
+      <w:r>
+        <w:t xml:space="preserve">alone does not provide: which KPI is implicated, whether that KPI's</w:t>
+      </w:r>
+      <w:r>
+        <w:t xml:space="preserve"> </w:t>
+      </w:r>
+      <w:r>
+        <w:t xml:space="preserve">relationship to the fault is causal or merely coincidental, why the system</w:t>
+      </w:r>
+      <w:r>
+        <w:t xml:space="preserve"> </w:t>
+      </w:r>
+      <w:r>
+        <w:t xml:space="preserve">believes so in terms the engineer can audit, and how much to trust the flag</w:t>
+      </w:r>
+      <w:r>
+        <w:t xml:space="preserve"> </w:t>
+      </w:r>
+      <w:r>
+        <w:t xml:space="preserve">at all.</w:t>
       </w:r>
     </w:p>
     <w:p>
@@ -171,67 +171,61 @@
         <w:t xml:space="preserve"> </w:t>
       </w:r>
       <w:r>
-        <w:t xml:space="preserve">questions but are, by construction, correlational — a KPI can score</w:t>
-      </w:r>
-      <w:r>
-        <w:t xml:space="preserve"> </w:t>
-      </w:r>
-      <w:r>
-        <w:t xml:space="preserve">highly because it moves together with the fault without driving it.</w:t>
-      </w:r>
-      <w:r>
-        <w:t xml:space="preserve"> </w:t>
-      </w:r>
-      <w:r>
-        <w:t xml:space="preserve">Causal-discovery methods such as Granger causality [2] and</w:t>
-      </w:r>
-      <w:r>
-        <w:t xml:space="preserve"> </w:t>
-      </w:r>
-      <w:r>
-        <w:t xml:space="preserve">constraint-based causal graphs [3] address this but are rarely paired</w:t>
-      </w:r>
-      <w:r>
-        <w:t xml:space="preserve"> </w:t>
-      </w:r>
-      <w:r>
-        <w:t xml:space="preserve">with a calibrated confidence signal, so a causal claim is reported with</w:t>
-      </w:r>
-      <w:r>
-        <w:t xml:space="preserve"> </w:t>
-      </w:r>
-      <w:r>
-        <w:t xml:space="preserve">the same false certainty as a correlational one. Conformal prediction</w:t>
-      </w:r>
-      <w:r>
-        <w:t xml:space="preserve"> </w:t>
-      </w:r>
-      <w:r>
-        <w:t xml:space="preserve">[4] supplies exactly that calibrated confidence but is, to our</w:t>
-      </w:r>
-      <w:r>
-        <w:t xml:space="preserve"> </w:t>
-      </w:r>
-      <w:r>
-        <w:t xml:space="preserve">knowledge, not evaluated jointly with attribution and causal filtering.</w:t>
-      </w:r>
-      <w:r>
-        <w:t xml:space="preserve"> </w:t>
-      </w:r>
-      <w:r>
-        <w:t xml:space="preserve">Existing RCA benchmarks [5], [6] score attribution methods against</w:t>
-      </w:r>
-      <w:r>
-        <w:t xml:space="preserve"> </w:t>
-      </w:r>
-      <w:r>
-        <w:t xml:space="preserve">each other but do not ablate the value that a causal filter or a</w:t>
-      </w:r>
-      <w:r>
-        <w:t xml:space="preserve"> </w:t>
-      </w:r>
-      <w:r>
-        <w:t xml:space="preserve">calibration layer adds on top.</w:t>
+        <w:t xml:space="preserve">questions but are, by construction, correlational: a KPI can score highly</w:t>
+      </w:r>
+      <w:r>
+        <w:t xml:space="preserve"> </w:t>
+      </w:r>
+      <w:r>
+        <w:t xml:space="preserve">because it moves together with the fault without driving it. Causal-</w:t>
+      </w:r>
+      <w:r>
+        <w:t xml:space="preserve"> </w:t>
+      </w:r>
+      <w:r>
+        <w:t xml:space="preserve">discovery methods such as Granger causality [2] and constraint-based</w:t>
+      </w:r>
+      <w:r>
+        <w:t xml:space="preserve"> </w:t>
+      </w:r>
+      <w:r>
+        <w:t xml:space="preserve">causal graphs [3] address this but are rarely paired with a calibrated</w:t>
+      </w:r>
+      <w:r>
+        <w:t xml:space="preserve"> </w:t>
+      </w:r>
+      <w:r>
+        <w:t xml:space="preserve">confidence signal, so a causal claim is reported with the same false</w:t>
+      </w:r>
+      <w:r>
+        <w:t xml:space="preserve"> </w:t>
+      </w:r>
+      <w:r>
+        <w:t xml:space="preserve">certainty as a correlational one. Conformal prediction [4] supplies</w:t>
+      </w:r>
+      <w:r>
+        <w:t xml:space="preserve"> </w:t>
+      </w:r>
+      <w:r>
+        <w:t xml:space="preserve">exactly that calibrated confidence but is, to our knowledge, not evaluated</w:t>
+      </w:r>
+      <w:r>
+        <w:t xml:space="preserve"> </w:t>
+      </w:r>
+      <w:r>
+        <w:t xml:space="preserve">jointly with attribution and causal filtering. Existing RCA benchmarks</w:t>
+      </w:r>
+      <w:r>
+        <w:t xml:space="preserve"> </w:t>
+      </w:r>
+      <w:r>
+        <w:t xml:space="preserve">[5], [6] score attribution methods against each other but do not ablate</w:t>
+      </w:r>
+      <w:r>
+        <w:t xml:space="preserve"> </w:t>
+      </w:r>
+      <w:r>
+        <w:t xml:space="preserve">the value that a causal filter or a calibration layer adds on top.</w:t>
       </w:r>
     </w:p>
     <w:p>
@@ -252,97 +246,97 @@
         <w:t xml:space="preserve">TrustNet-RCA</w:t>
       </w:r>
       <w:r>
-        <w:t xml:space="preserve">, a five-component framework — predict, attribute,</w:t>
-      </w:r>
-      <w:r>
-        <w:t xml:space="preserve"> </w:t>
-      </w:r>
-      <w:r>
-        <w:t xml:space="preserve">causally filter, calibrate, explain — that makes each of these questions</w:t>
-      </w:r>
-      <w:r>
-        <w:t xml:space="preserve"> </w:t>
-      </w:r>
-      <w:r>
-        <w:t xml:space="preserve">an explicit, separately-evaluable pipeline stage rather than an implicit</w:t>
-      </w:r>
-      <w:r>
-        <w:t xml:space="preserve"> </w:t>
-      </w:r>
-      <w:r>
-        <w:t xml:space="preserve">property of one end-to-end model. Second, we implement it with standard,</w:t>
-      </w:r>
-      <w:r>
-        <w:t xml:space="preserve"> </w:t>
-      </w:r>
-      <w:r>
-        <w:t xml:space="preserve">off-the-shelf methods at each stage and evaluate it under one identical</w:t>
-      </w:r>
-      <w:r>
-        <w:t xml:space="preserve"> </w:t>
-      </w:r>
-      <w:r>
-        <w:t xml:space="preserve">method on three public datasets with complementary jobs: TelecomTS [22],</w:t>
-      </w:r>
-      <w:r>
-        <w:t xml:space="preserve"> </w:t>
-      </w:r>
-      <w:r>
-        <w:t xml:space="preserve">a 5G testbed dataset with 18 named PHY/MAC/network-layer KPIs, as the</w:t>
-      </w:r>
-      <w:r>
-        <w:t xml:space="preserve"> </w:t>
-      </w:r>
-      <w:r>
-        <w:t xml:space="preserve">primary 5G RAN benchmark; RCAEval [5], with annotated microservice</w:t>
-      </w:r>
-      <w:r>
-        <w:t xml:space="preserve"> </w:t>
-      </w:r>
-      <w:r>
-        <w:t xml:space="preserve">failures, for service-management and RCA rigor; and the Server Machine</w:t>
-      </w:r>
-      <w:r>
-        <w:t xml:space="preserve"> </w:t>
-      </w:r>
-      <w:r>
-        <w:t xml:space="preserve">Dataset (SMD) [7] strictly as an out-of-domain generalization check.</w:t>
-      </w:r>
-      <w:r>
-        <w:t xml:space="preserve"> </w:t>
-      </w:r>
-      <w:r>
-        <w:t xml:space="preserve">Running one method across three domains is what allows the paper to</w:t>
-      </w:r>
-      <w:r>
-        <w:t xml:space="preserve"> </w:t>
-      </w:r>
-      <w:r>
-        <w:t xml:space="preserve">separate what is a property of the framework from what is a property of a</w:t>
-      </w:r>
-      <w:r>
-        <w:t xml:space="preserve"> </w:t>
-      </w:r>
-      <w:r>
-        <w:t xml:space="preserve">dataset. Third, we report what we found rather than what we hoped, and two</w:t>
-      </w:r>
-      <w:r>
-        <w:t xml:space="preserve"> </w:t>
-      </w:r>
-      <w:r>
-        <w:t xml:space="preserve">of the most useful results are negative: attention models lose to</w:t>
-      </w:r>
-      <w:r>
-        <w:t xml:space="preserve"> </w:t>
-      </w:r>
-      <w:r>
-        <w:t xml:space="preserve">gradient-boosted trees on every leg at 4-82x the training cost, and none of</w:t>
-      </w:r>
-      <w:r>
-        <w:t xml:space="preserve"> </w:t>
-      </w:r>
-      <w:r>
-        <w:t xml:space="preserve">the confidence or explanation-quality signals the framework produces</w:t>
+        <w:t xml:space="preserve">, a</w:t>
+      </w:r>
+      <w:r>
+        <w:t xml:space="preserve"> </w:t>
+      </w:r>
+      <w:r>
+        <w:t xml:space="preserve">five-component framework (predict, attribute, causally filter, calibrate,</w:t>
+      </w:r>
+      <w:r>
+        <w:t xml:space="preserve"> </w:t>
+      </w:r>
+      <w:r>
+        <w:t xml:space="preserve">explain) that makes each of these questions an explicit, separately-</w:t>
+      </w:r>
+      <w:r>
+        <w:t xml:space="preserve"> </w:t>
+      </w:r>
+      <w:r>
+        <w:t xml:space="preserve">evaluable pipeline stage rather than an implicit property of one end-to-end</w:t>
+      </w:r>
+      <w:r>
+        <w:t xml:space="preserve"> </w:t>
+      </w:r>
+      <w:r>
+        <w:t xml:space="preserve">model. Second, we implement it with standard, off-the-shelf methods at each</w:t>
+      </w:r>
+      <w:r>
+        <w:t xml:space="preserve"> </w:t>
+      </w:r>
+      <w:r>
+        <w:t xml:space="preserve">stage and evaluate it under one identical method on three public datasets</w:t>
+      </w:r>
+      <w:r>
+        <w:t xml:space="preserve"> </w:t>
+      </w:r>
+      <w:r>
+        <w:t xml:space="preserve">with complementary jobs: TelecomTS [22], a 5G testbed dataset with 18</w:t>
+      </w:r>
+      <w:r>
+        <w:t xml:space="preserve"> </w:t>
+      </w:r>
+      <w:r>
+        <w:t xml:space="preserve">named PHY/MAC/network-layer KPIs, as the primary 5G RAN benchmark; RCAEval</w:t>
+      </w:r>
+      <w:r>
+        <w:t xml:space="preserve"> </w:t>
+      </w:r>
+      <w:r>
+        <w:t xml:space="preserve">[5], with annotated microservice failures, for service-management and RCA</w:t>
+      </w:r>
+      <w:r>
+        <w:t xml:space="preserve"> </w:t>
+      </w:r>
+      <w:r>
+        <w:t xml:space="preserve">rigor; and the Server Machine Dataset (SMD) [7] strictly as an out-of-</w:t>
+      </w:r>
+      <w:r>
+        <w:t xml:space="preserve"> </w:t>
+      </w:r>
+      <w:r>
+        <w:t xml:space="preserve">domain generalization check. Running one method across three domains is what</w:t>
+      </w:r>
+      <w:r>
+        <w:t xml:space="preserve"> </w:t>
+      </w:r>
+      <w:r>
+        <w:t xml:space="preserve">allows the paper to separate what is a property of the framework from what</w:t>
+      </w:r>
+      <w:r>
+        <w:t xml:space="preserve"> </w:t>
+      </w:r>
+      <w:r>
+        <w:t xml:space="preserve">is a property of a dataset. Third, we report what we found rather than what</w:t>
+      </w:r>
+      <w:r>
+        <w:t xml:space="preserve"> </w:t>
+      </w:r>
+      <w:r>
+        <w:t xml:space="preserve">we hoped, and two of the most useful results are negative: attention models</w:t>
+      </w:r>
+      <w:r>
+        <w:t xml:space="preserve"> </w:t>
+      </w:r>
+      <w:r>
+        <w:t xml:space="preserve">lose to gradient-boosted trees on every leg at 4-82x the training cost, and</w:t>
+      </w:r>
+      <w:r>
+        <w:t xml:space="preserve"> </w:t>
+      </w:r>
+      <w:r>
+        <w:t xml:space="preserve">none of the confidence or explanation-quality signals the framework produces</w:t>
       </w:r>
       <w:r>
         <w:t xml:space="preserve"> </w:t>
@@ -466,67 +460,67 @@
         <w:t xml:space="preserve"> </w:t>
       </w:r>
       <w:r>
-        <w:t xml:space="preserve">dominate multivariate KPI anomaly detection: OmniAnomaly [7] models</w:t>
-      </w:r>
-      <w:r>
-        <w:t xml:space="preserve"> </w:t>
-      </w:r>
-      <w:r>
-        <w:t xml:space="preserve">KPI vectors with a stochastic RNN and is also the source of the SMD</w:t>
-      </w:r>
-      <w:r>
-        <w:t xml:space="preserve"> </w:t>
-      </w:r>
-      <w:r>
-        <w:t xml:space="preserve">dataset used in this study; LSTM-NDT [9] forecasts KPI values and</w:t>
-      </w:r>
-      <w:r>
-        <w:t xml:space="preserve"> </w:t>
-      </w:r>
-      <w:r>
-        <w:t xml:space="preserve">flags deviation with a non-parametric dynamic threshold. Self-attention</w:t>
-      </w:r>
-      <w:r>
-        <w:t xml:space="preserve"> </w:t>
-      </w:r>
-      <w:r>
-        <w:t xml:space="preserve">architectures improve on recurrence for long-range temporal dependence</w:t>
-      </w:r>
-      <w:r>
-        <w:t xml:space="preserve"> </w:t>
-      </w:r>
-      <w:r>
-        <w:t xml:space="preserve">[10]; TranAD [11] uses an adversarially trained transformer encoder</w:t>
-      </w:r>
-      <w:r>
-        <w:t xml:space="preserve"> </w:t>
-      </w:r>
-      <w:r>
-        <w:t xml:space="preserve">for multivariate anomaly detection. Closest to our domain, [12] fuses</w:t>
-      </w:r>
-      <w:r>
-        <w:t xml:space="preserve"> </w:t>
-      </w:r>
-      <w:r>
-        <w:t xml:space="preserve">a transformer temporal encoder with a graph neural network over 5G RAN</w:t>
-      </w:r>
-      <w:r>
-        <w:t xml:space="preserve"> </w:t>
-      </w:r>
-      <w:r>
-        <w:t xml:space="preserve">topology for anomaly root-causing — effectively Components 1 and 2 of</w:t>
-      </w:r>
-      <w:r>
-        <w:t xml:space="preserve"> </w:t>
-      </w:r>
-      <w:r>
-        <w:t xml:space="preserve">our framework, evaluated on real (non-public) RAN data but without a</w:t>
-      </w:r>
-      <w:r>
-        <w:t xml:space="preserve"> </w:t>
-      </w:r>
-      <w:r>
-        <w:t xml:space="preserve">causal-versus-correlational distinction or calibrated uncertainty.</w:t>
+        <w:t xml:space="preserve">dominate multivariate KPI anomaly detection: OmniAnomaly [7] models KPI</w:t>
+      </w:r>
+      <w:r>
+        <w:t xml:space="preserve"> </w:t>
+      </w:r>
+      <w:r>
+        <w:t xml:space="preserve">vectors with a stochastic RNN and is also the source of the SMD dataset used</w:t>
+      </w:r>
+      <w:r>
+        <w:t xml:space="preserve"> </w:t>
+      </w:r>
+      <w:r>
+        <w:t xml:space="preserve">in this study; LSTM-NDT [9] forecasts KPI values and flags deviation with</w:t>
+      </w:r>
+      <w:r>
+        <w:t xml:space="preserve"> </w:t>
+      </w:r>
+      <w:r>
+        <w:t xml:space="preserve">a non-parametric dynamic threshold. Self-attention architectures improve on</w:t>
+      </w:r>
+      <w:r>
+        <w:t xml:space="preserve"> </w:t>
+      </w:r>
+      <w:r>
+        <w:t xml:space="preserve">recurrence for long-range temporal dependence [10]; TranAD [11] uses an</w:t>
+      </w:r>
+      <w:r>
+        <w:t xml:space="preserve"> </w:t>
+      </w:r>
+      <w:r>
+        <w:t xml:space="preserve">adversarially trained transformer encoder for multivariate anomaly</w:t>
+      </w:r>
+      <w:r>
+        <w:t xml:space="preserve"> </w:t>
+      </w:r>
+      <w:r>
+        <w:t xml:space="preserve">detection. Closest to our domain, [12] fuses a transformer temporal</w:t>
+      </w:r>
+      <w:r>
+        <w:t xml:space="preserve"> </w:t>
+      </w:r>
+      <w:r>
+        <w:t xml:space="preserve">encoder with a graph neural network over 5G RAN topology for anomaly root-</w:t>
+      </w:r>
+      <w:r>
+        <w:t xml:space="preserve"> </w:t>
+      </w:r>
+      <w:r>
+        <w:t xml:space="preserve">causing. That is effectively Components 1 and 2 of our framework, evaluated</w:t>
+      </w:r>
+      <w:r>
+        <w:t xml:space="preserve"> </w:t>
+      </w:r>
+      <w:r>
+        <w:t xml:space="preserve">on real (non-public) RAN data but without a causal-versus-correlational</w:t>
+      </w:r>
+      <w:r>
+        <w:t xml:space="preserve"> </w:t>
+      </w:r>
+      <w:r>
+        <w:t xml:space="preserve">distinction or calibrated uncertainty.</w:t>
       </w:r>
     </w:p>
     <w:p>
@@ -628,25 +622,25 @@
         <w:t xml:space="preserve"> </w:t>
       </w:r>
       <w:r>
-        <w:t xml:space="preserve">microservice systems; LEMMA-RCA [6] extends multi-domain, multi-modal</w:t>
-      </w:r>
-      <w:r>
-        <w:t xml:space="preserve"> </w:t>
-      </w:r>
-      <w:r>
-        <w:t xml:space="preserve">RCA evaluation to IT and operational-technology systems. Neither</w:t>
-      </w:r>
-      <w:r>
-        <w:t xml:space="preserve"> </w:t>
-      </w:r>
-      <w:r>
-        <w:t xml:space="preserve">benchmark ablates the joint contribution of causal filtering and</w:t>
-      </w:r>
-      <w:r>
-        <w:t xml:space="preserve"> </w:t>
-      </w:r>
-      <w:r>
-        <w:t xml:space="preserve">calibrated uncertainty on top of attribution — the gap this paper targets.</w:t>
+        <w:t xml:space="preserve">microservice systems; LEMMA-RCA [6] extends multi-domain, multi-modal RCA</w:t>
+      </w:r>
+      <w:r>
+        <w:t xml:space="preserve"> </w:t>
+      </w:r>
+      <w:r>
+        <w:t xml:space="preserve">evaluation to IT and operational-technology systems. Neither benchmark</w:t>
+      </w:r>
+      <w:r>
+        <w:t xml:space="preserve"> </w:t>
+      </w:r>
+      <w:r>
+        <w:t xml:space="preserve">ablates the joint contribution of causal filtering and calibrated</w:t>
+      </w:r>
+      <w:r>
+        <w:t xml:space="preserve"> </w:t>
+      </w:r>
+      <w:r>
+        <w:t xml:space="preserve">uncertainty on top of attribution, which is the gap this paper targets.</w:t>
       </w:r>
     </w:p>
     <w:p>
@@ -4393,37 +4387,37 @@
         <w:pStyle w:val="FirstParagraph"/>
       </w:pPr>
       <w:r>
-        <w:t xml:space="preserve">TrustNet-RCA decomposes the problem in Section I into five components,</w:t>
-      </w:r>
-      <w:r>
-        <w:t xml:space="preserve"> </w:t>
-      </w:r>
-      <w:r>
-        <w:t xml:space="preserve">each with its own input, output, and validation criterion, chained as</w:t>
-      </w:r>
-      <w:r>
-        <w:t xml:space="preserve"> </w:t>
-      </w:r>
-      <w:r>
-        <w:t xml:space="preserve">shown in Figure 1. This decomposition is deliberate: it lets each stage</w:t>
-      </w:r>
-      <w:r>
-        <w:t xml:space="preserve"> </w:t>
-      </w:r>
-      <w:r>
-        <w:t xml:space="preserve">be evaluated — and, in Section VI, scored against ground truth —</w:t>
-      </w:r>
-      <w:r>
-        <w:t xml:space="preserve"> </w:t>
-      </w:r>
-      <w:r>
-        <w:t xml:space="preserve">independently, rather than treating trustworthiness as an emergent,</w:t>
-      </w:r>
-      <w:r>
-        <w:t xml:space="preserve"> </w:t>
-      </w:r>
-      <w:r>
-        <w:t xml:space="preserve">unmeasured property of one opaque end-to-end model.</w:t>
+        <w:t xml:space="preserve">TrustNet-RCA decomposes the problem in Section I into five components, each</w:t>
+      </w:r>
+      <w:r>
+        <w:t xml:space="preserve"> </w:t>
+      </w:r>
+      <w:r>
+        <w:t xml:space="preserve">with its own input, output, and validation criterion, chained as shown in</w:t>
+      </w:r>
+      <w:r>
+        <w:t xml:space="preserve"> </w:t>
+      </w:r>
+      <w:r>
+        <w:t xml:space="preserve">Figure 1. This decomposition is deliberate: it lets each stage be evaluated</w:t>
+      </w:r>
+      <w:r>
+        <w:t xml:space="preserve"> </w:t>
+      </w:r>
+      <w:r>
+        <w:t xml:space="preserve">(and, in Section VI, scored against ground truth) independently, rather than</w:t>
+      </w:r>
+      <w:r>
+        <w:t xml:space="preserve"> </w:t>
+      </w:r>
+      <w:r>
+        <w:t xml:space="preserve">treating trustworthiness as an emergent, unmeasured property of one opaque</w:t>
+      </w:r>
+      <w:r>
+        <w:t xml:space="preserve"> </w:t>
+      </w:r>
+      <w:r>
+        <w:t xml:space="preserve">end-to-end model.</w:t>
       </w:r>
     </w:p>
     <w:p>
@@ -4549,7 +4543,7 @@
         <w:pStyle w:val="Heading2"/>
       </w:pPr>
       <w:r>
-        <w:t xml:space="preserve">A. Component 1 — Predict degradation before disruption</w:t>
+        <w:t xml:space="preserve">A. Component 1: Predict degradation before disruption</w:t>
       </w:r>
     </w:p>
     <w:p>
@@ -4563,37 +4557,31 @@
         <w:t xml:space="preserve"> </w:t>
       </w:r>
       <w:r>
-        <w:t xml:space="preserve">encoder (self-attention over the window) as the primary model,</w:t>
-      </w:r>
-      <w:r>
-        <w:t xml:space="preserve"> </w:t>
-      </w:r>
-      <w:r>
-        <w:t xml:space="preserve">benchmarked against a gradient-boosted tree baseline (LightGBM) on</w:t>
-      </w:r>
-      <w:r>
-        <w:t xml:space="preserve"> </w:t>
-      </w:r>
-      <w:r>
-        <w:t xml:space="preserve">rolling statistical features — retained as a cheap, auditable fallback</w:t>
-      </w:r>
-      <w:r>
-        <w:t xml:space="preserve"> </w:t>
-      </w:r>
-      <w:r>
-        <w:t xml:space="preserve">and as the model exactly explained in Component 2. Output: P(degradation</w:t>
-      </w:r>
-      <w:r>
-        <w:t xml:space="preserve"> </w:t>
-      </w:r>
-      <w:r>
-        <w:t xml:space="preserve">in the next H minutes), a continuously updated early-warning score</w:t>
-      </w:r>
-      <w:r>
-        <w:t xml:space="preserve"> </w:t>
-      </w:r>
-      <w:r>
-        <w:t xml:space="preserve">rather than a post-hoc flag.</w:t>
+        <w:t xml:space="preserve">encoder (self-attention over the window) as the primary model, benchmarked</w:t>
+      </w:r>
+      <w:r>
+        <w:t xml:space="preserve"> </w:t>
+      </w:r>
+      <w:r>
+        <w:t xml:space="preserve">against a gradient-boosted tree baseline (LightGBM) on rolling statistical</w:t>
+      </w:r>
+      <w:r>
+        <w:t xml:space="preserve"> </w:t>
+      </w:r>
+      <w:r>
+        <w:t xml:space="preserve">features, retained as a cheap, auditable fallback and as the model exactly</w:t>
+      </w:r>
+      <w:r>
+        <w:t xml:space="preserve"> </w:t>
+      </w:r>
+      <w:r>
+        <w:t xml:space="preserve">explained in Component 2. Output: P(degradation in the next H minutes), a</w:t>
+      </w:r>
+      <w:r>
+        <w:t xml:space="preserve"> </w:t>
+      </w:r>
+      <w:r>
+        <w:t xml:space="preserve">continuously updated early-warning score rather than a post-hoc flag.</w:t>
       </w:r>
     </w:p>
     <w:bookmarkEnd w:id="30"/>
@@ -4603,7 +4591,7 @@
         <w:pStyle w:val="Heading2"/>
       </w:pPr>
       <w:r>
-        <w:t xml:space="preserve">B. Component 2 — Identify probable root causes</w:t>
+        <w:t xml:space="preserve">B. Component 2: Identify probable root causes</w:t>
       </w:r>
     </w:p>
     <w:p>
@@ -4611,49 +4599,43 @@
         <w:pStyle w:val="FirstParagraph"/>
       </w:pPr>
       <w:r>
-        <w:t xml:space="preserve">Input: the flagged window, the full KPI vector, and (where available)</w:t>
-      </w:r>
-      <w:r>
-        <w:t xml:space="preserve"> </w:t>
-      </w:r>
-      <w:r>
-        <w:t xml:space="preserve">the NE/site topology graph. Method: exact SHAP attribution on the</w:t>
-      </w:r>
-      <w:r>
-        <w:t xml:space="preserve"> </w:t>
-      </w:r>
-      <w:r>
-        <w:t xml:space="preserve">tree-ensemble predictor ranks which KPI dimensions drove the flagged</w:t>
-      </w:r>
-      <w:r>
-        <w:t xml:space="preserve"> </w:t>
-      </w:r>
-      <w:r>
-        <w:t xml:space="preserve">prediction; a graph view — personalized PageRank over the topology,</w:t>
-      </w:r>
-      <w:r>
-        <w:t xml:space="preserve"> </w:t>
-      </w:r>
-      <w:r>
-        <w:t xml:space="preserve">seeded at high-deviation nodes — ranks which network element is the</w:t>
-      </w:r>
-      <w:r>
-        <w:t xml:space="preserve"> </w:t>
-      </w:r>
-      <w:r>
-        <w:t xml:space="preserve">propagation source rather than merely a symptom, in the spirit of</w:t>
-      </w:r>
-      <w:r>
-        <w:t xml:space="preserve"> </w:t>
-      </w:r>
-      <w:r>
-        <w:t xml:space="preserve">MicroRCA [13]. Output: a ranked (KPI or NE, contribution score) list,</w:t>
-      </w:r>
-      <w:r>
-        <w:t xml:space="preserve"> </w:t>
-      </w:r>
-      <w:r>
-        <w:t xml:space="preserve">explicitly still correlational at this stage.</w:t>
+        <w:t xml:space="preserve">Input: the flagged window, the full KPI vector, and (where available) the</w:t>
+      </w:r>
+      <w:r>
+        <w:t xml:space="preserve"> </w:t>
+      </w:r>
+      <w:r>
+        <w:t xml:space="preserve">NE/site topology graph. Method: exact SHAP attribution on the tree-ensemble</w:t>
+      </w:r>
+      <w:r>
+        <w:t xml:space="preserve"> </w:t>
+      </w:r>
+      <w:r>
+        <w:t xml:space="preserve">predictor ranks which KPI dimensions drove the flagged prediction; a graph</w:t>
+      </w:r>
+      <w:r>
+        <w:t xml:space="preserve"> </w:t>
+      </w:r>
+      <w:r>
+        <w:t xml:space="preserve">view (personalized PageRank over the topology, seeded at high-deviation</w:t>
+      </w:r>
+      <w:r>
+        <w:t xml:space="preserve"> </w:t>
+      </w:r>
+      <w:r>
+        <w:t xml:space="preserve">nodes) ranks which network element is the propagation source rather than</w:t>
+      </w:r>
+      <w:r>
+        <w:t xml:space="preserve"> </w:t>
+      </w:r>
+      <w:r>
+        <w:t xml:space="preserve">merely a symptom, in the spirit of MicroRCA [13]. Output: a ranked (KPI or</w:t>
+      </w:r>
+      <w:r>
+        <w:t xml:space="preserve"> </w:t>
+      </w:r>
+      <w:r>
+        <w:t xml:space="preserve">NE, contribution score) list, explicitly still correlational at this stage.</w:t>
       </w:r>
     </w:p>
     <w:bookmarkEnd w:id="31"/>
@@ -4663,7 +4645,7 @@
         <w:pStyle w:val="Heading2"/>
       </w:pPr>
       <w:r>
-        <w:t xml:space="preserve">C. Component 3 — Distinguish correlation from causal evidence</w:t>
+        <w:t xml:space="preserve">C. Component 3: Distinguish correlation from causal evidence</w:t>
       </w:r>
     </w:p>
     <w:p>
@@ -4723,7 +4705,7 @@
         <w:pStyle w:val="Heading2"/>
       </w:pPr>
       <w:r>
-        <w:t xml:space="preserve">D. Component 4 — Explain in engineer-understandable terms</w:t>
+        <w:t xml:space="preserve">D. Component 4: Explain in engineer-understandable terms</w:t>
       </w:r>
     </w:p>
     <w:p>
@@ -4731,49 +4713,49 @@
         <w:pStyle w:val="FirstParagraph"/>
       </w:pPr>
       <w:r>
-        <w:t xml:space="preserve">Input: the outputs of Components 1, 2, 3, and 5. Method: a template</w:t>
-      </w:r>
-      <w:r>
-        <w:t xml:space="preserve"> </w:t>
-      </w:r>
-      <w:r>
-        <w:t xml:space="preserve">grounded strictly in the evidence already computed — not a</w:t>
-      </w:r>
-      <w:r>
-        <w:t xml:space="preserve"> </w:t>
-      </w:r>
-      <w:r>
-        <w:t xml:space="preserve">free-generation LLM call — following the narrate-don't-diagnose</w:t>
-      </w:r>
-      <w:r>
-        <w:t xml:space="preserve"> </w:t>
-      </w:r>
-      <w:r>
-        <w:t xml:space="preserve">pattern from RCACopilot- and RCAgent-style systems [17], [18]; an</w:t>
-      </w:r>
-      <w:r>
-        <w:t xml:space="preserve"> </w:t>
-      </w:r>
-      <w:r>
-        <w:t xml:space="preserve">LLM may phrase the narrative fluently but may not assert any fact absent</w:t>
-      </w:r>
-      <w:r>
-        <w:t xml:space="preserve"> </w:t>
-      </w:r>
-      <w:r>
-        <w:t xml:space="preserve">from the evidence. Output: a short report stating what is predicted, how</w:t>
-      </w:r>
-      <w:r>
-        <w:t xml:space="preserve"> </w:t>
-      </w:r>
-      <w:r>
-        <w:t xml:space="preserve">confident, which KPI/NE is implicated, whether that evidence is causal</w:t>
-      </w:r>
-      <w:r>
-        <w:t xml:space="preserve"> </w:t>
-      </w:r>
-      <w:r>
-        <w:t xml:space="preserve">or correlational, and what changed immediately before onset.</w:t>
+        <w:t xml:space="preserve">Input: the outputs of Components 1, 2, 3, and 5. Method: a template grounded</w:t>
+      </w:r>
+      <w:r>
+        <w:t xml:space="preserve"> </w:t>
+      </w:r>
+      <w:r>
+        <w:t xml:space="preserve">strictly in the evidence already computed (not a free-generation LLM call),</w:t>
+      </w:r>
+      <w:r>
+        <w:t xml:space="preserve"> </w:t>
+      </w:r>
+      <w:r>
+        <w:t xml:space="preserve">following the narrate-don't-diagnose pattern from RCACopilot- and RCAgent-</w:t>
+      </w:r>
+      <w:r>
+        <w:t xml:space="preserve"> </w:t>
+      </w:r>
+      <w:r>
+        <w:t xml:space="preserve">style systems [17], [18]; an LLM may phrase the narrative fluently but</w:t>
+      </w:r>
+      <w:r>
+        <w:t xml:space="preserve"> </w:t>
+      </w:r>
+      <w:r>
+        <w:t xml:space="preserve">may not assert any fact absent from the evidence. Output: a short report</w:t>
+      </w:r>
+      <w:r>
+        <w:t xml:space="preserve"> </w:t>
+      </w:r>
+      <w:r>
+        <w:t xml:space="preserve">stating what is predicted, how confident, which KPI/NE is implicated,</w:t>
+      </w:r>
+      <w:r>
+        <w:t xml:space="preserve"> </w:t>
+      </w:r>
+      <w:r>
+        <w:t xml:space="preserve">whether that evidence is causal or correlational, and what changed</w:t>
+      </w:r>
+      <w:r>
+        <w:t xml:space="preserve"> </w:t>
+      </w:r>
+      <w:r>
+        <w:t xml:space="preserve">immediately before onset.</w:t>
       </w:r>
     </w:p>
     <w:bookmarkEnd w:id="33"/>
@@ -4783,7 +4765,7 @@
         <w:pStyle w:val="Heading2"/>
       </w:pPr>
       <w:r>
-        <w:t xml:space="preserve">E. Component 5 — Quantify uncertainty and confidence</w:t>
+        <w:t xml:space="preserve">E. Component 5: Quantify uncertainty and confidence</w:t>
       </w:r>
     </w:p>
     <w:p>
@@ -6289,37 +6271,37 @@
         <w:t xml:space="preserve"> </w:t>
       </w:r>
       <w:r>
-        <w:t xml:space="preserve">perfectly — TRAIN received all CPU and memory cases, EVAL all packet-loss,</w:t>
-      </w:r>
-      <w:r>
-        <w:t xml:space="preserve"> </w:t>
-      </w:r>
-      <w:r>
-        <w:t xml:space="preserve">CALIB all disk — which is a confounded split rather than a hard one.</w:t>
-      </w:r>
-      <w:r>
-        <w:t xml:space="preserve"> </w:t>
-      </w:r>
-      <w:r>
-        <w:t xml:space="preserve">Section VI.1 reports what that error produced and why the corrected split</w:t>
-      </w:r>
-      <w:r>
-        <w:t xml:space="preserve"> </w:t>
-      </w:r>
-      <w:r>
-        <w:t xml:space="preserve">still does not rescue early warning on this leg. After stratification the</w:t>
-      </w:r>
-      <w:r>
-        <w:t xml:space="preserve"> </w:t>
-      </w:r>
-      <w:r>
-        <w:t xml:space="preserve">per-block positive rates are 0.513 / 0.499 / 0.513, and EVAL holds 25</w:t>
-      </w:r>
-      <w:r>
-        <w:t xml:space="preserve"> </w:t>
-      </w:r>
-      <w:r>
-        <w:t xml:space="preserve">cases spanning all five fault types at a 0.498 base rate.</w:t>
+        <w:t xml:space="preserve">perfectly (TRAIN received all CPU and memory cases, EVAL all packet-loss,</w:t>
+      </w:r>
+      <w:r>
+        <w:t xml:space="preserve"> </w:t>
+      </w:r>
+      <w:r>
+        <w:t xml:space="preserve">CALIB all disk), which is a confounded split rather than a hard one. Section</w:t>
+      </w:r>
+      <w:r>
+        <w:t xml:space="preserve"> </w:t>
+      </w:r>
+      <w:r>
+        <w:t xml:space="preserve">6.1 reports what that error produced and why the corrected split still does</w:t>
+      </w:r>
+      <w:r>
+        <w:t xml:space="preserve"> </w:t>
+      </w:r>
+      <w:r>
+        <w:t xml:space="preserve">not rescue early warning on this leg. After stratification the per-block</w:t>
+      </w:r>
+      <w:r>
+        <w:t xml:space="preserve"> </w:t>
+      </w:r>
+      <w:r>
+        <w:t xml:space="preserve">positive rates are 0.513 / 0.499 / 0.513, and EVAL holds 25 cases spanning</w:t>
+      </w:r>
+      <w:r>
+        <w:t xml:space="preserve"> </w:t>
+      </w:r>
+      <w:r>
+        <w:t xml:space="preserve">all five fault types at a 0.498 base rate.</w:t>
       </w:r>
     </w:p>
     <w:p>
@@ -6879,13 +6861,13 @@
         <w:t xml:space="preserve"> </w:t>
       </w:r>
       <w:r>
-        <w:t xml:space="preserve">TelecomTS and RCAEval. This is deliberate — it keeps the three legs</w:t>
-      </w:r>
-      <w:r>
-        <w:t xml:space="preserve"> </w:t>
-      </w:r>
-      <w:r>
-        <w:t xml:space="preserve">comparable — but it means no leg is tuned, and the reported numbers are</w:t>
+        <w:t xml:space="preserve">TelecomTS and RCAEval. This is deliberate, since it keeps the three legs</w:t>
+      </w:r>
+      <w:r>
+        <w:t xml:space="preserve"> </w:t>
+      </w:r>
+      <w:r>
+        <w:t xml:space="preserve">comparable, but it means no leg is tuned, and the reported numbers are</w:t>
       </w:r>
       <w:r>
         <w:t xml:space="preserve"> </w:t>
@@ -7040,7 +7022,7 @@
         <w:pStyle w:val="Heading2"/>
       </w:pPr>
       <w:r>
-        <w:t xml:space="preserve">A. Component 1 — Early warning across three domains</w:t>
+        <w:t xml:space="preserve">A. Component 1: Early warning across three domains</w:t>
       </w:r>
     </w:p>
     <w:p>
@@ -9309,7 +9291,7 @@
                 <w:rFonts w:ascii="Times New Roman" w:hAnsi="Times New Roman"/>
                 <w:sz w:val="16"/>
               </w:rPr>
-              <w:t xml:space="preserve">—</w:t>
+              <w:t xml:space="preserve">n/a</w:t>
             </w:r>
           </w:p>
         </w:tc>
@@ -9341,43 +9323,43 @@
         <w:t xml:space="preserve"> </w:t>
       </w:r>
       <w:r>
-        <w:t xml:space="preserve">saturated: every non-naive model reaches at least 0.990 AUROC, with</w:t>
-      </w:r>
-      <w:r>
-        <w:t xml:space="preserve"> </w:t>
-      </w:r>
-      <w:r>
-        <w:t xml:space="preserve">XGBoost at 0.996 AUROC / 0.997 AUPRC / 0.012 ECE and even Logistic</w:t>
-      </w:r>
-      <w:r>
-        <w:t xml:space="preserve"> </w:t>
-      </w:r>
-      <w:r>
-        <w:t xml:space="preserve">Regression at 0.993 / 0.994. Post-injection CPU, memory, and latency</w:t>
-      </w:r>
-      <w:r>
-        <w:t xml:space="preserve"> </w:t>
-      </w:r>
-      <w:r>
-        <w:t xml:space="preserve">shifts in a microservice mesh are large and immediate, so this leg</w:t>
-      </w:r>
-      <w:r>
-        <w:t xml:space="preserve"> </w:t>
-      </w:r>
-      <w:r>
-        <w:t xml:space="preserve">discriminates poorly between methods. We therefore use RCAEval for its</w:t>
-      </w:r>
-      <w:r>
-        <w:t xml:space="preserve"> </w:t>
-      </w:r>
-      <w:r>
-        <w:t xml:space="preserve">assigned job — RCA quality and baseline comparison — rather than as a</w:t>
-      </w:r>
-      <w:r>
-        <w:t xml:space="preserve"> </w:t>
-      </w:r>
-      <w:r>
-        <w:t xml:space="preserve">detection benchmark, and do not report its full table here.</w:t>
+        <w:t xml:space="preserve">saturated: every non-naive model reaches at least 0.990 AUROC, with XGBoost</w:t>
+      </w:r>
+      <w:r>
+        <w:t xml:space="preserve"> </w:t>
+      </w:r>
+      <w:r>
+        <w:t xml:space="preserve">at 0.996 AUROC / 0.997 AUPRC / 0.012 ECE and even Logistic Regression at</w:t>
+      </w:r>
+      <w:r>
+        <w:t xml:space="preserve"> </w:t>
+      </w:r>
+      <w:r>
+        <w:t xml:space="preserve">0.993 / 0.994. Post-injection CPU, memory, and latency shifts in a</w:t>
+      </w:r>
+      <w:r>
+        <w:t xml:space="preserve"> </w:t>
+      </w:r>
+      <w:r>
+        <w:t xml:space="preserve">microservice mesh are large and immediate, so this leg discriminates poorly</w:t>
+      </w:r>
+      <w:r>
+        <w:t xml:space="preserve"> </w:t>
+      </w:r>
+      <w:r>
+        <w:t xml:space="preserve">between methods. We therefore use RCAEval for its assigned job (RCA quality</w:t>
+      </w:r>
+      <w:r>
+        <w:t xml:space="preserve"> </w:t>
+      </w:r>
+      <w:r>
+        <w:t xml:space="preserve">and baseline comparison) rather than as a detection benchmark, and do not</w:t>
+      </w:r>
+      <w:r>
+        <w:t xml:space="preserve"> </w:t>
+      </w:r>
+      <w:r>
+        <w:t xml:space="preserve">report its full table here.</w:t>
       </w:r>
     </w:p>
     <w:p>
@@ -10106,7 +10088,7 @@
           <w:bCs/>
           <w:b/>
         </w:rPr>
-        <w:t xml:space="preserve">Finding 1 — tree ensembles win accuracy on every leg, and attention</w:t>
+        <w:t xml:space="preserve">Finding 1: tree ensembles win accuracy on every leg, and attention does</w:t>
       </w:r>
       <w:r>
         <w:rPr>
@@ -10120,25 +10102,25 @@
           <w:bCs/>
           <w:b/>
         </w:rPr>
-        <w:t xml:space="preserve">does not pay for itself.</w:t>
-      </w:r>
-      <w:r>
-        <w:t xml:space="preserve"> </w:t>
-      </w:r>
-      <w:r>
-        <w:t xml:space="preserve">The ordering is stable across three sampling</w:t>
-      </w:r>
-      <w:r>
-        <w:t xml:space="preserve"> </w:t>
-      </w:r>
-      <w:r>
-        <w:t xml:space="preserve">rates (10 Hz / 1 Hz / one per minute), three channel counts (18 / 24 / 38),</w:t>
-      </w:r>
-      <w:r>
-        <w:t xml:space="preserve"> </w:t>
-      </w:r>
-      <w:r>
-        <w:t xml:space="preserve">and three domains.</w:t>
+        <w:t xml:space="preserve">not pay for itself.</w:t>
+      </w:r>
+      <w:r>
+        <w:t xml:space="preserve"> </w:t>
+      </w:r>
+      <w:r>
+        <w:t xml:space="preserve">The ordering is stable across three sampling rates (10</w:t>
+      </w:r>
+      <w:r>
+        <w:t xml:space="preserve"> </w:t>
+      </w:r>
+      <w:r>
+        <w:t xml:space="preserve">Hz / 1 Hz / one per minute), three channel counts (18 / 24 / 38), and three</w:t>
+      </w:r>
+      <w:r>
+        <w:t xml:space="preserve"> </w:t>
+      </w:r>
+      <w:r>
+        <w:t xml:space="preserve">domains.</w:t>
       </w:r>
     </w:p>
     <w:p>
@@ -11465,49 +11447,49 @@
         <w:pStyle w:val="BodyText"/>
       </w:pPr>
       <w:r>
-        <w:t xml:space="preserve">The two columns tell opposite stories, and the disagreement is the</w:t>
-      </w:r>
-      <w:r>
-        <w:t xml:space="preserve"> </w:t>
-      </w:r>
-      <w:r>
-        <w:t xml:space="preserve">finding. Measured over all windows, shorter horizons look better;</w:t>
-      </w:r>
-      <w:r>
-        <w:t xml:space="preserve"> </w:t>
-      </w:r>
-      <w:r>
-        <w:t xml:space="preserve">measured over genuine pre-onset windows only, they look far worse</w:t>
-      </w:r>
-      <w:r>
-        <w:t xml:space="preserve"> </w:t>
-      </w:r>
-      <w:r>
-        <w:t xml:space="preserve">(AUPRC 0.047 at 1 s against a 0.008 base rate, AUROC 0.605 — barely</w:t>
-      </w:r>
-      <w:r>
-        <w:t xml:space="preserve"> </w:t>
-      </w:r>
-      <w:r>
-        <w:t xml:space="preserve">above chance). Anticipation improves monotonically with horizon up to</w:t>
-      </w:r>
-      <w:r>
-        <w:t xml:space="preserve"> </w:t>
-      </w:r>
-      <w:r>
-        <w:t xml:space="preserve">20 s because longer horizons admit more pre-onset positives to learn</w:t>
-      </w:r>
-      <w:r>
-        <w:t xml:space="preserve"> </w:t>
-      </w:r>
-      <w:r>
-        <w:t xml:space="preserve">from. We report the clean column as the operative one and treat the</w:t>
-      </w:r>
-      <w:r>
-        <w:t xml:space="preserve"> </w:t>
-      </w:r>
-      <w:r>
-        <w:t xml:space="preserve">5 s headline of Table 4 as an upper bound rather than a capability claim.</w:t>
+        <w:t xml:space="preserve">The two columns tell opposite stories, and the disagreement is the finding.</w:t>
+      </w:r>
+      <w:r>
+        <w:t xml:space="preserve"> </w:t>
+      </w:r>
+      <w:r>
+        <w:t xml:space="preserve">Measured over all windows, shorter horizons look better; measured over</w:t>
+      </w:r>
+      <w:r>
+        <w:t xml:space="preserve"> </w:t>
+      </w:r>
+      <w:r>
+        <w:t xml:space="preserve">genuine pre-onset windows only, they look far worse (AUPRC 0.047 at 1 s</w:t>
+      </w:r>
+      <w:r>
+        <w:t xml:space="preserve"> </w:t>
+      </w:r>
+      <w:r>
+        <w:t xml:space="preserve">against a 0.008 base rate, AUROC 0.605, barely above chance). Anticipation</w:t>
+      </w:r>
+      <w:r>
+        <w:t xml:space="preserve"> </w:t>
+      </w:r>
+      <w:r>
+        <w:t xml:space="preserve">improves monotonically with horizon up to 20 s because longer horizons admit</w:t>
+      </w:r>
+      <w:r>
+        <w:t xml:space="preserve"> </w:t>
+      </w:r>
+      <w:r>
+        <w:t xml:space="preserve">more pre-onset positives to learn from. We report the clean column as the</w:t>
+      </w:r>
+      <w:r>
+        <w:t xml:space="preserve"> </w:t>
+      </w:r>
+      <w:r>
+        <w:t xml:space="preserve">operative one and treat the 5 s headline of Table 4 as an upper bound rather</w:t>
+      </w:r>
+      <w:r>
+        <w:t xml:space="preserve"> </w:t>
+      </w:r>
+      <w:r>
+        <w:t xml:space="preserve">than a capability claim.</w:t>
       </w:r>
     </w:p>
     <w:p>
@@ -11630,13 +11612,13 @@
         <w:t xml:space="preserve"> </w:t>
       </w:r>
       <w:r>
-        <w:t xml:space="preserve">runway is 11.1 s and the maximum is 21.3 s: 94% of events afford at least</w:t>
-      </w:r>
-      <w:r>
-        <w:t xml:space="preserve"> </w:t>
-      </w:r>
-      <w:r>
-        <w:t xml:space="preserve">1 s of warning, 84% at least 5 s, 71% at least 10 s, and</w:t>
+        <w:t xml:space="preserve">runway is 11.1 s and the maximum is 21.3 s: 94% of events afford at least 1</w:t>
+      </w:r>
+      <w:r>
+        <w:t xml:space="preserve"> </w:t>
+      </w:r>
+      <w:r>
+        <w:t xml:space="preserve">s of warning, 84% at least 5 s, 71% at least 10 s, and</w:t>
       </w:r>
       <w:r>
         <w:t xml:space="preserve"> </w:t>
@@ -11652,37 +11634,37 @@
         <w:t xml:space="preserve"> </w:t>
       </w:r>
       <w:r>
-        <w:t xml:space="preserve">affords</w:t>
-      </w:r>
-      <w:r>
-        <w:t xml:space="preserve"> </w:t>
-      </w:r>
-      <w:r>
-        <w:t xml:space="preserve">30 s. A 30 s horizon is therefore not a modelling failure but an</w:t>
-      </w:r>
-      <w:r>
-        <w:t xml:space="preserve"> </w:t>
-      </w:r>
-      <w:r>
-        <w:t xml:space="preserve">ill-posed request on this data. The seven Jamming events — the one</w:t>
-      </w:r>
-      <w:r>
-        <w:t xml:space="preserve"> </w:t>
-      </w:r>
-      <w:r>
-        <w:t xml:space="preserve">anomaly type in TelecomTS that is a real over-the-air phenomenon rather</w:t>
-      </w:r>
-      <w:r>
-        <w:t xml:space="preserve"> </w:t>
-      </w:r>
-      <w:r>
-        <w:t xml:space="preserve">than an injected one — have exactly zero runway: their onset coincides</w:t>
-      </w:r>
-      <w:r>
-        <w:t xml:space="preserve"> </w:t>
-      </w:r>
-      <w:r>
-        <w:t xml:space="preserve">with the start of the session, so no precursor exists to detect.</w:t>
+        <w:t xml:space="preserve">affords 30</w:t>
+      </w:r>
+      <w:r>
+        <w:t xml:space="preserve"> </w:t>
+      </w:r>
+      <w:r>
+        <w:t xml:space="preserve">s. A 30 s horizon is therefore not a modelling failure but an ill-posed</w:t>
+      </w:r>
+      <w:r>
+        <w:t xml:space="preserve"> </w:t>
+      </w:r>
+      <w:r>
+        <w:t xml:space="preserve">request on this data. The seven Jamming events (the one anomaly type in</w:t>
+      </w:r>
+      <w:r>
+        <w:t xml:space="preserve"> </w:t>
+      </w:r>
+      <w:r>
+        <w:t xml:space="preserve">TelecomTS that is a real over-the-air phenomenon rather than an injected</w:t>
+      </w:r>
+      <w:r>
+        <w:t xml:space="preserve"> </w:t>
+      </w:r>
+      <w:r>
+        <w:t xml:space="preserve">one) have exactly zero runway: their onset coincides with the start of the</w:t>
+      </w:r>
+      <w:r>
+        <w:t xml:space="preserve"> </w:t>
+      </w:r>
+      <w:r>
+        <w:t xml:space="preserve">session, so no precursor exists to detect.</w:t>
       </w:r>
     </w:p>
     <w:p>
@@ -12512,37 +12494,37 @@
         <w:pStyle w:val="BodyText"/>
       </w:pPr>
       <w:r>
-        <w:t xml:space="preserve">AUPRC spans 0.101 to 0.823 — an eightfold range — while AUROC stays in</w:t>
-      </w:r>
-      <w:r>
-        <w:t xml:space="preserve"> </w:t>
-      </w:r>
-      <w:r>
-        <w:t xml:space="preserve">a narrow 0.877-0.971 band. An operator reading only AUROC would conclude</w:t>
-      </w:r>
-      <w:r>
-        <w:t xml:space="preserve"> </w:t>
-      </w:r>
-      <w:r>
-        <w:t xml:space="preserve">the system performs uniformly well across fault types; the precision-recall</w:t>
-      </w:r>
-      <w:r>
-        <w:t xml:space="preserve"> </w:t>
-      </w:r>
-      <w:r>
-        <w:t xml:space="preserve">view shows it does not. Severe, physically abrupt faults (antenna failure)</w:t>
-      </w:r>
-      <w:r>
-        <w:t xml:space="preserve"> </w:t>
-      </w:r>
-      <w:r>
-        <w:t xml:space="preserve">are caught reliably; mild interference and gradual buffer buildup are close</w:t>
-      </w:r>
-      <w:r>
-        <w:t xml:space="preserve"> </w:t>
-      </w:r>
-      <w:r>
-        <w:t xml:space="preserve">to unusable at this horizon.</w:t>
+        <w:t xml:space="preserve">AUPRC spans 0.101 to 0.823, an eightfold range, while AUROC stays in a</w:t>
+      </w:r>
+      <w:r>
+        <w:t xml:space="preserve"> </w:t>
+      </w:r>
+      <w:r>
+        <w:t xml:space="preserve">narrow 0.877-0.971 band. An operator reading only AUROC would conclude the</w:t>
+      </w:r>
+      <w:r>
+        <w:t xml:space="preserve"> </w:t>
+      </w:r>
+      <w:r>
+        <w:t xml:space="preserve">system performs uniformly well across fault types; the precision-recall view</w:t>
+      </w:r>
+      <w:r>
+        <w:t xml:space="preserve"> </w:t>
+      </w:r>
+      <w:r>
+        <w:t xml:space="preserve">shows it does not. Severe, physically abrupt faults (antenna failure) are</w:t>
+      </w:r>
+      <w:r>
+        <w:t xml:space="preserve"> </w:t>
+      </w:r>
+      <w:r>
+        <w:t xml:space="preserve">caught reliably; mild interference and gradual buffer buildup are close to</w:t>
+      </w:r>
+      <w:r>
+        <w:t xml:space="preserve"> </w:t>
+      </w:r>
+      <w:r>
+        <w:t xml:space="preserve">unusable at this horizon.</w:t>
       </w:r>
     </w:p>
     <w:p>
@@ -12663,13 +12645,13 @@
         <w:t xml:space="preserve"> </w:t>
       </w:r>
       <w:r>
-        <w:t xml:space="preserve">Our dataset</w:t>
-      </w:r>
-      <w:r>
-        <w:t xml:space="preserve"> </w:t>
-      </w:r>
-      <w:r>
-        <w:t xml:space="preserve">strategy originally assigned early-warning experiments to TelecomTS</w:t>
+        <w:t xml:space="preserve">Our dataset strategy</w:t>
+      </w:r>
+      <w:r>
+        <w:t xml:space="preserve"> </w:t>
+      </w:r>
+      <w:r>
+        <w:t xml:space="preserve">originally assigned early-warning experiments to TelecomTS</w:t>
       </w:r>
       <w:r>
         <w:t xml:space="preserve"> </w:t>
@@ -12685,43 +12667,49 @@
         <w:t xml:space="preserve"> </w:t>
       </w:r>
       <w:r>
-        <w:t xml:space="preserve">RCAEval. That did not survive contact with the data, and we record the</w:t>
-      </w:r>
-      <w:r>
-        <w:t xml:space="preserve"> </w:t>
-      </w:r>
-      <w:r>
-        <w:t xml:space="preserve">correction rather than dropping it silently. RCAEval’s faults are</w:t>
-      </w:r>
-      <w:r>
-        <w:t xml:space="preserve"> </w:t>
-      </w:r>
-      <w:r>
-        <w:t xml:space="preserve">externally scheduled injections: the system is normal up to the injection</w:t>
-      </w:r>
-      <w:r>
-        <w:t xml:space="preserve"> </w:t>
-      </w:r>
-      <w:r>
-        <w:t xml:space="preserve">instant, so no precursor exists at any horizon. A first attempt at a 300 s</w:t>
-      </w:r>
-      <w:r>
-        <w:t xml:space="preserve"> </w:t>
-      </w:r>
-      <w:r>
-        <w:t xml:space="preserve">early-warning target produced AUROC 0.436-0.534 across all models —</w:t>
-      </w:r>
-      <w:r>
-        <w:t xml:space="preserve"> </w:t>
-      </w:r>
-      <w:r>
-        <w:t xml:space="preserve">chance. Two causes were separable. The intrinsic one is that anticipating</w:t>
-      </w:r>
-      <w:r>
-        <w:t xml:space="preserve"> </w:t>
-      </w:r>
-      <w:r>
-        <w:t xml:space="preserve">a scheduled intervention from pre-intervention telemetry is not a learnable</w:t>
+        <w:t xml:space="preserve">RCAEval.</w:t>
+      </w:r>
+      <w:r>
+        <w:t xml:space="preserve"> </w:t>
+      </w:r>
+      <w:r>
+        <w:t xml:space="preserve">That did not survive contact with the data, and we record the correction</w:t>
+      </w:r>
+      <w:r>
+        <w:t xml:space="preserve"> </w:t>
+      </w:r>
+      <w:r>
+        <w:t xml:space="preserve">rather than dropping it silently. RCAEval’s faults are externally scheduled</w:t>
+      </w:r>
+      <w:r>
+        <w:t xml:space="preserve"> </w:t>
+      </w:r>
+      <w:r>
+        <w:t xml:space="preserve">injections: the system is normal up to the injection instant, so no</w:t>
+      </w:r>
+      <w:r>
+        <w:t xml:space="preserve"> </w:t>
+      </w:r>
+      <w:r>
+        <w:t xml:space="preserve">precursor exists at any horizon. A first attempt at a 300 s early-warning</w:t>
+      </w:r>
+      <w:r>
+        <w:t xml:space="preserve"> </w:t>
+      </w:r>
+      <w:r>
+        <w:t xml:space="preserve">target produced AUROC 0.436 to 0.534 across all models, no better than</w:t>
+      </w:r>
+      <w:r>
+        <w:t xml:space="preserve"> </w:t>
+      </w:r>
+      <w:r>
+        <w:t xml:space="preserve">chance. Two causes were separable. The intrinsic one is that anticipating a</w:t>
+      </w:r>
+      <w:r>
+        <w:t xml:space="preserve"> </w:t>
+      </w:r>
+      <w:r>
+        <w:t xml:space="preserve">scheduled intervention from pre-intervention telemetry is not a learnable</w:t>
       </w:r>
       <w:r>
         <w:t xml:space="preserve"> </w:t>
@@ -12755,7 +12743,7 @@
           <w:bCs/>
           <w:b/>
         </w:rPr>
-        <w:t xml:space="preserve">the</w:t>
+        <w:t xml:space="preserve">the early-</w:t>
       </w:r>
       <w:r>
         <w:rPr>
@@ -12769,7 +12757,7 @@
           <w:bCs/>
           <w:b/>
         </w:rPr>
-        <w:t xml:space="preserve">early-warning anchor of this paper rests on TelecomTS alone</w:t>
+        <w:t xml:space="preserve">warning anchor of this paper rests on TelecomTS alone</w:t>
       </w:r>
       <w:r>
         <w:t xml:space="preserve">, a real</w:t>
@@ -12806,13 +12794,13 @@
         <w:t xml:space="preserve"> </w:t>
       </w:r>
       <w:r>
-        <w:t xml:space="preserve">On TelecomTS the tree models average ECE 0.120 while the</w:t>
-      </w:r>
-      <w:r>
-        <w:t xml:space="preserve"> </w:t>
-      </w:r>
-      <w:r>
-        <w:t xml:space="preserve">deep ensembles average 0.082 — a 1.5x calibration gap running</w:t>
+        <w:t xml:space="preserve">On TelecomTS the tree models average ECE 0.120 while the deep</w:t>
+      </w:r>
+      <w:r>
+        <w:t xml:space="preserve"> </w:t>
+      </w:r>
+      <w:r>
+        <w:t xml:space="preserve">ensembles average 0.082, a 1.5x calibration gap running</w:t>
       </w:r>
       <w:r>
         <w:t xml:space="preserve"> </w:t>
@@ -12828,19 +12816,25 @@
         <w:t xml:space="preserve"> </w:t>
       </w:r>
       <w:r>
-        <w:t xml:space="preserve">the accuracy gap. The best-calibrated non-trivial models are the</w:t>
-      </w:r>
-      <w:r>
-        <w:t xml:space="preserve"> </w:t>
-      </w:r>
-      <w:r>
-        <w:t xml:space="preserve">Transformer and Deep ensemble (Transformer) at ECE 0.063; the most</w:t>
-      </w:r>
-      <w:r>
-        <w:t xml:space="preserve"> </w:t>
-      </w:r>
-      <w:r>
-        <w:t xml:space="preserve">accurate, XGBoost, sits at 0.120.</w:t>
+        <w:t xml:space="preserve">the</w:t>
+      </w:r>
+      <w:r>
+        <w:t xml:space="preserve"> </w:t>
+      </w:r>
+      <w:r>
+        <w:t xml:space="preserve">accuracy gap. The best-calibrated non-trivial models are the Transformer and</w:t>
+      </w:r>
+      <w:r>
+        <w:t xml:space="preserve"> </w:t>
+      </w:r>
+      <w:r>
+        <w:t xml:space="preserve">Deep ensemble (Transformer) at ECE 0.063; the most accurate, XGBoost, sits</w:t>
+      </w:r>
+      <w:r>
+        <w:t xml:space="preserve"> </w:t>
+      </w:r>
+      <w:r>
+        <w:t xml:space="preserve">at 0.120.</w:t>
       </w:r>
     </w:p>
     <w:p>
@@ -13054,7 +13048,7 @@
           <w:bCs/>
           <w:b/>
         </w:rPr>
-        <w:t xml:space="preserve">Finding 3 — deep ensembling helps unevenly, and mainly where</w:t>
+        <w:t xml:space="preserve">Finding 3: deep ensembling helps unevenly, and mainly where single-model</w:t>
       </w:r>
       <w:r>
         <w:rPr>
@@ -13068,7 +13062,7 @@
           <w:bCs/>
           <w:b/>
         </w:rPr>
-        <w:t xml:space="preserve">single-model variance is high.</w:t>
+        <w:t xml:space="preserve">variance is high.</w:t>
       </w:r>
     </w:p>
     <w:p>
@@ -13831,7 +13825,7 @@
         <w:t xml:space="preserve"> </w:t>
       </w:r>
       <w:r>
-        <w:t xml:space="preserve">(0.000 to 0.011) — materially weaker than the deep-ensemble literature</w:t>
+        <w:t xml:space="preserve">(0.000 to 0.011), materially weaker than the deep-ensemble literature</w:t>
       </w:r>
       <w:r>
         <w:t xml:space="preserve"> </w:t>
@@ -13849,13 +13843,13 @@
         <w:t xml:space="preserve"> </w:t>
       </w:r>
       <w:r>
-        <w:t xml:space="preserve">13.7 s), and the 5-member 1D ResNet ensemble is the best accuracy-calibration</w:t>
-      </w:r>
-      <w:r>
-        <w:t xml:space="preserve"> </w:t>
-      </w:r>
-      <w:r>
-        <w:t xml:space="preserve">compromise on TelecomTS at AUPRC 0.743 and ECE 0.079.</w:t>
+        <w:t xml:space="preserve">13.7 s), and the 5-member 1D ResNet ensemble is the best accuracy-</w:t>
+      </w:r>
+      <w:r>
+        <w:t xml:space="preserve"> </w:t>
+      </w:r>
+      <w:r>
+        <w:t xml:space="preserve">calibration compromise on TelecomTS at AUPRC 0.743 and ECE 0.079.</w:t>
       </w:r>
     </w:p>
     <w:p>
@@ -13956,31 +13950,31 @@
           <w:bCs/>
           <w:b/>
         </w:rPr>
-        <w:t xml:space="preserve">Finding 4 — the soft-vote ensemble does not earn its keep.</w:t>
-      </w:r>
-      <w:r>
-        <w:t xml:space="preserve"> </w:t>
-      </w:r>
-      <w:r>
-        <w:t xml:space="preserve">On</w:t>
-      </w:r>
-      <w:r>
-        <w:t xml:space="preserve"> </w:t>
-      </w:r>
-      <w:r>
-        <w:t xml:space="preserve">TelecomTS it costs 1,228 s — the sum of every member’s training time —</w:t>
-      </w:r>
-      <w:r>
-        <w:t xml:space="preserve"> </w:t>
-      </w:r>
-      <w:r>
-        <w:t xml:space="preserve">for AUPRC 0.741, below XGBoost alone at 1.4 s. On RCAEval it is strictly</w:t>
-      </w:r>
-      <w:r>
-        <w:t xml:space="preserve"> </w:t>
-      </w:r>
-      <w:r>
-        <w:t xml:space="preserve">dominated. On an operational cost basis this is a recommend-against.</w:t>
+        <w:t xml:space="preserve">Finding 4: the soft-vote ensemble does not earn its keep.</w:t>
+      </w:r>
+      <w:r>
+        <w:t xml:space="preserve"> </w:t>
+      </w:r>
+      <w:r>
+        <w:t xml:space="preserve">On TelecomTS</w:t>
+      </w:r>
+      <w:r>
+        <w:t xml:space="preserve"> </w:t>
+      </w:r>
+      <w:r>
+        <w:t xml:space="preserve">it costs 1,228 s (the sum of every member’s training time) for AUPRC 0.741,</w:t>
+      </w:r>
+      <w:r>
+        <w:t xml:space="preserve"> </w:t>
+      </w:r>
+      <w:r>
+        <w:t xml:space="preserve">below XGBoost alone at 1.4 s. On RCAEval it is strictly dominated. On an</w:t>
+      </w:r>
+      <w:r>
+        <w:t xml:space="preserve"> </w:t>
+      </w:r>
+      <w:r>
+        <w:t xml:space="preserve">operational cost basis this is a recommend-against.</w:t>
       </w:r>
     </w:p>
     <w:p>
@@ -14093,7 +14087,7 @@
         <w:pStyle w:val="Heading2"/>
       </w:pPr>
       <w:r>
-        <w:t xml:space="preserve">C. Component 2 — Root-cause attribution</w:t>
+        <w:t xml:space="preserve">C. Component 2: Root-cause attribution</w:t>
       </w:r>
     </w:p>
     <w:p>
@@ -14836,13 +14830,13 @@
         <w:t xml:space="preserve"> </w:t>
       </w:r>
       <w:r>
-        <w:t xml:space="preserve">mean chance level of approximately 0.174 for the corresponding k values —</w:t>
-      </w:r>
-      <w:r>
-        <w:t xml:space="preserve"> </w:t>
-      </w:r>
-      <w:r>
-        <w:t xml:space="preserve">well above chance, but far from perfect, which we report as the honest</w:t>
+        <w:t xml:space="preserve">mean chance level of approximately 0.174 for the corresponding k values,</w:t>
+      </w:r>
+      <w:r>
+        <w:t xml:space="preserve"> </w:t>
+      </w:r>
+      <w:r>
+        <w:t xml:space="preserve">well above chance but far from perfect, which we report as the honest</w:t>
       </w:r>
       <w:r>
         <w:t xml:space="preserve"> </w:t>
@@ -14918,7 +14912,7 @@
         <w:pStyle w:val="Heading2"/>
       </w:pPr>
       <w:r>
-        <w:t xml:space="preserve">D. Component 3 — Correlation vs. causal evidence</w:t>
+        <w:t xml:space="preserve">D. Component 3: Correlation vs. causal evidence</w:t>
       </w:r>
     </w:p>
     <w:p>
@@ -15541,25 +15535,25 @@
         <w:t xml:space="preserve"> </w:t>
       </w:r>
       <w:r>
-        <w:t xml:space="preserve">root-cause set (9, 13) pass the Granger test; the three that are only</w:t>
-      </w:r>
-      <w:r>
-        <w:t xml:space="preserve"> </w:t>
-      </w:r>
-      <w:r>
-        <w:t xml:space="preserve">SHAP-flagged noise (weak correlation, absent from ground truth) fail it —</w:t>
-      </w:r>
-      <w:r>
-        <w:t xml:space="preserve"> </w:t>
-      </w:r>
-      <w:r>
-        <w:t xml:space="preserve">the intended separation, though demonstrated here on one incident rather</w:t>
-      </w:r>
-      <w:r>
-        <w:t xml:space="preserve"> </w:t>
-      </w:r>
-      <w:r>
-        <w:t xml:space="preserve">than across a statistically powered sample (Section VIII).</w:t>
+        <w:t xml:space="preserve">root-cause set (9, 13) pass the Granger test; the three that are only SHAP-</w:t>
+      </w:r>
+      <w:r>
+        <w:t xml:space="preserve"> </w:t>
+      </w:r>
+      <w:r>
+        <w:t xml:space="preserve">flagged noise (weak correlation, absent from ground truth) fail it, the</w:t>
+      </w:r>
+      <w:r>
+        <w:t xml:space="preserve"> </w:t>
+      </w:r>
+      <w:r>
+        <w:t xml:space="preserve">intended separation, though demonstrated here on one incident rather than</w:t>
+      </w:r>
+      <w:r>
+        <w:t xml:space="preserve"> </w:t>
+      </w:r>
+      <w:r>
+        <w:t xml:space="preserve">across a statistically powered sample (Section VIII).</w:t>
       </w:r>
     </w:p>
     <w:p>
@@ -15611,7 +15605,7 @@
         <w:pStyle w:val="Heading2"/>
       </w:pPr>
       <w:r>
-        <w:t xml:space="preserve">E. Component 4 — Explanation faithfulness, stability, and the confidence-quality gap</w:t>
+        <w:t xml:space="preserve">E. Component 4: Explanation faithfulness, stability, and the confidence-quality gap</w:t>
       </w:r>
     </w:p>
     <w:p>
@@ -15619,13 +15613,13 @@
         <w:pStyle w:val="FirstParagraph"/>
       </w:pPr>
       <w:r>
-        <w:t xml:space="preserve">Components 1-3 and 5 are scored against ground truth. Component 4 — the</w:t>
-      </w:r>
-      <w:r>
-        <w:t xml:space="preserve"> </w:t>
-      </w:r>
-      <w:r>
-        <w:t xml:space="preserve">narrative an engineer actually reads — is the one stage where</w:t>
+        <w:t xml:space="preserve">Components 1-3 and 5 are scored against ground truth. Component 4 (the</w:t>
+      </w:r>
+      <w:r>
+        <w:t xml:space="preserve"> </w:t>
+      </w:r>
+      <w:r>
+        <w:t xml:space="preserve">narrative an engineer actually reads) is the one stage where</w:t>
       </w:r>
       <w:r>
         <w:t xml:space="preserve"> </w:t>
@@ -15685,13 +15679,13 @@
         <w:t xml:space="preserve"> </w:t>
       </w:r>
       <w:r>
-        <w:t xml:space="preserve">fact not present in the evidence dictionary. A representative output for</w:t>
-      </w:r>
-      <w:r>
-        <w:t xml:space="preserve"> </w:t>
-      </w:r>
-      <w:r>
-        <w:t xml:space="preserve">SMD segment 19367-20088 reads:</w:t>
+        <w:t xml:space="preserve">fact not present in the evidence dictionary. A representative output for SMD</w:t>
+      </w:r>
+      <w:r>
+        <w:t xml:space="preserve"> </w:t>
+      </w:r>
+      <w:r>
+        <w:t xml:space="preserve">segment 19367-20088 reads:</w:t>
       </w:r>
     </w:p>
     <w:p>
@@ -15896,7 +15890,7 @@
         <w:t xml:space="preserve"> </w:t>
       </w:r>
       <w:r>
-        <w:t xml:space="preserve">margin varies enormously — from 0.9999 against 0.194 for random deletion on</w:t>
+        <w:t xml:space="preserve">margin varies enormously, from 0.9999 against 0.194 for random deletion on</w:t>
       </w:r>
       <w:r>
         <w:t xml:space="preserve"> </w:t>
@@ -15914,13 +15908,13 @@
         <w:t xml:space="preserve"> </w:t>
       </w:r>
       <w:r>
-        <w:t xml:space="preserve">from a base probability above 0.999, i.e., the model is already at its output</w:t>
-      </w:r>
-      <w:r>
-        <w:t xml:space="preserve"> </w:t>
-      </w:r>
-      <w:r>
-        <w:t xml:space="preserve">ceiling before any deletion, so</w:t>
+        <w:t xml:space="preserve">from a base probability above 0.999, i.e., the model is already at its</w:t>
+      </w:r>
+      <w:r>
+        <w:t xml:space="preserve"> </w:t>
+      </w:r>
+      <w:r>
+        <w:t xml:space="preserve">output ceiling before any deletion, so</w:t>
       </w:r>
       <w:r>
         <w:t xml:space="preserve"> </w:t>
@@ -15929,13 +15923,13 @@
         <w:t xml:space="preserve">“</w:t>
       </w:r>
       <w:r>
-        <w:t xml:space="preserve">top-5 deletion drops probability more than</w:t>
-      </w:r>
-      <w:r>
-        <w:t xml:space="preserve"> </w:t>
-      </w:r>
-      <w:r>
-        <w:t xml:space="preserve">random</w:t>
+        <w:t xml:space="preserve">top-5 deletion drops probability</w:t>
+      </w:r>
+      <w:r>
+        <w:t xml:space="preserve"> </w:t>
+      </w:r>
+      <w:r>
+        <w:t xml:space="preserve">more than random</w:t>
       </w:r>
       <w:r>
         <w:t xml:space="preserve">”</w:t>
@@ -15944,13 +15938,13 @@
         <w:t xml:space="preserve"> </w:t>
       </w:r>
       <w:r>
-        <w:t xml:space="preserve">is close to a floor effect on those events rather than strong</w:t>
-      </w:r>
-      <w:r>
-        <w:t xml:space="preserve"> </w:t>
-      </w:r>
-      <w:r>
-        <w:t xml:space="preserve">evidence. Rankings are highly stable (Spearman</w:t>
+        <w:t xml:space="preserve">is close to a floor effect on those events rather than</w:t>
+      </w:r>
+      <w:r>
+        <w:t xml:space="preserve"> </w:t>
+      </w:r>
+      <w:r>
+        <w:t xml:space="preserve">strong evidence. Rankings are highly stable (Spearman</w:t>
       </w:r>
       <w:r>
         <w:t xml:space="preserve"> </w:t>
@@ -15964,19 +15958,19 @@
         <w:t xml:space="preserve"> </w:t>
       </w:r>
       <w:r>
-        <w:t xml:space="preserve">from 0.990 to 0.998 across</w:t>
-      </w:r>
-      <w:r>
-        <w:t xml:space="preserve"> </w:t>
-      </w:r>
-      <w:r>
-        <w:t xml:space="preserve">all eight events), but stability is a property of the explanation, not of its</w:t>
-      </w:r>
-      <w:r>
-        <w:t xml:space="preserve"> </w:t>
-      </w:r>
-      <w:r>
-        <w:t xml:space="preserve">correctness.</w:t>
+        <w:t xml:space="preserve">from 0.990 to</w:t>
+      </w:r>
+      <w:r>
+        <w:t xml:space="preserve"> </w:t>
+      </w:r>
+      <w:r>
+        <w:t xml:space="preserve">0.998 across all eight events), but stability is a property of the</w:t>
+      </w:r>
+      <w:r>
+        <w:t xml:space="preserve"> </w:t>
+      </w:r>
+      <w:r>
+        <w:t xml:space="preserve">explanation, not of its correctness.</w:t>
       </w:r>
     </w:p>
     <w:p>
@@ -16477,7 +16471,7 @@
         <w:t xml:space="preserve"> </w:t>
       </w:r>
       <w:r>
-        <w:t xml:space="preserve">them — stability and faithfulness — point in the</w:t>
+        <w:t xml:space="preserve">them (stability and faithfulness) point in the</w:t>
       </w:r>
       <w:r>
         <w:t xml:space="preserve"> </w:t>
@@ -16493,13 +16487,13 @@
         <w:t xml:space="preserve"> </w:t>
       </w:r>
       <w:r>
-        <w:t xml:space="preserve">direction,</w:t>
-      </w:r>
-      <w:r>
-        <w:t xml:space="preserve"> </w:t>
-      </w:r>
-      <w:r>
-        <w:t xml:space="preserve">scoring marginally higher on the events where the root cause was wrong. The</w:t>
+        <w:t xml:space="preserve">direction, scoring</w:t>
+      </w:r>
+      <w:r>
+        <w:t xml:space="preserve"> </w:t>
+      </w:r>
+      <w:r>
+        <w:t xml:space="preserve">marginally higher on the events where the root cause was wrong. The</w:t>
       </w:r>
       <w:r>
         <w:t xml:space="preserve"> </w:t>
@@ -16543,25 +16537,25 @@
         <w:t xml:space="preserve"> </w:t>
       </w:r>
       <w:r>
-        <w:t xml:space="preserve">and still name the wrong KPI — with no signal in its own outputs marking</w:t>
-      </w:r>
-      <w:r>
-        <w:t xml:space="preserve"> </w:t>
-      </w:r>
-      <w:r>
-        <w:t xml:space="preserve">that case as different. The practical implication is a warning about a</w:t>
-      </w:r>
-      <w:r>
-        <w:t xml:space="preserve"> </w:t>
-      </w:r>
-      <w:r>
-        <w:t xml:space="preserve">tempting design: naively combining predicted probability, attribution</w:t>
-      </w:r>
-      <w:r>
-        <w:t xml:space="preserve"> </w:t>
-      </w:r>
-      <w:r>
-        <w:t xml:space="preserve">entropy, and stability into a single composite trust score would</w:t>
+        <w:t xml:space="preserve">and still name the wrong KPI, with no signal in its own outputs marking that</w:t>
+      </w:r>
+      <w:r>
+        <w:t xml:space="preserve"> </w:t>
+      </w:r>
+      <w:r>
+        <w:t xml:space="preserve">case as different. The practical implication is a warning about a tempting</w:t>
+      </w:r>
+      <w:r>
+        <w:t xml:space="preserve"> </w:t>
+      </w:r>
+      <w:r>
+        <w:t xml:space="preserve">design: naively combining predicted probability, attribution entropy, and</w:t>
+      </w:r>
+      <w:r>
+        <w:t xml:space="preserve"> </w:t>
+      </w:r>
+      <w:r>
+        <w:t xml:space="preserve">stability into a single composite trust score would</w:t>
       </w:r>
       <w:r>
         <w:t xml:space="preserve"> </w:t>
@@ -16574,25 +16568,25 @@
         <w:t xml:space="preserve">not</w:t>
       </w:r>
       <w:r>
-        <w:t xml:space="preserve">, on</w:t>
-      </w:r>
-      <w:r>
-        <w:t xml:space="preserve"> </w:t>
-      </w:r>
-      <w:r>
-        <w:t xml:space="preserve">this evidence, separate correct from incorrect localization. Building such a</w:t>
-      </w:r>
-      <w:r>
-        <w:t xml:space="preserve"> </w:t>
-      </w:r>
-      <w:r>
-        <w:t xml:space="preserve">score requires either a signal not tested here — causal-evidence agreement</w:t>
-      </w:r>
-      <w:r>
-        <w:t xml:space="preserve"> </w:t>
-      </w:r>
-      <w:r>
-        <w:t xml:space="preserve">from Component 3, or cross-machine variance — or enough data to resolve an</w:t>
+        <w:t xml:space="preserve">, on this</w:t>
+      </w:r>
+      <w:r>
+        <w:t xml:space="preserve"> </w:t>
+      </w:r>
+      <w:r>
+        <w:t xml:space="preserve">evidence, separate correct from incorrect localization. Building such a</w:t>
+      </w:r>
+      <w:r>
+        <w:t xml:space="preserve"> </w:t>
+      </w:r>
+      <w:r>
+        <w:t xml:space="preserve">score requires either a signal not tested here (causal-evidence agreement</w:t>
+      </w:r>
+      <w:r>
+        <w:t xml:space="preserve"> </w:t>
+      </w:r>
+      <w:r>
+        <w:t xml:space="preserve">from Component 3, or cross-machine variance) or enough data to resolve an</w:t>
       </w:r>
       <w:r>
         <w:t xml:space="preserve"> </w:t>
@@ -16646,7 +16640,7 @@
         <w:pStyle w:val="Heading2"/>
       </w:pPr>
       <w:r>
-        <w:t xml:space="preserve">F. Component 5 — Uncertainty quantification</w:t>
+        <w:t xml:space="preserve">F. Component 5: Uncertainty quantification</w:t>
       </w:r>
     </w:p>
     <w:p>
@@ -16690,49 +16684,49 @@
         <w:t xml:space="preserve"> </w:t>
       </w:r>
       <w:r>
-        <w:t xml:space="preserve">achieves 0.955 empirical coverage on EVAL against the 90% target — a</w:t>
-      </w:r>
-      <w:r>
-        <w:t xml:space="preserve"> </w:t>
-      </w:r>
-      <w:r>
-        <w:t xml:space="preserve">valid, if conservative, guarantee. 20.0% of EVAL windows are routed to the</w:t>
-      </w:r>
-      <w:r>
-        <w:t xml:space="preserve"> </w:t>
-      </w:r>
-      <w:r>
-        <w:t xml:space="preserve">ambiguous ({normal, degrading}) set, i.e., an explicit escalate-to-human</w:t>
-      </w:r>
-      <w:r>
-        <w:t xml:space="preserve"> </w:t>
-      </w:r>
-      <w:r>
-        <w:t xml:space="preserve">signal, and 0.0% to the empty set. The raw probability’s ECE on EVAL is</w:t>
-      </w:r>
-      <w:r>
-        <w:t xml:space="preserve"> </w:t>
-      </w:r>
-      <w:r>
-        <w:t xml:space="preserve">0.118: Figure 8 shows the model is overconfident in its top bin (mean</w:t>
-      </w:r>
-      <w:r>
-        <w:t xml:space="preserve"> </w:t>
-      </w:r>
-      <w:r>
-        <w:t xml:space="preserve">predicted probability 0.986, empirical positive rate 0.752), exactly the</w:t>
-      </w:r>
-      <w:r>
-        <w:t xml:space="preserve"> </w:t>
-      </w:r>
-      <w:r>
-        <w:t xml:space="preserve">failure mode conformal wrapping is designed to survive without requiring the</w:t>
-      </w:r>
-      <w:r>
-        <w:t xml:space="preserve"> </w:t>
-      </w:r>
-      <w:r>
-        <w:t xml:space="preserve">underlying model to be well calibrated.</w:t>
+        <w:t xml:space="preserve">achieves 0.955 empirical coverage on EVAL against the 90% target, a valid if</w:t>
+      </w:r>
+      <w:r>
+        <w:t xml:space="preserve"> </w:t>
+      </w:r>
+      <w:r>
+        <w:t xml:space="preserve">conservative guarantee. 20.0% of EVAL windows are routed to the ambiguous</w:t>
+      </w:r>
+      <w:r>
+        <w:t xml:space="preserve"> </w:t>
+      </w:r>
+      <w:r>
+        <w:t xml:space="preserve">({normal, degrading}) set, i.e., an explicit escalate-to-human signal, and</w:t>
+      </w:r>
+      <w:r>
+        <w:t xml:space="preserve"> </w:t>
+      </w:r>
+      <w:r>
+        <w:t xml:space="preserve">0.0% to the empty set. The raw probability’s ECE on EVAL is 0.118: Figure 8</w:t>
+      </w:r>
+      <w:r>
+        <w:t xml:space="preserve"> </w:t>
+      </w:r>
+      <w:r>
+        <w:t xml:space="preserve">shows the model is overconfident in its top bin (mean predicted probability</w:t>
+      </w:r>
+      <w:r>
+        <w:t xml:space="preserve"> </w:t>
+      </w:r>
+      <w:r>
+        <w:t xml:space="preserve">0.986, empirical positive rate 0.752), exactly the failure mode conformal</w:t>
+      </w:r>
+      <w:r>
+        <w:t xml:space="preserve"> </w:t>
+      </w:r>
+      <w:r>
+        <w:t xml:space="preserve">wrapping is designed to survive without requiring the underlying model to be</w:t>
+      </w:r>
+      <w:r>
+        <w:t xml:space="preserve"> </w:t>
+      </w:r>
+      <w:r>
+        <w:t xml:space="preserve">well calibrated.</w:t>
       </w:r>
     </w:p>
     <w:p>
@@ -17529,25 +17523,25 @@
         <w:t xml:space="preserve"> </w:t>
       </w:r>
       <w:r>
-        <w:t xml:space="preserve">early-warning capability — itself a trustworthiness finding, not only a</w:t>
-      </w:r>
-      <w:r>
-        <w:t xml:space="preserve"> </w:t>
-      </w:r>
-      <w:r>
-        <w:t xml:space="preserve">performance number. The TelecomTS runway analysis of Section VI.1 is the same</w:t>
-      </w:r>
-      <w:r>
-        <w:t xml:space="preserve"> </w:t>
-      </w:r>
-      <w:r>
-        <w:t xml:space="preserve">observation at a different time scale: what the system can anticipate is</w:t>
-      </w:r>
-      <w:r>
-        <w:t xml:space="preserve"> </w:t>
-      </w:r>
-      <w:r>
-        <w:t xml:space="preserve">bounded by what the incident telegraphs.</w:t>
+        <w:t xml:space="preserve">early-warning capability, itself a trustworthiness finding rather than only</w:t>
+      </w:r>
+      <w:r>
+        <w:t xml:space="preserve"> </w:t>
+      </w:r>
+      <w:r>
+        <w:t xml:space="preserve">a performance number. The TelecomTS runway analysis of Section VI.1 is the</w:t>
+      </w:r>
+      <w:r>
+        <w:t xml:space="preserve"> </w:t>
+      </w:r>
+      <w:r>
+        <w:t xml:space="preserve">same observation at a different time scale: what the system can anticipate</w:t>
+      </w:r>
+      <w:r>
+        <w:t xml:space="preserve"> </w:t>
+      </w:r>
+      <w:r>
+        <w:t xml:space="preserve">is bounded by what the incident telegraphs.</w:t>
       </w:r>
     </w:p>
     <w:bookmarkEnd w:id="82"/>
@@ -17557,7 +17551,7 @@
         <w:pStyle w:val="Heading2"/>
       </w:pPr>
       <w:r>
-        <w:t xml:space="preserve">H. Component 2, graph view — illustrative topology-based ranking</w:t>
+        <w:t xml:space="preserve">H. Component 2, graph view: illustrative topology-based ranking</w:t>
       </w:r>
     </w:p>
     <w:p>
@@ -17819,25 +17813,25 @@
         <w:pStyle w:val="BodyText"/>
       </w:pPr>
       <w:r>
-        <w:t xml:space="preserve">The second is the one an operator should act on. Section VI.5 finds that</w:t>
-      </w:r>
-      <w:r>
-        <w:t xml:space="preserve"> </w:t>
-      </w:r>
-      <w:r>
-        <w:t xml:space="preserve">none of the four confidence and explanation-quality signals the framework</w:t>
-      </w:r>
-      <w:r>
-        <w:t xml:space="preserve"> </w:t>
-      </w:r>
-      <w:r>
-        <w:t xml:space="preserve">produces — predicted probability, attribution entropy, rank stability,</w:t>
-      </w:r>
-      <w:r>
-        <w:t xml:space="preserve"> </w:t>
-      </w:r>
-      <w:r>
-        <w:t xml:space="preserve">deletion-test faithfulness — separates the events where localization was</w:t>
+        <w:t xml:space="preserve">The second is the one an operator should act on. Section VI.5 finds that none</w:t>
+      </w:r>
+      <w:r>
+        <w:t xml:space="preserve"> </w:t>
+      </w:r>
+      <w:r>
+        <w:t xml:space="preserve">of the four confidence and explanation-quality signals the framework</w:t>
+      </w:r>
+      <w:r>
+        <w:t xml:space="preserve"> </w:t>
+      </w:r>
+      <w:r>
+        <w:t xml:space="preserve">produces (predicted probability, attribution entropy, rank stability,</w:t>
+      </w:r>
+      <w:r>
+        <w:t xml:space="preserve"> </w:t>
+      </w:r>
+      <w:r>
+        <w:t xml:space="preserve">deletion-test faithfulness) separates the events where localization was</w:t>
       </w:r>
       <w:r>
         <w:t xml:space="preserve"> </w:t>
@@ -17935,7 +17929,7 @@
         <w:t xml:space="preserve"> </w:t>
       </w:r>
       <w:r>
-        <w:t xml:space="preserve">when they are less realistic than the alternative — and, conversely, the</w:t>
+        <w:t xml:space="preserve">when they are less realistic than the alternative. Conversely, it is the</w:t>
       </w:r>
       <w:r>
         <w:t xml:space="preserve"> </w:t>
@@ -18073,7 +18067,7 @@
         <w:t xml:space="preserve"> </w:t>
       </w:r>
       <w:r>
-        <w:t xml:space="preserve">or components — we make no O-RAN claim.</w:t>
+        <w:t xml:space="preserve">or components; we make no O-RAN claim.</w:t>
       </w:r>
     </w:p>
     <w:p>
@@ -18145,7 +18139,7 @@
         <w:t xml:space="preserve"> </w:t>
       </w:r>
       <w:r>
-        <w:t xml:space="preserve">scored on either — so</w:t>
+        <w:t xml:space="preserve">scored on either, so</w:t>
       </w:r>
       <w:r>
         <w:t xml:space="preserve"> </w:t>
@@ -18265,13 +18259,13 @@
         <w:t xml:space="preserve"> </w:t>
       </w:r>
       <w:r>
-        <w:t xml:space="preserve">elsewhere — deliberately, to keep the legs comparable, but it means no leg</w:t>
-      </w:r>
-      <w:r>
-        <w:t xml:space="preserve"> </w:t>
-      </w:r>
-      <w:r>
-        <w:t xml:space="preserve">is tuned and all numbers are untuned-baseline numbers.</w:t>
+        <w:t xml:space="preserve">elsewhere. That was deliberate, to keep the legs comparable, but it means no</w:t>
+      </w:r>
+      <w:r>
+        <w:t xml:space="preserve"> </w:t>
+      </w:r>
+      <w:r>
+        <w:t xml:space="preserve">leg is tuned and all numbers are untuned-baseline numbers.</w:t>
       </w:r>
     </w:p>
     <w:p>
@@ -18505,13 +18499,13 @@
         <w:t xml:space="preserve"> </w:t>
       </w:r>
       <w:r>
-        <w:t xml:space="preserve">narrow 0.877-0.971 band, so an aggregate score — particularly an aggregate</w:t>
-      </w:r>
-      <w:r>
-        <w:t xml:space="preserve"> </w:t>
-      </w:r>
-      <w:r>
-        <w:t xml:space="preserve">AUROC — can conceal that a system is close to unusable on entire fault</w:t>
+        <w:t xml:space="preserve">narrow 0.877-0.971 band, so an aggregate score (particularly an aggregate</w:t>
+      </w:r>
+      <w:r>
+        <w:t xml:space="preserve"> </w:t>
+      </w:r>
+      <w:r>
+        <w:t xml:space="preserve">AUROC) can conceal that a system is close to unusable on entire fault</w:t>
       </w:r>
       <w:r>
         <w:t xml:space="preserve"> </w:t>
@@ -18717,13 +18711,13 @@
         <w:t xml:space="preserve"> </w:t>
       </w:r>
       <w:r>
-        <w:t xml:space="preserve">123 of RCAEval’s 735 cases; Sock Shop, Train Ticket, and the RE2/RE3</w:t>
-      </w:r>
-      <w:r>
-        <w:t xml:space="preserve"> </w:t>
-      </w:r>
-      <w:r>
-        <w:t xml:space="preserve">multi-source suites remain untouched. Comparison against MicroRCA [13],</w:t>
+        <w:t xml:space="preserve">123 of RCAEval’s 735 cases; Sock Shop, Train Ticket, and the RE2/RE3 multi-</w:t>
+      </w:r>
+      <w:r>
+        <w:t xml:space="preserve"> </w:t>
+      </w:r>
+      <w:r>
+        <w:t xml:space="preserve">source suites remain untouched. Comparison against MicroRCA [13],</w:t>
       </w:r>
       <w:r>
         <w:t xml:space="preserve"> </w:t>
@@ -18735,7 +18729,13 @@
         <w:t xml:space="preserve"> </w:t>
       </w:r>
       <w:r>
-        <w:t xml:space="preserve">claim, as is the joint ablation — does causal filtering plus conformal</w:t>
+        <w:t xml:space="preserve">claim, as is the joint ablation that this paper’s related-work review found</w:t>
+      </w:r>
+      <w:r>
+        <w:t xml:space="preserve"> </w:t>
+      </w:r>
+      <w:r>
+        <w:t xml:space="preserve">no prior study to have reported: does causal filtering plus conformal</w:t>
       </w:r>
       <w:r>
         <w:t xml:space="preserve"> </w:t>
@@ -18747,13 +18747,7 @@
         <w:t xml:space="preserve"> </w:t>
       </w:r>
       <w:r>
-        <w:t xml:space="preserve">risk over attribution alone — that this paper’s related-work review found</w:t>
-      </w:r>
-      <w:r>
-        <w:t xml:space="preserve"> </w:t>
-      </w:r>
-      <w:r>
-        <w:t xml:space="preserve">no prior study to have reported.</w:t>
+        <w:t xml:space="preserve">risk over attribution alone?</w:t>
       </w:r>
     </w:p>
     <w:p>
@@ -18767,55 +18761,49 @@
         <w:t xml:space="preserve"> </w:t>
       </w:r>
       <w:r>
-        <w:t xml:space="preserve">Component 3 should be tested as the localization-quality signal that</w:t>
-      </w:r>
-      <w:r>
-        <w:t xml:space="preserve"> </w:t>
-      </w:r>
-      <w:r>
-        <w:t xml:space="preserve">Section VI.5’s candidates failed to provide. And a controlled human-subjects</w:t>
-      </w:r>
-      <w:r>
-        <w:t xml:space="preserve"> </w:t>
-      </w:r>
-      <w:r>
-        <w:t xml:space="preserve">study should test whether exposing the causal-versus-correlational</w:t>
-      </w:r>
-      <w:r>
-        <w:t xml:space="preserve"> </w:t>
-      </w:r>
-      <w:r>
-        <w:t xml:space="preserve">distinction and the abstention flag actually changes engineer diagnostic</w:t>
-      </w:r>
-      <w:r>
-        <w:t xml:space="preserve"> </w:t>
-      </w:r>
-      <w:r>
-        <w:t xml:space="preserve">accuracy and calibrated trust — a gap independently identified by a</w:t>
-      </w:r>
-      <w:r>
-        <w:t xml:space="preserve"> </w:t>
-      </w:r>
-      <w:r>
-        <w:t xml:space="preserve">systematic review of XAI human-evaluation methodology [21]. A third,</w:t>
-      </w:r>
-      <w:r>
-        <w:t xml:space="preserve"> </w:t>
-      </w:r>
-      <w:r>
-        <w:t xml:space="preserve">higher-risk line, contingent on data access, is validation on real</w:t>
-      </w:r>
-      <w:r>
-        <w:t xml:space="preserve"> </w:t>
-      </w:r>
-      <w:r>
-        <w:t xml:space="preserve">RAN-level KPI telemetry against the published GNN+Transformer RAN RCA</w:t>
-      </w:r>
-      <w:r>
-        <w:t xml:space="preserve"> </w:t>
-      </w:r>
-      <w:r>
-        <w:t xml:space="preserve">system [12].</w:t>
+        <w:t xml:space="preserve">Component 3 should be tested as the localization-quality signal that Section</w:t>
+      </w:r>
+      <w:r>
+        <w:t xml:space="preserve"> </w:t>
+      </w:r>
+      <w:r>
+        <w:t xml:space="preserve">6.5’s candidates failed to provide. And a controlled human-subjects study</w:t>
+      </w:r>
+      <w:r>
+        <w:t xml:space="preserve"> </w:t>
+      </w:r>
+      <w:r>
+        <w:t xml:space="preserve">should test whether exposing the causal-versus-correlational distinction and</w:t>
+      </w:r>
+      <w:r>
+        <w:t xml:space="preserve"> </w:t>
+      </w:r>
+      <w:r>
+        <w:t xml:space="preserve">the abstention flag actually changes engineer diagnostic accuracy and</w:t>
+      </w:r>
+      <w:r>
+        <w:t xml:space="preserve"> </w:t>
+      </w:r>
+      <w:r>
+        <w:t xml:space="preserve">calibrated trust, a gap independently identified by a systematic review of</w:t>
+      </w:r>
+      <w:r>
+        <w:t xml:space="preserve"> </w:t>
+      </w:r>
+      <w:r>
+        <w:t xml:space="preserve">XAI human-evaluation methodology [21]. A third, higher-risk line,</w:t>
+      </w:r>
+      <w:r>
+        <w:t xml:space="preserve"> </w:t>
+      </w:r>
+      <w:r>
+        <w:t xml:space="preserve">contingent on data access, is validation on real RAN-level KPI telemetry</w:t>
+      </w:r>
+      <w:r>
+        <w:t xml:space="preserve"> </w:t>
+      </w:r>
+      <w:r>
+        <w:t xml:space="preserve">against the published GNN+Transformer RAN RCA system [12].</w:t>
       </w:r>
     </w:p>
     <w:bookmarkEnd w:id="87"/>
@@ -18839,13 +18827,13 @@
         <w:t xml:space="preserve"> </w:t>
       </w:r>
       <w:r>
-        <w:t xml:space="preserve">trustworthiness as a set of separately measurable properties — prediction,</w:t>
-      </w:r>
-      <w:r>
-        <w:t xml:space="preserve"> </w:t>
-      </w:r>
-      <w:r>
-        <w:t xml:space="preserve">attribution, causal filtering, explanation, and calibrated uncertainty —</w:t>
+        <w:t xml:space="preserve">trustworthiness as a set of separately measurable properties (prediction,</w:t>
+      </w:r>
+      <w:r>
+        <w:t xml:space="preserve"> </w:t>
+      </w:r>
+      <w:r>
+        <w:t xml:space="preserve">attribution, causal filtering, explanation, and calibrated uncertainty)</w:t>
       </w:r>
       <w:r>
         <w:t xml:space="preserve"> </w:t>
@@ -18857,19 +18845,19 @@
         <w:t xml:space="preserve"> </w:t>
       </w:r>
       <w:r>
-        <w:t xml:space="preserve">under one identical method across a 5G RAN benchmark (TelecomTS), a</w:t>
-      </w:r>
-      <w:r>
-        <w:t xml:space="preserve"> </w:t>
-      </w:r>
-      <w:r>
-        <w:t xml:space="preserve">service-management RCA benchmark (RCAEval), and an out-of-domain server</w:t>
-      </w:r>
-      <w:r>
-        <w:t xml:space="preserve"> </w:t>
-      </w:r>
-      <w:r>
-        <w:t xml:space="preserve">telemetry benchmark (SMD).</w:t>
+        <w:t xml:space="preserve">under one identical method across a 5G RAN benchmark (TelecomTS), a service-</w:t>
+      </w:r>
+      <w:r>
+        <w:t xml:space="preserve"> </w:t>
+      </w:r>
+      <w:r>
+        <w:t xml:space="preserve">management RCA benchmark (RCAEval), and an out-of-domain server telemetry</w:t>
+      </w:r>
+      <w:r>
+        <w:t xml:space="preserve"> </w:t>
+      </w:r>
+      <w:r>
+        <w:t xml:space="preserve">benchmark (SMD).</w:t>
       </w:r>
     </w:p>
     <w:p>
@@ -18907,7 +18895,7 @@
         <w:t xml:space="preserve"> </w:t>
       </w:r>
       <w:r>
-        <w:t xml:space="preserve">tension rather than trading it off — delivering tree accuracy under a</w:t>
+        <w:t xml:space="preserve">tension rather than trading it off, delivering tree accuracy under a</w:t>
       </w:r>
       <w:r>
         <w:t xml:space="preserve"> </w:t>
@@ -19013,7 +19001,7 @@
         <w:t xml:space="preserve"> </w:t>
       </w:r>
       <w:r>
-        <w:t xml:space="preserve">network — claims requiring the multi-seed, multi-system, statistically</w:t>
+        <w:t xml:space="preserve">network. Those claims require the multi-seed, multi-system, statistically</w:t>
       </w:r>
       <w:r>
         <w:t xml:space="preserve"> </w:t>

--- a/paper/Trustworthy_RCA_Framework_Paper_IEEE.docx
+++ b/paper/Trustworthy_RCA_Framework_Paper_IEEE.docx
@@ -42,7 +42,7 @@
           <w:b/>
           <w:i w:val="0"/>
         </w:rPr>
-        <w:t>Telecom operators increasingly deploy machine learning to predict service degradation, but an accurate prediction is not the same as a trustworthy one: an engineer also needs to know which KPI is responsible, whether that KPI is merely correlated with the fault or plausibly causes it, why the system believes so, and how confident to be. Prior work on root- cause analysis (RCA) for multivariate telemetry typically evaluates a single mechanism (feature attribution, causal discovery, or uncertainty quantification) in isolation; no study we identified jointly integrates and evaluates all three against ground-truth root-cause labels. We present TrustNet-RCA, a five-component framework chaining (1) a probabilistic early- warning predictor, (2) exact feature attribution, (3) a causal-precedence filter, (4) an evidence-grounded explainer, and (5) distribution-free uncertainty calibration, and evaluate it under one identical method on three public datasets: TelecomTS (5G testbed telemetry, 18 named PHY/MAC/network KPIs) as the primary 5G RAN benchmark, RCAEval (annotated microservice failures) for service-management rigor, and the Server Machine Dataset (SMD) strictly as an out-of-domain generalization check. On TelecomTS, 5 s-ahead early warning reaches 0.920 AUROC / 0.794 AUPRC against a 0.167 base rate, with gradient-boosted trees beating an attention model by 0.092 AUPRC at 1/43 the training cost, a negative result for attention that holds on all three legs. Accuracy and calibration pull in opposite directions (tree ECE 0.120 vs. deep-ensemble 0.082), which is the empirical case for the conformal layer: on SMD it attains its 90% target coverage (0.955 empirical) while routing 20% of windows to explicit human escalation. Out-of-sample attribution reaches 0.529 mean precision/recall@k against a ~0.174 chance level, and a Granger filter separates causally-consistent candidates from correlation-only ones. Our central finding is negative and concerns trust itself: a deletion-and-perturbation audit of the explanation layer shows that none of four confidence signals (predicted probability, attribution entropy, rank stability, faithfulness margin) separates correctly-localized incidents from mis-localized ones. The system can be maximally confident, produce a stable and deletion-faithful explanation, and still name the wrong KPI. We report per-anomaly-type results (AUPRC 0.101-0.823) and pre-onset runway limits rather than aggregate scores, and define the multi-seed, multi-system programme required to generalize these findings.</w:t>
+        <w:t>Telecom operators increasingly deploy machine learning to predict service degradation, but an accurate prediction is not the same as a trustworthy one: an engineer also needs to know which KPI is responsible, whether that KPI is merely correlated with the fault or plausibly causes it, why the system believes so, and how confident to be. Prior work on root-cause analysis (RCA) for multivariate telemetry typically evaluates a single mechanism (feature attribution, causal discovery, or uncertainty quantification) in isolation; no study we identified jointly integrates and evaluates all three against ground-truth root-cause labels. We present TrustNet-RCA, a five-component framework chaining (1) a probabilistic early-warning predictor, (2) exact feature attribution, (3) a causal-precedence filter, (4) an evidence-grounded explainer, and (5) distribution-free uncertainty calibration, and evaluate it under one identical method on three public datasets: TelecomTS (5G testbed telemetry, 18 named PHY/MAC/network KPIs) as the primary 5G RAN benchmark, RCAEval (annotated microservice failures) for service-management rigor, and the Server Machine Dataset (SMD) strictly as an out-of-domain generalization check. On TelecomTS, 5 s-ahead early warning reaches 0.920 AUROC / 0.794 AUPRC against a 0.167 base rate, with gradient-boosted trees beating an attention model by 0.092 AUPRC at 1/43 the training cost, a negative result for attention that holds on all three legs. Accuracy and calibration pull in opposite directions (tree ECE 0.120 vs. deep-ensemble 0.082), which is the empirical case for the conformal layer: on SMD it attains its 90% target coverage (0.955 empirical) while routing 20% of windows to explicit human escalation. Out-of-sample attribution reaches 0.529 mean precision/recall@k against a ~0.174 chance level, and a Granger filter separates causally-consistent candidates from correlation-only ones. Our central finding is negative and concerns trust itself: a deletion-and-perturbation audit of the explanation layer shows that none of four confidence signals (predicted probability, attribution entropy, rank stability, faithfulness margin) separates correctly-localized incidents from mis-localized ones. The system can be maximally confident, produce a stable and deletion-faithful explanation, and still name the wrong KPI. We report per-anomaly-type results (AUPRC 0.101-0.823) and pre-onset runway limits rather than aggregate scores, and define the multi-seed, multi-system programme required to generalize these findings.</w:t>
       </w:r>
     </w:p>
     <w:p>
@@ -177,13 +177,13 @@
         <w:t xml:space="preserve"> </w:t>
       </w:r>
       <w:r>
-        <w:t xml:space="preserve">because it moves together with the fault without driving it. Causal-</w:t>
-      </w:r>
-      <w:r>
-        <w:t xml:space="preserve"> </w:t>
-      </w:r>
-      <w:r>
-        <w:t xml:space="preserve">discovery methods such as Granger causality [2] and constraint-based</w:t>
+        <w:t xml:space="preserve">because it moves together with the fault without driving it.</w:t>
+      </w:r>
+      <w:r>
+        <w:t xml:space="preserve"> </w:t>
+      </w:r>
+      <w:r>
+        <w:t xml:space="preserve">Causal-discovery methods such as Granger causality [2] and constraint-based</w:t>
       </w:r>
       <w:r>
         <w:t xml:space="preserve"> </w:t>
@@ -258,13 +258,13 @@
         <w:t xml:space="preserve"> </w:t>
       </w:r>
       <w:r>
-        <w:t xml:space="preserve">explain) that makes each of these questions an explicit, separately-</w:t>
-      </w:r>
-      <w:r>
-        <w:t xml:space="preserve"> </w:t>
-      </w:r>
-      <w:r>
-        <w:t xml:space="preserve">evaluable pipeline stage rather than an implicit property of one end-to-end</w:t>
+        <w:t xml:space="preserve">explain) that makes each of these questions an explicit,</w:t>
+      </w:r>
+      <w:r>
+        <w:t xml:space="preserve"> </w:t>
+      </w:r>
+      <w:r>
+        <w:t xml:space="preserve">separately-evaluable pipeline stage rather than an implicit property of one end-to-end</w:t>
       </w:r>
       <w:r>
         <w:t xml:space="preserve"> </w:t>
@@ -300,13 +300,13 @@
         <w:t xml:space="preserve"> </w:t>
       </w:r>
       <w:r>
-        <w:t xml:space="preserve">rigor; and the Server Machine Dataset (SMD) [7] strictly as an out-of-</w:t>
-      </w:r>
-      <w:r>
-        <w:t xml:space="preserve"> </w:t>
-      </w:r>
-      <w:r>
-        <w:t xml:space="preserve">domain generalization check. Running one method across three domains is what</w:t>
+        <w:t xml:space="preserve">rigor; and the Server Machine Dataset (SMD) [7] strictly as an</w:t>
+      </w:r>
+      <w:r>
+        <w:t xml:space="preserve"> </w:t>
+      </w:r>
+      <w:r>
+        <w:t xml:space="preserve">out-of-domain generalization check. Running one method across three domains is what</w:t>
       </w:r>
       <w:r>
         <w:t xml:space="preserve"> </w:t>
@@ -348,7 +348,7 @@
         <w:t xml:space="preserve"> </w:t>
       </w:r>
       <w:r>
-        <w:t xml:space="preserve">define the concrete experimental programme (Section IX) required to elevate</w:t>
+        <w:t xml:space="preserve">define the concrete experimental programme (Section VIII) required to elevate</w:t>
       </w:r>
       <w:r>
         <w:t xml:space="preserve"> </w:t>
@@ -398,13 +398,19 @@
         <w:t xml:space="preserve"> </w:t>
       </w:r>
       <w:r>
-        <w:t xml:space="preserve">limitations and threats to validity, Section IX outlines practical</w:t>
-      </w:r>
-      <w:r>
-        <w:t xml:space="preserve"> </w:t>
-      </w:r>
-      <w:r>
-        <w:t xml:space="preserve">implications and future work, and Section X concludes.</w:t>
+        <w:t xml:space="preserve">the limitations and threats to validity together with the future work each</w:t>
+      </w:r>
+      <w:r>
+        <w:t xml:space="preserve"> </w:t>
+      </w:r>
+      <w:r>
+        <w:t xml:space="preserve">implies, Section IX draws out the practical implications, and Section X</w:t>
+      </w:r>
+      <w:r>
+        <w:t xml:space="preserve"> </w:t>
+      </w:r>
+      <w:r>
+        <w:t xml:space="preserve">concludes.</w:t>
       </w:r>
     </w:p>
     <w:bookmarkEnd w:id="20"/>
@@ -502,13 +508,13 @@
         <w:t xml:space="preserve"> </w:t>
       </w:r>
       <w:r>
-        <w:t xml:space="preserve">encoder with a graph neural network over 5G RAN topology for anomaly root-</w:t>
-      </w:r>
-      <w:r>
-        <w:t xml:space="preserve"> </w:t>
-      </w:r>
-      <w:r>
-        <w:t xml:space="preserve">causing. That is effectively Components 1 and 2 of our framework, evaluated</w:t>
+        <w:t xml:space="preserve">encoder with a graph neural network over 5G RAN topology for anomaly</w:t>
+      </w:r>
+      <w:r>
+        <w:t xml:space="preserve"> </w:t>
+      </w:r>
+      <w:r>
+        <w:t xml:space="preserve">root-causing. That is effectively Components 1 and 2 of our framework, evaluated</w:t>
       </w:r>
       <w:r>
         <w:t xml:space="preserve"> </w:t>
@@ -4442,7 +4448,7 @@
       <w:r>
         <w:drawing>
           <wp:inline>
-            <wp:extent cx="6400800" cy="3750654"/>
+            <wp:extent cx="6400800" cy="4141694"/>
             <wp:effectExtent b="0" l="0" r="0" t="0"/>
             <wp:docPr descr="" title="" id="28" name="Picture"/>
             <a:graphic>
@@ -4463,7 +4469,7 @@
                   <pic:spPr bwMode="auto">
                     <a:xfrm>
                       <a:off x="0" y="0"/>
-                      <a:ext cx="6400800" cy="3750654"/>
+                      <a:ext cx="6400800" cy="4141694"/>
                     </a:xfrm>
                     <a:prstGeom prst="rect">
                       <a:avLst/>
@@ -4725,13 +4731,13 @@
         <w:t xml:space="preserve"> </w:t>
       </w:r>
       <w:r>
-        <w:t xml:space="preserve">following the narrate-don't-diagnose pattern from RCACopilot- and RCAgent-</w:t>
-      </w:r>
-      <w:r>
-        <w:t xml:space="preserve"> </w:t>
-      </w:r>
-      <w:r>
-        <w:t xml:space="preserve">style systems [17], [18]; an LLM may phrase the narrative fluently but</w:t>
+        <w:t xml:space="preserve">following the narrate-don't-diagnose pattern from RCACopilot- and</w:t>
+      </w:r>
+      <w:r>
+        <w:t xml:space="preserve"> </w:t>
+      </w:r>
+      <w:r>
+        <w:t xml:space="preserve">RCAgent-style systems [17], [18]; an LLM may phrase the narrative fluently but</w:t>
       </w:r>
       <w:r>
         <w:t xml:space="preserve"> </w:t>
@@ -12743,7 +12749,7 @@
           <w:bCs/>
           <w:b/>
         </w:rPr>
-        <w:t xml:space="preserve">the early-</w:t>
+        <w:t xml:space="preserve">the</w:t>
       </w:r>
       <w:r>
         <w:rPr>
@@ -12757,7 +12763,7 @@
           <w:bCs/>
           <w:b/>
         </w:rPr>
-        <w:t xml:space="preserve">warning anchor of this paper rests on TelecomTS alone</w:t>
+        <w:t xml:space="preserve">early-warning anchor of this paper rests on TelecomTS alone</w:t>
       </w:r>
       <w:r>
         <w:t xml:space="preserve">, a real</w:t>
@@ -13843,13 +13849,13 @@
         <w:t xml:space="preserve"> </w:t>
       </w:r>
       <w:r>
-        <w:t xml:space="preserve">13.7 s), and the 5-member 1D ResNet ensemble is the best accuracy-</w:t>
-      </w:r>
-      <w:r>
-        <w:t xml:space="preserve"> </w:t>
-      </w:r>
-      <w:r>
-        <w:t xml:space="preserve">calibration compromise on TelecomTS at AUPRC 0.743 and ECE 0.079.</w:t>
+        <w:t xml:space="preserve">13.7 s), and the 5-member 1D ResNet ensemble is the best</w:t>
+      </w:r>
+      <w:r>
+        <w:t xml:space="preserve"> </w:t>
+      </w:r>
+      <w:r>
+        <w:t xml:space="preserve">accuracy-calibration compromise on TelecomTS at AUPRC 0.743 and ECE 0.079.</w:t>
       </w:r>
     </w:p>
     <w:p>
@@ -14902,7 +14908,7 @@
         <w:t xml:space="preserve"> </w:t>
       </w:r>
       <w:r>
-        <w:t xml:space="preserve">either; that is the immediate next experiment (Section IX).</w:t>
+        <w:t xml:space="preserve">either; that is the immediate next experiment (Section VIII).</w:t>
       </w:r>
     </w:p>
     <w:bookmarkEnd w:id="72"/>
@@ -15535,13 +15541,13 @@
         <w:t xml:space="preserve"> </w:t>
       </w:r>
       <w:r>
-        <w:t xml:space="preserve">root-cause set (9, 13) pass the Granger test; the three that are only SHAP-</w:t>
-      </w:r>
-      <w:r>
-        <w:t xml:space="preserve"> </w:t>
-      </w:r>
-      <w:r>
-        <w:t xml:space="preserve">flagged noise (weak correlation, absent from ground truth) fail it, the</w:t>
+        <w:t xml:space="preserve">root-cause set (9, 13) pass the Granger test; the three that are only</w:t>
+      </w:r>
+      <w:r>
+        <w:t xml:space="preserve"> </w:t>
+      </w:r>
+      <w:r>
+        <w:t xml:space="preserve">SHAP-flagged noise (weak correlation, absent from ground truth) fail it, the</w:t>
       </w:r>
       <w:r>
         <w:t xml:space="preserve"> </w:t>
@@ -17961,269 +17967,115 @@
         <w:t xml:space="preserve"> </w:t>
       </w:r>
       <w:r>
-        <w:t xml:space="preserve">outperforms simpler alternatives. Section VIII states the limitations directly,</w:t>
-      </w:r>
-      <w:r>
-        <w:t xml:space="preserve"> </w:t>
-      </w:r>
-      <w:r>
-        <w:t xml:space="preserve">and Section IX defines the multi-seed, multi-baseline study required to make</w:t>
-      </w:r>
-      <w:r>
-        <w:t xml:space="preserve"> </w:t>
-      </w:r>
-      <w:r>
-        <w:t xml:space="preserve">a comparative claim.</w:t>
+        <w:t xml:space="preserve">outperforms simpler alternatives. Section VIII states the limitations directly and</w:t>
+      </w:r>
+      <w:r>
+        <w:t xml:space="preserve"> </w:t>
+      </w:r>
+      <w:r>
+        <w:t xml:space="preserve">defines the multi-seed, multi-baseline study required to make a comparative</w:t>
+      </w:r>
+      <w:r>
+        <w:t xml:space="preserve"> </w:t>
+      </w:r>
+      <w:r>
+        <w:t xml:space="preserve">claim.</w:t>
       </w:r>
     </w:p>
     <w:bookmarkEnd w:id="85"/>
-    <w:bookmarkStart w:id="86" w:name="Xf0a46c65489b409fcc43747e33df480de4adfc0"/>
+    <w:bookmarkStart w:id="86" w:name="viii.-limitations-and-future-work"/>
     <w:p>
       <w:pPr>
         <w:pStyle w:val="Heading1"/>
       </w:pPr>
       <w:r>
-        <w:t xml:space="preserve">VIII. Limitations and Threats to Validity</w:t>
+        <w:t xml:space="preserve">VIII. Limitations and Future Work</w:t>
       </w:r>
     </w:p>
     <w:p>
       <w:pPr>
         <w:pStyle w:val="FirstParagraph"/>
+      </w:pPr>
+      <w:r>
+        <w:t xml:space="preserve">Three limitations most affect what this paper can claim, each paired with</w:t>
+      </w:r>
+      <w:r>
+        <w:t xml:space="preserve"> </w:t>
+      </w:r>
+      <w:r>
+        <w:t xml:space="preserve">the work that would remove it.</w:t>
+      </w:r>
+    </w:p>
+    <w:p>
+      <w:pPr>
+        <w:pStyle w:val="BodyText"/>
       </w:pPr>
       <w:r>
         <w:rPr>
           <w:bCs/>
           <w:b/>
         </w:rPr>
-        <w:t xml:space="preserve">The early-warning anchor rests on a single dataset.</w:t>
-      </w:r>
-      <w:r>
-        <w:t xml:space="preserve"> </w:t>
-      </w:r>
-      <w:r>
-        <w:t xml:space="preserve">Section VI.1 records</w:t>
-      </w:r>
-      <w:r>
-        <w:t xml:space="preserve"> </w:t>
-      </w:r>
-      <w:r>
-        <w:t xml:space="preserve">why: RCAEval’s scheduled fault injections make anticipation ill-posed, so</w:t>
-      </w:r>
-      <w:r>
-        <w:t xml:space="preserve"> </w:t>
-      </w:r>
-      <w:r>
-        <w:t xml:space="preserve">TelecomTS alone carries the 5G early-warning claim. A single dataset</w:t>
-      </w:r>
-      <w:r>
-        <w:t xml:space="preserve"> </w:t>
-      </w:r>
-      <w:r>
-        <w:t xml:space="preserve">carrying a core claim is a real concentration of risk, not a formality.</w:t>
-      </w:r>
-    </w:p>
-    <w:p>
-      <w:pPr>
-        <w:pStyle w:val="BodyText"/>
-      </w:pPr>
-      <w:r>
-        <w:rPr>
-          <w:bCs/>
-          <w:b/>
-        </w:rPr>
-        <w:t xml:space="preserve">TelecomTS anomalies are largely synthetic.</w:t>
-      </w:r>
-      <w:r>
-        <w:t xml:space="preserve"> </w:t>
-      </w:r>
-      <w:r>
-        <w:t xml:space="preserve">Ten of its eleven anomaly</w:t>
-      </w:r>
-      <w:r>
-        <w:t xml:space="preserve"> </w:t>
-      </w:r>
-      <w:r>
-        <w:t xml:space="preserve">types are injected; Jamming is the one real over-the-air phenomenon, and</w:t>
-      </w:r>
-      <w:r>
-        <w:t xml:space="preserve"> </w:t>
-      </w:r>
-      <w:r>
-        <w:t xml:space="preserve">those seven events have zero pre-onset runway. Results on injected faults</w:t>
-      </w:r>
-      <w:r>
-        <w:t xml:space="preserve"> </w:t>
-      </w:r>
-      <w:r>
-        <w:t xml:space="preserve">may not transfer to naturally occurring RAN degradation. The dataset is also</w:t>
-      </w:r>
-      <w:r>
-        <w:t xml:space="preserve"> </w:t>
-      </w:r>
-      <w:r>
-        <w:t xml:space="preserve">testbed-derived, not operator-network data, and involves no O-RAN interfaces</w:t>
-      </w:r>
-      <w:r>
-        <w:t xml:space="preserve"> </w:t>
-      </w:r>
-      <w:r>
-        <w:t xml:space="preserve">or components; we make no O-RAN claim.</w:t>
-      </w:r>
-    </w:p>
-    <w:p>
-      <w:pPr>
-        <w:pStyle w:val="BodyText"/>
-      </w:pPr>
-      <w:r>
-        <w:rPr>
-          <w:bCs/>
-          <w:b/>
-        </w:rPr>
-        <w:t xml:space="preserve">SMD is not telecom data and is not treated as such.</w:t>
-      </w:r>
-      <w:r>
-        <w:t xml:space="preserve"> </w:t>
-      </w:r>
-      <w:r>
-        <w:t xml:space="preserve">Its 38 dimensions</w:t>
-      </w:r>
-      <w:r>
-        <w:t xml:space="preserve"> </w:t>
-      </w:r>
-      <w:r>
-        <w:t xml:space="preserve">are generic server metrics, not named radio KPIs. It is reported strictly as</w:t>
-      </w:r>
-      <w:r>
-        <w:t xml:space="preserve"> </w:t>
-      </w:r>
-      <w:r>
-        <w:t xml:space="preserve">an out-of-domain generalization check, and no SMD number in this paper</w:t>
-      </w:r>
-      <w:r>
-        <w:t xml:space="preserve"> </w:t>
-      </w:r>
-      <w:r>
-        <w:t xml:space="preserve">should be read as a measurement about radio behavior.</w:t>
-      </w:r>
-    </w:p>
-    <w:p>
-      <w:pPr>
-        <w:pStyle w:val="BodyText"/>
-      </w:pPr>
-      <w:r>
-        <w:rPr>
-          <w:bCs/>
-          <w:b/>
-        </w:rPr>
-        <w:t xml:space="preserve">Localization is scored on one leg only.</w:t>
-      </w:r>
-      <w:r>
-        <w:t xml:space="preserve"> </w:t>
-      </w:r>
-      <w:r>
-        <w:t xml:space="preserve">Section VI.3’s attribution</w:t>
-      </w:r>
-      <w:r>
-        <w:t xml:space="preserve"> </w:t>
-      </w:r>
-      <w:r>
-        <w:t xml:space="preserve">results are SMD-only. TelecomTS and RCAEval both ship localization ground</w:t>
-      </w:r>
-      <w:r>
-        <w:t xml:space="preserve"> </w:t>
-      </w:r>
-      <w:r>
-        <w:t xml:space="preserve">truth, and both loaders expose it, but the root-cause ranking is not yet</w:t>
-      </w:r>
-      <w:r>
-        <w:t xml:space="preserve"> </w:t>
-      </w:r>
-      <w:r>
-        <w:t xml:space="preserve">scored on either, so</w:t>
-      </w:r>
-      <w:r>
-        <w:t xml:space="preserve"> </w:t>
-      </w:r>
-      <w:r>
-        <w:t xml:space="preserve">“</w:t>
-      </w:r>
-      <w:r>
-        <w:t xml:space="preserve">RCA rigor</w:t>
-      </w:r>
-      <w:r>
-        <w:t xml:space="preserve">”</w:t>
-      </w:r>
-      <w:r>
-        <w:t xml:space="preserve"> </w:t>
-      </w:r>
-      <w:r>
-        <w:t xml:space="preserve">is not yet earned on the leg assigned to</w:t>
-      </w:r>
-      <w:r>
-        <w:t xml:space="preserve"> </w:t>
-      </w:r>
-      <w:r>
-        <w:t xml:space="preserve">carry it.</w:t>
-      </w:r>
-    </w:p>
-    <w:p>
-      <w:pPr>
-        <w:pStyle w:val="BodyText"/>
-      </w:pPr>
-      <w:r>
-        <w:rPr>
-          <w:bCs/>
-          <w:b/>
-        </w:rPr>
-        <w:t xml:space="preserve">One RCAEval system of nine.</w:t>
-      </w:r>
-      <w:r>
-        <w:t xml:space="preserve"> </w:t>
-      </w:r>
-      <w:r>
-        <w:t xml:space="preserve">Only RE1 / Online Boutique is used: 123 of</w:t>
-      </w:r>
-      <w:r>
-        <w:t xml:space="preserve"> </w:t>
-      </w:r>
-      <w:r>
-        <w:t xml:space="preserve">735 available cases. Sock Shop, Train Ticket, and the RE2/RE3 multi-source</w:t>
-      </w:r>
-      <w:r>
-        <w:t xml:space="preserve"> </w:t>
-      </w:r>
-      <w:r>
-        <w:t xml:space="preserve">suites are untouched.</w:t>
-      </w:r>
-    </w:p>
-    <w:p>
-      <w:pPr>
-        <w:pStyle w:val="BodyText"/>
-      </w:pPr>
-      <w:r>
-        <w:rPr>
-          <w:bCs/>
-          <w:b/>
-        </w:rPr>
-        <w:t xml:space="preserve">No conformal layer on the new legs.</w:t>
-      </w:r>
-      <w:r>
-        <w:t xml:space="preserve"> </w:t>
-      </w:r>
-      <w:r>
-        <w:t xml:space="preserve">CALIB blocks are built and held out</w:t>
-      </w:r>
-      <w:r>
-        <w:t xml:space="preserve"> </w:t>
-      </w:r>
-      <w:r>
-        <w:t xml:space="preserve">for TelecomTS and RCAEval, but the coverage guarantee is demonstrated on SMD</w:t>
-      </w:r>
-      <w:r>
-        <w:t xml:space="preserve"> </w:t>
-      </w:r>
-      <w:r>
-        <w:t xml:space="preserve">only.</w:t>
+        <w:t xml:space="preserve">Evaluation depth stops at SMD.</w:t>
+      </w:r>
+      <w:r>
+        <w:t xml:space="preserve"> </w:t>
+      </w:r>
+      <w:r>
+        <w:t xml:space="preserve">Section VI.3’s attribution results and the</w:t>
+      </w:r>
+      <w:r>
+        <w:t xml:space="preserve"> </w:t>
+      </w:r>
+      <w:r>
+        <w:t xml:space="preserve">conformal coverage guarantee in Section VI.5 are both demonstrated on SMD</w:t>
+      </w:r>
+      <w:r>
+        <w:t xml:space="preserve"> </w:t>
+      </w:r>
+      <w:r>
+        <w:t xml:space="preserve">only. TelecomTS and RCAEval ship localization ground truth and hold out</w:t>
+      </w:r>
+      <w:r>
+        <w:t xml:space="preserve"> </w:t>
+      </w:r>
+      <w:r>
+        <w:t xml:space="preserve">CALIB calibration blocks, but neither the root-cause ranking nor the</w:t>
+      </w:r>
+      <w:r>
+        <w:t xml:space="preserve"> </w:t>
+      </w:r>
+      <w:r>
+        <w:t xml:space="preserve">conformal layer is yet scored on the legs assigned to carry the paper’s</w:t>
+      </w:r>
+      <w:r>
+        <w:t xml:space="preserve"> </w:t>
+      </w:r>
+      <w:r>
+        <w:t xml:space="preserve">telecom and RCA claims. This is the largest gap in the paper and also the</w:t>
+      </w:r>
+      <w:r>
+        <w:t xml:space="preserve"> </w:t>
+      </w:r>
+      <w:r>
+        <w:t xml:space="preserve">most immediately available: the fixed-k metrics of Section V.6 are already</w:t>
+      </w:r>
+      <w:r>
+        <w:t xml:space="preserve"> </w:t>
+      </w:r>
+      <w:r>
+        <w:t xml:space="preserve">implemented and both loaders already expose the labels. Running it would</w:t>
+      </w:r>
+      <w:r>
+        <w:t xml:space="preserve"> </w:t>
+      </w:r>
+      <w:r>
+        <w:t xml:space="preserve">also give the eight-event Component 4 audit the larger sample it needs to</w:t>
+      </w:r>
+      <w:r>
+        <w:t xml:space="preserve"> </w:t>
+      </w:r>
+      <w:r>
+        <w:t xml:space="preserve">move from descriptive to population-level.</w:t>
       </w:r>
     </w:p>
     <w:p>
@@ -18247,67 +18099,31 @@
         <w:t xml:space="preserve"> </w:t>
       </w:r>
       <w:r>
-        <w:t xml:space="preserve">split. No significance testing, confidence intervals, or effect sizes are</w:t>
-      </w:r>
-      <w:r>
-        <w:t xml:space="preserve"> </w:t>
-      </w:r>
-      <w:r>
-        <w:t xml:space="preserve">computed, and hyperparameters were fixed by hand on SMD and reused verbatim</w:t>
-      </w:r>
-      <w:r>
-        <w:t xml:space="preserve"> </w:t>
-      </w:r>
-      <w:r>
-        <w:t xml:space="preserve">elsewhere. That was deliberate, to keep the legs comparable, but it means no</w:t>
-      </w:r>
-      <w:r>
-        <w:t xml:space="preserve"> </w:t>
-      </w:r>
-      <w:r>
-        <w:t xml:space="preserve">leg is tuned and all numbers are untuned-baseline numbers.</w:t>
-      </w:r>
-    </w:p>
-    <w:p>
-      <w:pPr>
-        <w:pStyle w:val="BodyText"/>
-      </w:pPr>
-      <w:r>
-        <w:rPr>
-          <w:bCs/>
-          <w:b/>
-        </w:rPr>
-        <w:t xml:space="preserve">The Component 4 audit is underpowered.</w:t>
-      </w:r>
-      <w:r>
-        <w:t xml:space="preserve"> </w:t>
-      </w:r>
-      <w:r>
-        <w:t xml:space="preserve">The confidence-quality result in</w:t>
-      </w:r>
-      <w:r>
-        <w:t xml:space="preserve"> </w:t>
-      </w:r>
-      <w:r>
-        <w:t xml:space="preserve">Section VI.5 rests on eight events on one machine, partitioned four against</w:t>
-      </w:r>
-      <w:r>
-        <w:t xml:space="preserve"> </w:t>
-      </w:r>
-      <w:r>
-        <w:t xml:space="preserve">four. It is descriptive of that machine, not a population-level test. We</w:t>
-      </w:r>
-      <w:r>
-        <w:t xml:space="preserve"> </w:t>
-      </w:r>
-      <w:r>
-        <w:t xml:space="preserve">draw a cautionary conclusion from it rather than a quantitative one; a</w:t>
-      </w:r>
-      <w:r>
-        <w:t xml:space="preserve"> </w:t>
-      </w:r>
-      <w:r>
-        <w:t xml:space="preserve">larger sample could reveal a small effect these groups cannot resolve.</w:t>
+        <w:t xml:space="preserve">split, with hyperparameters fixed by hand on SMD and reused verbatim</w:t>
+      </w:r>
+      <w:r>
+        <w:t xml:space="preserve"> </w:t>
+      </w:r>
+      <w:r>
+        <w:t xml:space="preserve">elsewhere; no significance testing, confidence intervals, or effect sizes</w:t>
+      </w:r>
+      <w:r>
+        <w:t xml:space="preserve"> </w:t>
+      </w:r>
+      <w:r>
+        <w:t xml:space="preserve">are computed, so all reported numbers are untuned-baseline numbers. The</w:t>
+      </w:r>
+      <w:r>
+        <w:t xml:space="preserve"> </w:t>
+      </w:r>
+      <w:r>
+        <w:t xml:space="preserve">work is multi-seed runs with paired significance tests and effect sizes</w:t>
+      </w:r>
+      <w:r>
+        <w:t xml:space="preserve"> </w:t>
+      </w:r>
+      <w:r>
+        <w:t xml:space="preserve">across all three legs.</w:t>
       </w:r>
     </w:p>
     <w:p>
@@ -18325,61 +18141,121 @@
         <w:t xml:space="preserve"> </w:t>
       </w:r>
       <w:r>
-        <w:t xml:space="preserve">We compare models within our own hierarchy but do</w:t>
-      </w:r>
-      <w:r>
-        <w:t xml:space="preserve"> </w:t>
-      </w:r>
-      <w:r>
-        <w:t xml:space="preserve">not compare the full pipeline against established RCA methods such as</w:t>
-      </w:r>
-      <w:r>
-        <w:t xml:space="preserve"> </w:t>
-      </w:r>
-      <w:r>
-        <w:t xml:space="preserve">MicroRCA [13], CausalRCA, RCD, or epsilon-Diagnosis. No comparative claim</w:t>
-      </w:r>
-      <w:r>
-        <w:t xml:space="preserve"> </w:t>
-      </w:r>
-      <w:r>
-        <w:t xml:space="preserve">is made.</w:t>
+        <w:t xml:space="preserve">Only one of nine available RCAEval systems</w:t>
+      </w:r>
+      <w:r>
+        <w:t xml:space="preserve"> </w:t>
+      </w:r>
+      <w:r>
+        <w:t xml:space="preserve">(RE1/Online Boutique) is used, and the full pipeline is compared within its</w:t>
+      </w:r>
+      <w:r>
+        <w:t xml:space="preserve"> </w:t>
+      </w:r>
+      <w:r>
+        <w:t xml:space="preserve">own component hierarchy rather than against established RCA methods such as</w:t>
+      </w:r>
+      <w:r>
+        <w:t xml:space="preserve"> </w:t>
+      </w:r>
+      <w:r>
+        <w:t xml:space="preserve">MicroRCA [13], CausalRCA, RCD, or epsilon-Diagnosis, so no comparative</w:t>
+      </w:r>
+      <w:r>
+        <w:t xml:space="preserve"> </w:t>
+      </w:r>
+      <w:r>
+        <w:t xml:space="preserve">claim is made. Closing this gap should include the joint ablation this</w:t>
+      </w:r>
+      <w:r>
+        <w:t xml:space="preserve"> </w:t>
+      </w:r>
+      <w:r>
+        <w:t xml:space="preserve">paper’s related-work review found no prior study to have reported: whether</w:t>
+      </w:r>
+      <w:r>
+        <w:t xml:space="preserve"> </w:t>
+      </w:r>
+      <w:r>
+        <w:t xml:space="preserve">causal filtering plus conformal calibration measurably improves root-cause</w:t>
+      </w:r>
+      <w:r>
+        <w:t xml:space="preserve"> </w:t>
+      </w:r>
+      <w:r>
+        <w:t xml:space="preserve">precision and selective-prediction risk over attribution alone.</w:t>
+      </w:r>
+    </w:p>
+    <w:bookmarkEnd w:id="86"/>
+    <w:bookmarkStart w:id="87" w:name="ix.-practical-implications"/>
+    <w:p>
+      <w:pPr>
+        <w:pStyle w:val="Heading1"/>
+      </w:pPr>
+      <w:r>
+        <w:t xml:space="preserve">IX. Practical Implications</w:t>
       </w:r>
     </w:p>
     <w:p>
       <w:pPr>
-        <w:pStyle w:val="BodyText"/>
-      </w:pPr>
-      <w:r>
-        <w:rPr>
-          <w:bCs/>
-          <w:b/>
-        </w:rPr>
-        <w:t xml:space="preserve">Granger causality is not proof of causation.</w:t>
-      </w:r>
-      <w:r>
-        <w:t xml:space="preserve"> </w:t>
-      </w:r>
-      <w:r>
-        <w:t xml:space="preserve">The verdicts in Section VI.4</w:t>
-      </w:r>
-      <w:r>
-        <w:t xml:space="preserve"> </w:t>
-      </w:r>
-      <w:r>
-        <w:t xml:space="preserve">reflect temporal-precedence evidence from an observational test, not</w:t>
-      </w:r>
-      <w:r>
-        <w:t xml:space="preserve"> </w:t>
-      </w:r>
-      <w:r>
-        <w:t xml:space="preserve">intervention. Neither dataset provides a configuration-change log that could</w:t>
-      </w:r>
-      <w:r>
-        <w:t xml:space="preserve"> </w:t>
-      </w:r>
-      <w:r>
-        <w:t xml:space="preserve">serve as a quasi-experiment.</w:t>
+        <w:pStyle w:val="FirstParagraph"/>
+      </w:pPr>
+      <w:r>
+        <w:t xml:space="preserve">For practitioners, four design choices in TrustNet-RCA are directly</w:t>
+      </w:r>
+      <w:r>
+        <w:t xml:space="preserve"> </w:t>
+      </w:r>
+      <w:r>
+        <w:t xml:space="preserve">actionable regardless of the specific models used. First, treat prediction,</w:t>
+      </w:r>
+      <w:r>
+        <w:t xml:space="preserve"> </w:t>
+      </w:r>
+      <w:r>
+        <w:t xml:space="preserve">attribution, causal filtering, explanation, and calibration as separately</w:t>
+      </w:r>
+      <w:r>
+        <w:t xml:space="preserve"> </w:t>
+      </w:r>
+      <w:r>
+        <w:t xml:space="preserve">monitored pipeline stages, so that a regression in one is not masked by</w:t>
+      </w:r>
+      <w:r>
+        <w:t xml:space="preserve"> </w:t>
+      </w:r>
+      <w:r>
+        <w:t xml:space="preserve">another. Second, report lead time, root-cause accuracy, and per-fault-type</w:t>
+      </w:r>
+      <w:r>
+        <w:t xml:space="preserve"> </w:t>
+      </w:r>
+      <w:r>
+        <w:t xml:space="preserve">performance per incident rather than only pooled: Section VI.1 shows AUPRC</w:t>
+      </w:r>
+      <w:r>
+        <w:t xml:space="preserve"> </w:t>
+      </w:r>
+      <w:r>
+        <w:t xml:space="preserve">spanning 0.101 to 0.823 across anomaly types while AUROC stays within a</w:t>
+      </w:r>
+      <w:r>
+        <w:t xml:space="preserve"> </w:t>
+      </w:r>
+      <w:r>
+        <w:t xml:space="preserve">narrow 0.877-0.971 band, so an aggregate score (particularly an aggregate</w:t>
+      </w:r>
+      <w:r>
+        <w:t xml:space="preserve"> </w:t>
+      </w:r>
+      <w:r>
+        <w:t xml:space="preserve">AUROC) can conceal that a system is close to unusable on entire fault</w:t>
+      </w:r>
+      <w:r>
+        <w:t xml:space="preserve"> </w:t>
+      </w:r>
+      <w:r>
+        <w:t xml:space="preserve">families.</w:t>
       </w:r>
     </w:p>
     <w:p>
@@ -18387,423 +18263,43 @@
         <w:pStyle w:val="BodyText"/>
       </w:pPr>
       <w:r>
-        <w:rPr>
-          <w:bCs/>
-          <w:b/>
-        </w:rPr>
-        <w:t xml:space="preserve">Illustrative, not fitted, topology experiment.</w:t>
-      </w:r>
-      <w:r>
-        <w:t xml:space="preserve"> </w:t>
-      </w:r>
-      <w:r>
-        <w:t xml:space="preserve">Section VI.8 uses a</w:t>
-      </w:r>
-      <w:r>
-        <w:t xml:space="preserve"> </w:t>
-      </w:r>
-      <w:r>
-        <w:t xml:space="preserve">hand-specified synthetic topology and injected severities. It demonstrates a</w:t>
-      </w:r>
-      <w:r>
-        <w:t xml:space="preserve"> </w:t>
-      </w:r>
-      <w:r>
-        <w:t xml:space="preserve">mechanism, not a validated capability on real network topology.</w:t>
-      </w:r>
-    </w:p>
-    <w:p>
-      <w:pPr>
-        <w:pStyle w:val="BodyText"/>
-      </w:pPr>
-      <w:r>
-        <w:rPr>
-          <w:bCs/>
-          <w:b/>
-        </w:rPr>
-        <w:t xml:space="preserve">No production or robustness evaluation.</w:t>
-      </w:r>
-      <w:r>
-        <w:t xml:space="preserve"> </w:t>
-      </w:r>
-      <w:r>
-        <w:t xml:space="preserve">No deployed system exists to</w:t>
-      </w:r>
-      <w:r>
-        <w:t xml:space="preserve"> </w:t>
-      </w:r>
-      <w:r>
-        <w:t xml:space="preserve">report latency or throughput SLAs against, and no adversarial-input,</w:t>
-      </w:r>
-      <w:r>
-        <w:t xml:space="preserve"> </w:t>
-      </w:r>
-      <w:r>
-        <w:t xml:space="preserve">alarm-storm, missing-telemetry, or drift tests were run.</w:t>
-      </w:r>
-    </w:p>
-    <w:bookmarkEnd w:id="86"/>
-    <w:bookmarkStart w:id="87" w:name="Xd3ffd8d7854b4d1774f80580cf68f0c098a48ba"/>
-    <w:p>
-      <w:pPr>
-        <w:pStyle w:val="Heading1"/>
-      </w:pPr>
-      <w:r>
-        <w:t xml:space="preserve">IX. Practical Implications and Future Work</w:t>
-      </w:r>
-    </w:p>
-    <w:p>
-      <w:pPr>
-        <w:pStyle w:val="FirstParagraph"/>
-      </w:pPr>
-      <w:r>
-        <w:t xml:space="preserve">For practitioners, four design choices in TrustNet-RCA are directly</w:t>
-      </w:r>
-      <w:r>
-        <w:t xml:space="preserve"> </w:t>
-      </w:r>
-      <w:r>
-        <w:t xml:space="preserve">actionable regardless of the specific models used. First, treat prediction,</w:t>
-      </w:r>
-      <w:r>
-        <w:t xml:space="preserve"> </w:t>
-      </w:r>
-      <w:r>
-        <w:t xml:space="preserve">attribution, causal filtering, explanation, and calibration as separately</w:t>
-      </w:r>
-      <w:r>
-        <w:t xml:space="preserve"> </w:t>
-      </w:r>
-      <w:r>
-        <w:t xml:space="preserve">monitored pipeline stages, so that a regression in one is not masked by</w:t>
-      </w:r>
-      <w:r>
-        <w:t xml:space="preserve"> </w:t>
-      </w:r>
-      <w:r>
-        <w:t xml:space="preserve">another. Second, report lead time, root-cause accuracy, and per-fault-type</w:t>
-      </w:r>
-      <w:r>
-        <w:t xml:space="preserve"> </w:t>
-      </w:r>
-      <w:r>
-        <w:t xml:space="preserve">performance per incident rather than only pooled: Section VI.1 shows AUPRC</w:t>
-      </w:r>
-      <w:r>
-        <w:t xml:space="preserve"> </w:t>
-      </w:r>
-      <w:r>
-        <w:t xml:space="preserve">spanning 0.101 to 0.823 across anomaly types while AUROC stays within a</w:t>
-      </w:r>
-      <w:r>
-        <w:t xml:space="preserve"> </w:t>
-      </w:r>
-      <w:r>
-        <w:t xml:space="preserve">narrow 0.877-0.971 band, so an aggregate score (particularly an aggregate</w:t>
-      </w:r>
-      <w:r>
-        <w:t xml:space="preserve"> </w:t>
-      </w:r>
-      <w:r>
-        <w:t xml:space="preserve">AUROC) can conceal that a system is close to unusable on entire fault</w:t>
-      </w:r>
-      <w:r>
-        <w:t xml:space="preserve"> </w:t>
-      </w:r>
-      <w:r>
-        <w:t xml:space="preserve">families. Third, use a conformal or similarly calibrated abstention signal</w:t>
-      </w:r>
-      <w:r>
-        <w:t xml:space="preserve"> </w:t>
-      </w:r>
-      <w:r>
-        <w:t xml:space="preserve">to route low-confidence cases to a human rather than resolving them</w:t>
-      </w:r>
-      <w:r>
-        <w:t xml:space="preserve"> </w:t>
-      </w:r>
-      <w:r>
-        <w:t xml:space="preserve">silently. Fourth, and following directly from Section VI.5: do not gate that</w:t>
-      </w:r>
-      <w:r>
-        <w:t xml:space="preserve"> </w:t>
-      </w:r>
-      <w:r>
-        <w:t xml:space="preserve">escalation on a composite trust score assembled from the model’s own</w:t>
-      </w:r>
-      <w:r>
-        <w:t xml:space="preserve"> </w:t>
-      </w:r>
-      <w:r>
-        <w:t xml:space="preserve">confidence and explanation-quality signals until that score has been</w:t>
-      </w:r>
-      <w:r>
-        <w:t xml:space="preserve"> </w:t>
-      </w:r>
-      <w:r>
-        <w:t xml:space="preserve">validated against localization ground truth, because on this evidence it</w:t>
-      </w:r>
-      <w:r>
-        <w:t xml:space="preserve"> </w:t>
-      </w:r>
-      <w:r>
-        <w:t xml:space="preserve">would not separate correct diagnoses from incorrect ones.</w:t>
-      </w:r>
-    </w:p>
-    <w:p>
-      <w:pPr>
-        <w:pStyle w:val="BodyText"/>
-      </w:pPr>
-      <w:r>
-        <w:t xml:space="preserve">Four experiments follow immediately from what Section VI does not establish,</w:t>
-      </w:r>
-      <w:r>
-        <w:t xml:space="preserve"> </w:t>
-      </w:r>
-      <w:r>
-        <w:t xml:space="preserve">in rough order of how much they would change the paper’s claims.</w:t>
-      </w:r>
-    </w:p>
-    <w:p>
-      <w:pPr>
-        <w:pStyle w:val="BodyText"/>
-      </w:pPr>
-      <w:r>
-        <w:rPr>
-          <w:iCs/>
-          <w:i/>
-        </w:rPr>
-        <w:t xml:space="preserve">Score localization on the telecom legs.</w:t>
-      </w:r>
-      <w:r>
-        <w:t xml:space="preserve"> </w:t>
-      </w:r>
-      <w:r>
-        <w:t xml:space="preserve">This is the largest gap. Both</w:t>
-      </w:r>
-      <w:r>
-        <w:t xml:space="preserve"> </w:t>
-      </w:r>
-      <w:r>
-        <w:t xml:space="preserve">TelecomTS (named</w:t>
-      </w:r>
-      <w:r>
-        <w:t xml:space="preserve"> </w:t>
-      </w:r>
-      <w:r>
-        <w:rPr>
-          <w:rStyle w:val="VerbatimChar"/>
-        </w:rPr>
-        <w:t xml:space="preserve">affected_kpis</w:t>
-      </w:r>
-      <w:r>
-        <w:t xml:space="preserve">) and RCAEval (root-cause service and</w:t>
-      </w:r>
-      <w:r>
-        <w:t xml:space="preserve"> </w:t>
-      </w:r>
-      <w:r>
-        <w:t xml:space="preserve">indicator) ship localization ground truth, and both loaders already expose</w:t>
-      </w:r>
-      <w:r>
-        <w:t xml:space="preserve"> </w:t>
-      </w:r>
-      <w:r>
-        <w:t xml:space="preserve">it; the fixed-k metrics of Section V.6 are implemented. Until this is run,</w:t>
-      </w:r>
-      <w:r>
-        <w:t xml:space="preserve"> </w:t>
-      </w:r>
-      <w:r>
-        <w:t xml:space="preserve">attribution quality is a claim about server telemetry only, and the</w:t>
-      </w:r>
-      <w:r>
-        <w:t xml:space="preserve"> </w:t>
-      </w:r>
-      <w:r>
-        <w:t xml:space="preserve">confidence-quality finding of Section VI.5 rests on eight events.</w:t>
-      </w:r>
-    </w:p>
-    <w:p>
-      <w:pPr>
-        <w:pStyle w:val="BodyText"/>
-      </w:pPr>
-      <w:r>
-        <w:rPr>
-          <w:iCs/>
-          <w:i/>
-        </w:rPr>
-        <w:t xml:space="preserve">Extend the conformal layer to the telecom legs.</w:t>
-      </w:r>
-      <w:r>
-        <w:t xml:space="preserve"> </w:t>
-      </w:r>
-      <w:r>
-        <w:t xml:space="preserve">CALIB blocks are built</w:t>
-      </w:r>
-      <w:r>
-        <w:t xml:space="preserve"> </w:t>
-      </w:r>
-      <w:r>
-        <w:t xml:space="preserve">and held out for TelecomTS and RCAEval but unused. The coverage guarantee is</w:t>
-      </w:r>
-      <w:r>
-        <w:t xml:space="preserve"> </w:t>
-      </w:r>
-      <w:r>
-        <w:t xml:space="preserve">distribution-free in theory; demonstrating it at 10 Hz on radio telemetry is</w:t>
-      </w:r>
-      <w:r>
-        <w:t xml:space="preserve"> </w:t>
-      </w:r>
-      <w:r>
-        <w:t xml:space="preserve">the test that matters operationally.</w:t>
-      </w:r>
-    </w:p>
-    <w:p>
-      <w:pPr>
-        <w:pStyle w:val="BodyText"/>
-      </w:pPr>
-      <w:r>
-        <w:rPr>
-          <w:iCs/>
-          <w:i/>
-        </w:rPr>
-        <w:t xml:space="preserve">Statistical validation.</w:t>
-      </w:r>
-      <w:r>
-        <w:t xml:space="preserve"> </w:t>
-      </w:r>
-      <w:r>
-        <w:t xml:space="preserve">Multi-seed runs with paired significance tests and</w:t>
-      </w:r>
-      <w:r>
-        <w:t xml:space="preserve"> </w:t>
-      </w:r>
-      <w:r>
-        <w:t xml:space="preserve">effect sizes across all three legs, which no result in this paper currently</w:t>
-      </w:r>
-      <w:r>
-        <w:t xml:space="preserve"> </w:t>
-      </w:r>
-      <w:r>
-        <w:t xml:space="preserve">carries, and which the eight-event Component 4 analysis needs most.</w:t>
-      </w:r>
-    </w:p>
-    <w:p>
-      <w:pPr>
-        <w:pStyle w:val="BodyText"/>
-      </w:pPr>
-      <w:r>
-        <w:rPr>
-          <w:iCs/>
-          <w:i/>
-        </w:rPr>
-        <w:t xml:space="preserve">Broaden the RCA leg and add external baselines.</w:t>
-      </w:r>
-      <w:r>
-        <w:t xml:space="preserve"> </w:t>
-      </w:r>
-      <w:r>
-        <w:t xml:space="preserve">RE1 / Online Boutique is</w:t>
-      </w:r>
-      <w:r>
-        <w:t xml:space="preserve"> </w:t>
-      </w:r>
-      <w:r>
-        <w:t xml:space="preserve">123 of RCAEval’s 735 cases; Sock Shop, Train Ticket, and the RE2/RE3 multi-</w:t>
-      </w:r>
-      <w:r>
-        <w:t xml:space="preserve"> </w:t>
-      </w:r>
-      <w:r>
-        <w:t xml:space="preserve">source suites remain untouched. Comparison against MicroRCA [13],</w:t>
-      </w:r>
-      <w:r>
-        <w:t xml:space="preserve"> </w:t>
-      </w:r>
-      <w:r>
-        <w:t xml:space="preserve">CausalRCA, RCD, and epsilon-Diagnosis is required before any comparative</w:t>
-      </w:r>
-      <w:r>
-        <w:t xml:space="preserve"> </w:t>
-      </w:r>
-      <w:r>
-        <w:t xml:space="preserve">claim, as is the joint ablation that this paper’s related-work review found</w:t>
-      </w:r>
-      <w:r>
-        <w:t xml:space="preserve"> </w:t>
-      </w:r>
-      <w:r>
-        <w:t xml:space="preserve">no prior study to have reported: does causal filtering plus conformal</w:t>
-      </w:r>
-      <w:r>
-        <w:t xml:space="preserve"> </w:t>
-      </w:r>
-      <w:r>
-        <w:t xml:space="preserve">calibration measurably improve root-cause precision and selective-prediction</w:t>
-      </w:r>
-      <w:r>
-        <w:t xml:space="preserve"> </w:t>
-      </w:r>
-      <w:r>
-        <w:t xml:space="preserve">risk over attribution alone?</w:t>
-      </w:r>
-    </w:p>
-    <w:p>
-      <w:pPr>
-        <w:pStyle w:val="BodyText"/>
-      </w:pPr>
-      <w:r>
-        <w:t xml:space="preserve">Beyond that, two lines are worth naming. The causal-evidence signal of</w:t>
-      </w:r>
-      <w:r>
-        <w:t xml:space="preserve"> </w:t>
-      </w:r>
-      <w:r>
-        <w:t xml:space="preserve">Component 3 should be tested as the localization-quality signal that Section</w:t>
-      </w:r>
-      <w:r>
-        <w:t xml:space="preserve"> </w:t>
-      </w:r>
-      <w:r>
-        <w:t xml:space="preserve">6.5’s candidates failed to provide. And a controlled human-subjects study</w:t>
-      </w:r>
-      <w:r>
-        <w:t xml:space="preserve"> </w:t>
-      </w:r>
-      <w:r>
-        <w:t xml:space="preserve">should test whether exposing the causal-versus-correlational distinction and</w:t>
-      </w:r>
-      <w:r>
-        <w:t xml:space="preserve"> </w:t>
-      </w:r>
-      <w:r>
-        <w:t xml:space="preserve">the abstention flag actually changes engineer diagnostic accuracy and</w:t>
-      </w:r>
-      <w:r>
-        <w:t xml:space="preserve"> </w:t>
-      </w:r>
-      <w:r>
-        <w:t xml:space="preserve">calibrated trust, a gap independently identified by a systematic review of</w:t>
-      </w:r>
-      <w:r>
-        <w:t xml:space="preserve"> </w:t>
-      </w:r>
-      <w:r>
-        <w:t xml:space="preserve">XAI human-evaluation methodology [21]. A third, higher-risk line,</w:t>
-      </w:r>
-      <w:r>
-        <w:t xml:space="preserve"> </w:t>
-      </w:r>
-      <w:r>
-        <w:t xml:space="preserve">contingent on data access, is validation on real RAN-level KPI telemetry</w:t>
-      </w:r>
-      <w:r>
-        <w:t xml:space="preserve"> </w:t>
-      </w:r>
-      <w:r>
-        <w:t xml:space="preserve">against the published GNN+Transformer RAN RCA system [12].</w:t>
+        <w:t xml:space="preserve">Third, use a conformal or similarly calibrated abstention signal to route</w:t>
+      </w:r>
+      <w:r>
+        <w:t xml:space="preserve"> </w:t>
+      </w:r>
+      <w:r>
+        <w:t xml:space="preserve">low-confidence cases to a human rather than resolving them silently. Fourth,</w:t>
+      </w:r>
+      <w:r>
+        <w:t xml:space="preserve"> </w:t>
+      </w:r>
+      <w:r>
+        <w:t xml:space="preserve">and following directly from Section VI.5: do not gate that escalation on a</w:t>
+      </w:r>
+      <w:r>
+        <w:t xml:space="preserve"> </w:t>
+      </w:r>
+      <w:r>
+        <w:t xml:space="preserve">composite trust score assembled from the model’s own confidence and</w:t>
+      </w:r>
+      <w:r>
+        <w:t xml:space="preserve"> </w:t>
+      </w:r>
+      <w:r>
+        <w:t xml:space="preserve">explanation-quality signals until that score has been validated against</w:t>
+      </w:r>
+      <w:r>
+        <w:t xml:space="preserve"> </w:t>
+      </w:r>
+      <w:r>
+        <w:t xml:space="preserve">localization ground truth, because on this evidence it would not separate</w:t>
+      </w:r>
+      <w:r>
+        <w:t xml:space="preserve"> </w:t>
+      </w:r>
+      <w:r>
+        <w:t xml:space="preserve">correct diagnoses from incorrect ones.</w:t>
       </w:r>
     </w:p>
     <w:bookmarkEnd w:id="87"/>
@@ -18845,13 +18341,13 @@
         <w:t xml:space="preserve"> </w:t>
       </w:r>
       <w:r>
-        <w:t xml:space="preserve">under one identical method across a 5G RAN benchmark (TelecomTS), a service-</w:t>
-      </w:r>
-      <w:r>
-        <w:t xml:space="preserve"> </w:t>
-      </w:r>
-      <w:r>
-        <w:t xml:space="preserve">management RCA benchmark (RCAEval), and an out-of-domain server telemetry</w:t>
+        <w:t xml:space="preserve">under one identical method across a 5G RAN benchmark (TelecomTS), a</w:t>
+      </w:r>
+      <w:r>
+        <w:t xml:space="preserve"> </w:t>
+      </w:r>
+      <w:r>
+        <w:t xml:space="preserve">service-management RCA benchmark (RCAEval), and an out-of-domain server telemetry</w:t>
       </w:r>
       <w:r>
         <w:t xml:space="preserve"> </w:t>
@@ -19007,7 +18503,7 @@
         <w:t xml:space="preserve"> </w:t>
       </w:r>
       <w:r>
-        <w:t xml:space="preserve">validated study defined in Section IX, which we intend as the next stage of</w:t>
+        <w:t xml:space="preserve">validated study defined in Section VIII, which we intend as the next stage of</w:t>
       </w:r>
       <w:r>
         <w:t xml:space="preserve"> </w:t>
